--- a/doc/1.docx
+++ b/doc/1.docx
@@ -446,30 +446,14 @@
           <w:sz w:val="40"/>
           <w:szCs w:val="40"/>
         </w:rPr>
-        <w:t xml:space="preserve"> </w:t>
-      </w:r>
-      <w:proofErr w:type="gramStart"/>
-      <w:r>
-        <w:rPr>
-          <w:sz w:val="40"/>
-          <w:szCs w:val="40"/>
-        </w:rPr>
-        <w:t xml:space="preserve">framework </w:t>
-      </w:r>
-      <w:r>
-        <w:rPr>
-          <w:sz w:val="40"/>
-          <w:szCs w:val="40"/>
-        </w:rPr>
-        <w:t>.</w:t>
-      </w:r>
-      <w:proofErr w:type="gramEnd"/>
-      <w:r>
-        <w:rPr>
-          <w:sz w:val="40"/>
-          <w:szCs w:val="40"/>
-        </w:rPr>
-        <w:t xml:space="preserve"> </w:t>
+        <w:t xml:space="preserve"> framework </w:t>
+      </w:r>
+      <w:r>
+        <w:rPr>
+          <w:sz w:val="40"/>
+          <w:szCs w:val="40"/>
+        </w:rPr>
+        <w:t xml:space="preserve">. </w:t>
       </w:r>
       <w:proofErr w:type="spellStart"/>
       <w:r>
@@ -1434,23 +1418,7 @@
           <w:sz w:val="40"/>
           <w:szCs w:val="40"/>
         </w:rPr>
-        <w:t xml:space="preserve"> tight coupling (remove glue code), simplify app configuration, </w:t>
-      </w:r>
-      <w:proofErr w:type="gramStart"/>
-      <w:r>
-        <w:rPr>
-          <w:sz w:val="40"/>
-          <w:szCs w:val="40"/>
-        </w:rPr>
-        <w:t>Manage</w:t>
-      </w:r>
-      <w:proofErr w:type="gramEnd"/>
-      <w:r>
-        <w:rPr>
-          <w:sz w:val="40"/>
-          <w:szCs w:val="40"/>
-        </w:rPr>
-        <w:t xml:space="preserve"> common dependencies in a single repository (</w:t>
+        <w:t xml:space="preserve"> tight coupling (remove glue code), simplify app configuration, Manage common dependencies in a single repository (</w:t>
       </w:r>
       <w:proofErr w:type="spellStart"/>
       <w:r>
@@ -1482,23 +1450,7 @@
           <w:sz w:val="40"/>
           <w:szCs w:val="40"/>
         </w:rPr>
-        <w:t xml:space="preserve"> </w:t>
-      </w:r>
-      <w:proofErr w:type="gramStart"/>
-      <w:r>
-        <w:rPr>
-          <w:sz w:val="40"/>
-          <w:szCs w:val="40"/>
-        </w:rPr>
-        <w:t>he</w:t>
-      </w:r>
-      <w:proofErr w:type="gramEnd"/>
-      <w:r>
-        <w:rPr>
-          <w:sz w:val="40"/>
-          <w:szCs w:val="40"/>
-        </w:rPr>
-        <w:t xml:space="preserve"> thong tap </w:t>
+        <w:t xml:space="preserve"> he thong tap </w:t>
       </w:r>
       <w:proofErr w:type="spellStart"/>
       <w:r>
@@ -1646,7 +1598,6 @@
         <w:t xml:space="preserve"> </w:t>
       </w:r>
       <w:proofErr w:type="spellStart"/>
-      <w:proofErr w:type="gramStart"/>
       <w:r>
         <w:rPr>
           <w:sz w:val="40"/>
@@ -1655,7 +1606,6 @@
         <w:t>thuoc.Dam</w:t>
       </w:r>
       <w:proofErr w:type="spellEnd"/>
-      <w:proofErr w:type="gramEnd"/>
       <w:r>
         <w:rPr>
           <w:sz w:val="40"/>
@@ -1772,23 +1722,7 @@
           <w:sz w:val="40"/>
           <w:szCs w:val="40"/>
         </w:rPr>
-        <w:t xml:space="preserve"> do </w:t>
-      </w:r>
-      <w:proofErr w:type="spellStart"/>
-      <w:r>
-        <w:rPr>
-          <w:sz w:val="40"/>
-          <w:szCs w:val="40"/>
-        </w:rPr>
-        <w:t>moi</w:t>
-      </w:r>
-      <w:proofErr w:type="spellEnd"/>
-      <w:r>
-        <w:rPr>
-          <w:sz w:val="40"/>
-          <w:szCs w:val="40"/>
-        </w:rPr>
-        <w:t xml:space="preserve"> </w:t>
+        <w:t xml:space="preserve"> do moi </w:t>
       </w:r>
       <w:proofErr w:type="spellStart"/>
       <w:r>
@@ -1992,17 +1926,8 @@
           <w:sz w:val="40"/>
           <w:szCs w:val="40"/>
         </w:rPr>
-        <w:t xml:space="preserve">: it </w:t>
-      </w:r>
-      <w:proofErr w:type="gramStart"/>
-      <w:r>
-        <w:rPr>
-          <w:sz w:val="40"/>
-          <w:szCs w:val="40"/>
-        </w:rPr>
-        <w:t>gap</w:t>
-      </w:r>
-      <w:proofErr w:type="gramEnd"/>
+        <w:t>: it gap</w:t>
+      </w:r>
     </w:p>
     <w:p>
       <w:pPr>
@@ -2051,23 +1976,7 @@
           <w:sz w:val="40"/>
           <w:szCs w:val="40"/>
         </w:rPr>
-        <w:t xml:space="preserve">+Inject Simple </w:t>
-      </w:r>
-      <w:proofErr w:type="gramStart"/>
-      <w:r>
-        <w:rPr>
-          <w:sz w:val="40"/>
-          <w:szCs w:val="40"/>
-        </w:rPr>
-        <w:t>Values: @</w:t>
-      </w:r>
-      <w:proofErr w:type="gramEnd"/>
-      <w:r>
-        <w:rPr>
-          <w:sz w:val="40"/>
-          <w:szCs w:val="40"/>
-        </w:rPr>
-        <w:t xml:space="preserve">Value, using </w:t>
+        <w:t xml:space="preserve">+Inject Simple Values: @Value, using </w:t>
       </w:r>
       <w:proofErr w:type="spellStart"/>
       <w:r>
@@ -2237,7 +2146,6 @@
         <w:t xml:space="preserve"> </w:t>
       </w:r>
       <w:proofErr w:type="spellStart"/>
-      <w:proofErr w:type="gramStart"/>
       <w:r>
         <w:rPr>
           <w:sz w:val="40"/>
@@ -2251,15 +2159,7 @@
           <w:sz w:val="40"/>
           <w:szCs w:val="40"/>
         </w:rPr>
-        <w:t>(</w:t>
-      </w:r>
-      <w:proofErr w:type="gramEnd"/>
-      <w:r>
-        <w:rPr>
-          <w:sz w:val="40"/>
-          <w:szCs w:val="40"/>
-        </w:rPr>
-        <w:t>).</w:t>
+        <w:t>().</w:t>
       </w:r>
     </w:p>
     <w:p>
@@ -2780,23 +2680,7 @@
           <w:sz w:val="40"/>
           <w:szCs w:val="40"/>
         </w:rPr>
-        <w:t>+@</w:t>
-      </w:r>
-      <w:proofErr w:type="gramStart"/>
-      <w:r>
-        <w:rPr>
-          <w:sz w:val="40"/>
-          <w:szCs w:val="40"/>
-        </w:rPr>
-        <w:t>Bean(</w:t>
-      </w:r>
-      <w:proofErr w:type="gramEnd"/>
-      <w:r>
-        <w:rPr>
-          <w:sz w:val="40"/>
-          <w:szCs w:val="40"/>
-        </w:rPr>
-        <w:t>) methods are names as method name.</w:t>
+        <w:t>+@Bean() methods are names as method name.</w:t>
       </w:r>
     </w:p>
     <w:p>
@@ -2826,46 +2710,14 @@
           <w:sz w:val="40"/>
           <w:szCs w:val="40"/>
         </w:rPr>
-        <w:t xml:space="preserve">+Customize Bean Naming </w:t>
-      </w:r>
-      <w:proofErr w:type="gramStart"/>
-      <w:r>
-        <w:rPr>
-          <w:sz w:val="40"/>
-          <w:szCs w:val="40"/>
-        </w:rPr>
-        <w:t>Style:</w:t>
-      </w:r>
-      <w:r>
-        <w:rPr>
-          <w:sz w:val="40"/>
-          <w:szCs w:val="40"/>
-        </w:rPr>
-        <w:t xml:space="preserve"> @</w:t>
-      </w:r>
-      <w:proofErr w:type="gramEnd"/>
-      <w:r>
-        <w:rPr>
-          <w:sz w:val="40"/>
-          <w:szCs w:val="40"/>
-        </w:rPr>
-        <w:t xml:space="preserve">Component(nameGenerato=class). The class </w:t>
-      </w:r>
-      <w:proofErr w:type="gramStart"/>
-      <w:r>
-        <w:rPr>
-          <w:sz w:val="40"/>
-          <w:szCs w:val="40"/>
-        </w:rPr>
-        <w:t>implement</w:t>
-      </w:r>
-      <w:proofErr w:type="gramEnd"/>
-      <w:r>
-        <w:rPr>
-          <w:sz w:val="40"/>
-          <w:szCs w:val="40"/>
-        </w:rPr>
-        <w:t xml:space="preserve"> </w:t>
+        <w:t>+Customize Bean Naming Style:</w:t>
+      </w:r>
+      <w:r>
+        <w:rPr>
+          <w:sz w:val="40"/>
+          <w:szCs w:val="40"/>
+        </w:rPr>
+        <w:t xml:space="preserve"> @Component(nameGenerato=class). The class implement </w:t>
       </w:r>
       <w:proofErr w:type="spellStart"/>
       <w:r>
@@ -5990,19 +5842,8 @@
           <w:sz w:val="40"/>
           <w:szCs w:val="40"/>
         </w:rPr>
-        <w:t xml:space="preserve">Bean </w:t>
-      </w:r>
-      <w:proofErr w:type="gramStart"/>
-      <w:r>
-        <w:rPr>
-          <w:b/>
-          <w:bCs/>
-          <w:sz w:val="40"/>
-          <w:szCs w:val="40"/>
-        </w:rPr>
-        <w:t>Life-Cycle</w:t>
-      </w:r>
-      <w:proofErr w:type="gramEnd"/>
+        <w:t>Bean Life-Cycle</w:t>
+      </w:r>
       <w:r>
         <w:rPr>
           <w:sz w:val="40"/>
@@ -7078,21 +6919,12 @@
         <w:t xml:space="preserve"> (</w:t>
       </w:r>
       <w:proofErr w:type="spellStart"/>
-      <w:proofErr w:type="gramStart"/>
-      <w:r>
-        <w:rPr>
-          <w:sz w:val="40"/>
-          <w:szCs w:val="40"/>
-        </w:rPr>
-        <w:t>spring.profiles</w:t>
-      </w:r>
-      <w:proofErr w:type="gramEnd"/>
-      <w:r>
-        <w:rPr>
-          <w:sz w:val="40"/>
-          <w:szCs w:val="40"/>
-        </w:rPr>
-        <w:t>.active</w:t>
+      <w:r>
+        <w:rPr>
+          <w:sz w:val="40"/>
+          <w:szCs w:val="40"/>
+        </w:rPr>
+        <w:t>spring.profiles.active</w:t>
       </w:r>
       <w:proofErr w:type="spellEnd"/>
       <w:r>
@@ -7183,7 +7015,6 @@
         <w:t xml:space="preserve"> (java -jar app.jar -</w:t>
       </w:r>
       <w:proofErr w:type="spellStart"/>
-      <w:proofErr w:type="gramStart"/>
       <w:r>
         <w:rPr>
           <w:sz w:val="40"/>
@@ -7192,7 +7023,6 @@
         <w:t>Dspring.profiles.active</w:t>
       </w:r>
       <w:proofErr w:type="spellEnd"/>
-      <w:proofErr w:type="gramEnd"/>
       <w:r>
         <w:rPr>
           <w:sz w:val="40"/>
@@ -8161,23 +7991,7 @@
           <w:sz w:val="40"/>
           <w:szCs w:val="40"/>
         </w:rPr>
-        <w:t>+</w:t>
-      </w:r>
-      <w:proofErr w:type="gramStart"/>
-      <w:r>
-        <w:rPr>
-          <w:sz w:val="40"/>
-          <w:szCs w:val="40"/>
-        </w:rPr>
-        <w:t>Core</w:t>
-      </w:r>
-      <w:proofErr w:type="gramEnd"/>
-      <w:r>
-        <w:rPr>
-          <w:sz w:val="40"/>
-          <w:szCs w:val="40"/>
-        </w:rPr>
-        <w:t xml:space="preserve"> architecture of Spring AOP is based on proxies. Advised instance is created by </w:t>
+        <w:t xml:space="preserve">+Core architecture of Spring AOP is based on proxies. Advised instance is created by </w:t>
       </w:r>
       <w:proofErr w:type="spellStart"/>
       <w:r>
@@ -8195,23 +8009,7 @@
           <w:sz w:val="40"/>
           <w:szCs w:val="40"/>
         </w:rPr>
-        <w:t xml:space="preserve">. At runtime, Spring analyzes crosscutting concerns defined for </w:t>
-      </w:r>
-      <w:proofErr w:type="gramStart"/>
-      <w:r>
-        <w:rPr>
-          <w:sz w:val="40"/>
-          <w:szCs w:val="40"/>
-        </w:rPr>
-        <w:t>bean</w:t>
-      </w:r>
-      <w:proofErr w:type="gramEnd"/>
-      <w:r>
-        <w:rPr>
-          <w:sz w:val="40"/>
-          <w:szCs w:val="40"/>
-        </w:rPr>
-        <w:t xml:space="preserve"> in </w:t>
+        <w:t xml:space="preserve">. At runtime, Spring analyzes crosscutting concerns defined for bean in </w:t>
       </w:r>
       <w:proofErr w:type="spellStart"/>
       <w:r>
@@ -8227,23 +8025,7 @@
           <w:sz w:val="40"/>
           <w:szCs w:val="40"/>
         </w:rPr>
-        <w:t xml:space="preserve">, </w:t>
-      </w:r>
-      <w:proofErr w:type="gramStart"/>
-      <w:r>
-        <w:rPr>
-          <w:sz w:val="40"/>
-          <w:szCs w:val="40"/>
-        </w:rPr>
-        <w:t>generate</w:t>
-      </w:r>
-      <w:proofErr w:type="gramEnd"/>
-      <w:r>
-        <w:rPr>
-          <w:sz w:val="40"/>
-          <w:szCs w:val="40"/>
-        </w:rPr>
-        <w:t xml:space="preserve"> proxy bean dynamically.</w:t>
+        <w:t>, generate proxy bean dynamically.</w:t>
       </w:r>
     </w:p>
     <w:p>
@@ -8324,23 +8106,7 @@
           <w:sz w:val="40"/>
           <w:szCs w:val="40"/>
         </w:rPr>
-        <w:t xml:space="preserve"> type: Before, After-returning, After(finally</w:t>
-      </w:r>
-      <w:proofErr w:type="gramStart"/>
-      <w:r>
-        <w:rPr>
-          <w:sz w:val="40"/>
-          <w:szCs w:val="40"/>
-        </w:rPr>
-        <w:t>),  Throws</w:t>
-      </w:r>
-      <w:proofErr w:type="gramEnd"/>
-      <w:r>
-        <w:rPr>
-          <w:sz w:val="40"/>
-          <w:szCs w:val="40"/>
-        </w:rPr>
-        <w:t>, Around</w:t>
+        <w:t xml:space="preserve"> type: Before, After-returning, After(finally),  Throws, Around</w:t>
       </w:r>
     </w:p>
     <w:p>
@@ -8723,23 +8489,7 @@
           <w:sz w:val="40"/>
           <w:szCs w:val="40"/>
         </w:rPr>
-        <w:t xml:space="preserve"> sung (</w:t>
-      </w:r>
-      <w:proofErr w:type="gramStart"/>
-      <w:r>
-        <w:rPr>
-          <w:sz w:val="40"/>
-          <w:szCs w:val="40"/>
-        </w:rPr>
-        <w:t>advices</w:t>
-      </w:r>
-      <w:proofErr w:type="gramEnd"/>
-      <w:r>
-        <w:rPr>
-          <w:sz w:val="40"/>
-          <w:szCs w:val="40"/>
-        </w:rPr>
-        <w:t xml:space="preserve">) </w:t>
+        <w:t xml:space="preserve"> sung (advices) </w:t>
       </w:r>
       <w:proofErr w:type="spellStart"/>
       <w:r>
@@ -8902,7 +8652,6 @@
         <w:t xml:space="preserve">: JDK Dynamic </w:t>
       </w:r>
       <w:proofErr w:type="spellStart"/>
-      <w:proofErr w:type="gramStart"/>
       <w:r>
         <w:rPr>
           <w:sz w:val="40"/>
@@ -8911,7 +8660,6 @@
         <w:t>proxy,CGLIB</w:t>
       </w:r>
       <w:proofErr w:type="spellEnd"/>
-      <w:proofErr w:type="gramEnd"/>
       <w:r>
         <w:rPr>
           <w:sz w:val="40"/>
@@ -11045,17 +10793,8 @@
           <w:sz w:val="40"/>
           <w:szCs w:val="40"/>
         </w:rPr>
-        <w:t xml:space="preserve">, </w:t>
-      </w:r>
-      <w:proofErr w:type="gramStart"/>
-      <w:r>
-        <w:rPr>
-          <w:sz w:val="40"/>
-          <w:szCs w:val="40"/>
-        </w:rPr>
-        <w:t>Non-repeatable</w:t>
-      </w:r>
-      <w:proofErr w:type="gramEnd"/>
+        <w:t>, Non-repeatable</w:t>
+      </w:r>
       <w:r>
         <w:rPr>
           <w:sz w:val="40"/>
@@ -12427,23 +12166,7 @@
           <w:sz w:val="40"/>
           <w:szCs w:val="40"/>
         </w:rPr>
-        <w:t xml:space="preserve"> extends 2 </w:t>
-      </w:r>
-      <w:proofErr w:type="gramStart"/>
-      <w:r>
-        <w:rPr>
-          <w:sz w:val="40"/>
-          <w:szCs w:val="40"/>
-        </w:rPr>
-        <w:t>interface</w:t>
-      </w:r>
-      <w:proofErr w:type="gramEnd"/>
-      <w:r>
-        <w:rPr>
-          <w:sz w:val="40"/>
-          <w:szCs w:val="40"/>
-        </w:rPr>
-        <w:t xml:space="preserve">: </w:t>
+        <w:t xml:space="preserve"> extends 2 interface: </w:t>
       </w:r>
       <w:proofErr w:type="spellStart"/>
       <w:r>
@@ -13640,7 +13363,6 @@
         <w:t xml:space="preserve"> (@ExceptionHandler), </w:t>
       </w:r>
       <w:proofErr w:type="spellStart"/>
-      <w:proofErr w:type="gramStart"/>
       <w:r>
         <w:rPr>
           <w:sz w:val="40"/>
@@ -13655,15 +13377,7 @@
           <w:sz w:val="40"/>
           <w:szCs w:val="40"/>
         </w:rPr>
-        <w:t>(</w:t>
-      </w:r>
-      <w:proofErr w:type="gramEnd"/>
-      <w:r>
-        <w:rPr>
-          <w:sz w:val="40"/>
-          <w:szCs w:val="40"/>
-        </w:rPr>
-        <w:t xml:space="preserve">@ResponseStatus, </w:t>
+        <w:t xml:space="preserve">(@ResponseStatus, </w:t>
       </w:r>
       <w:proofErr w:type="spellStart"/>
       <w:r>
@@ -13953,7 +13667,6 @@
         <w:t xml:space="preserve"> </w:t>
       </w:r>
       <w:proofErr w:type="spellStart"/>
-      <w:proofErr w:type="gramStart"/>
       <w:r>
         <w:rPr>
           <w:sz w:val="40"/>
@@ -14090,7 +13803,6 @@
         <w:t>mật</w:t>
       </w:r>
       <w:proofErr w:type="spellEnd"/>
-      <w:proofErr w:type="gramEnd"/>
       <w:r>
         <w:rPr>
           <w:sz w:val="40"/>
@@ -14632,7 +14344,6 @@
         <w:t xml:space="preserve"> </w:t>
       </w:r>
       <w:proofErr w:type="spellStart"/>
-      <w:proofErr w:type="gramStart"/>
       <w:r>
         <w:rPr>
           <w:sz w:val="40"/>
@@ -14646,15 +14357,7 @@
           <w:sz w:val="40"/>
           <w:szCs w:val="40"/>
         </w:rPr>
-        <w:t>(</w:t>
-      </w:r>
-      <w:proofErr w:type="gramEnd"/>
-      <w:r>
-        <w:rPr>
-          <w:sz w:val="40"/>
-          <w:szCs w:val="40"/>
-        </w:rPr>
-        <w:t>)</w:t>
+        <w:t>()</w:t>
       </w:r>
     </w:p>
     <w:p>
@@ -14827,23 +14530,7 @@
           <w:sz w:val="40"/>
           <w:szCs w:val="40"/>
         </w:rPr>
-        <w:t xml:space="preserve">-Spring Schedule: Tu </w:t>
-      </w:r>
-      <w:proofErr w:type="gramStart"/>
-      <w:r>
-        <w:rPr>
-          <w:sz w:val="40"/>
-          <w:szCs w:val="40"/>
-        </w:rPr>
-        <w:t>dong</w:t>
-      </w:r>
-      <w:proofErr w:type="gramEnd"/>
-      <w:r>
-        <w:rPr>
-          <w:sz w:val="40"/>
-          <w:szCs w:val="40"/>
-        </w:rPr>
-        <w:t xml:space="preserve"> </w:t>
+        <w:t xml:space="preserve">-Spring Schedule: Tu dong </w:t>
       </w:r>
       <w:proofErr w:type="spellStart"/>
       <w:r>
@@ -15056,55 +14743,14 @@
           <w:sz w:val="40"/>
           <w:szCs w:val="40"/>
         </w:rPr>
-        <w:t xml:space="preserve"> send </w:t>
-      </w:r>
-      <w:proofErr w:type="gramStart"/>
-      <w:r>
-        <w:rPr>
-          <w:sz w:val="40"/>
-          <w:szCs w:val="40"/>
-        </w:rPr>
-        <w:t xml:space="preserve">email, </w:t>
-      </w:r>
-      <w:r>
-        <w:rPr>
-          <w:sz w:val="40"/>
-          <w:szCs w:val="40"/>
-        </w:rPr>
-        <w:t xml:space="preserve"> report</w:t>
-      </w:r>
-      <w:proofErr w:type="gramEnd"/>
-      <w:r>
-        <w:rPr>
-          <w:sz w:val="40"/>
-          <w:szCs w:val="40"/>
-        </w:rPr>
-        <w:t>, cache refresh, cleanup data</w:t>
-      </w:r>
-    </w:p>
-    <w:p>
-      <w:pPr>
-        <w:rPr>
-          <w:sz w:val="40"/>
-          <w:szCs w:val="40"/>
-        </w:rPr>
-      </w:pPr>
-    </w:p>
-    <w:p>
-      <w:pPr>
-        <w:pStyle w:val="Heading2"/>
-        <w:rPr>
-          <w:sz w:val="40"/>
-          <w:szCs w:val="40"/>
-        </w:rPr>
-      </w:pPr>
-      <w:r>
-        <w:rPr>
-          <w:sz w:val="40"/>
-          <w:szCs w:val="40"/>
-        </w:rPr>
-        <w:lastRenderedPageBreak/>
-        <w:t>1.2 FE</w:t>
+        <w:t xml:space="preserve"> send email, </w:t>
+      </w:r>
+      <w:r>
+        <w:rPr>
+          <w:sz w:val="40"/>
+          <w:szCs w:val="40"/>
+        </w:rPr>
+        <w:t xml:space="preserve"> report, cache refresh, cleanup data</w:t>
       </w:r>
     </w:p>
     <w:p>
@@ -15132,7 +14778,8 @@
           <w:sz w:val="40"/>
           <w:szCs w:val="40"/>
         </w:rPr>
-        <w:t>DB</w:t>
+        <w:lastRenderedPageBreak/>
+        <w:t>FE</w:t>
       </w:r>
     </w:p>
     <w:p>
@@ -15142,1529 +14789,6 @@
           <w:szCs w:val="40"/>
         </w:rPr>
       </w:pPr>
-      <w:r>
-        <w:rPr>
-          <w:sz w:val="40"/>
-          <w:szCs w:val="40"/>
-        </w:rPr>
-        <w:t>- How DB store data</w:t>
-      </w:r>
-    </w:p>
-    <w:p>
-      <w:pPr>
-        <w:rPr>
-          <w:sz w:val="40"/>
-          <w:szCs w:val="40"/>
-        </w:rPr>
-      </w:pPr>
-      <w:r>
-        <w:rPr>
-          <w:sz w:val="40"/>
-          <w:szCs w:val="40"/>
-        </w:rPr>
-        <w:t>+ DB use storage engines to manage data on disk.</w:t>
-      </w:r>
-    </w:p>
-    <w:p>
-      <w:pPr>
-        <w:rPr>
-          <w:sz w:val="40"/>
-          <w:szCs w:val="40"/>
-        </w:rPr>
-      </w:pPr>
-      <w:r>
-        <w:rPr>
-          <w:sz w:val="40"/>
-          <w:szCs w:val="40"/>
-        </w:rPr>
-        <w:t>+ Data stored in blocks/pages</w:t>
-      </w:r>
-    </w:p>
-    <w:p>
-      <w:pPr>
-        <w:rPr>
-          <w:sz w:val="40"/>
-          <w:szCs w:val="40"/>
-        </w:rPr>
-      </w:pPr>
-      <w:r>
-        <w:rPr>
-          <w:sz w:val="40"/>
-          <w:szCs w:val="40"/>
-        </w:rPr>
-        <w:t>+ Query executed -&gt; engine retrieve pages from disk -&gt; load into memory -&gt; process data</w:t>
-      </w:r>
-    </w:p>
-    <w:p>
-      <w:pPr>
-        <w:rPr>
-          <w:sz w:val="40"/>
-          <w:szCs w:val="40"/>
-        </w:rPr>
-      </w:pPr>
-      <w:r>
-        <w:rPr>
-          <w:sz w:val="40"/>
-          <w:szCs w:val="40"/>
-        </w:rPr>
-        <w:t xml:space="preserve">-Index: CTDL </w:t>
-      </w:r>
-      <w:proofErr w:type="spellStart"/>
-      <w:r>
-        <w:rPr>
-          <w:sz w:val="40"/>
-          <w:szCs w:val="40"/>
-        </w:rPr>
-        <w:t>giup</w:t>
-      </w:r>
-      <w:proofErr w:type="spellEnd"/>
-      <w:r>
-        <w:rPr>
-          <w:sz w:val="40"/>
-          <w:szCs w:val="40"/>
-        </w:rPr>
-        <w:t xml:space="preserve"> DB query </w:t>
-      </w:r>
-      <w:proofErr w:type="spellStart"/>
-      <w:r>
-        <w:rPr>
-          <w:sz w:val="40"/>
-          <w:szCs w:val="40"/>
-        </w:rPr>
-        <w:t>nhanh</w:t>
-      </w:r>
-      <w:proofErr w:type="spellEnd"/>
-      <w:r>
-        <w:rPr>
-          <w:sz w:val="40"/>
-          <w:szCs w:val="40"/>
-        </w:rPr>
-        <w:t xml:space="preserve"> bang </w:t>
-      </w:r>
-      <w:proofErr w:type="spellStart"/>
-      <w:r>
-        <w:rPr>
-          <w:sz w:val="40"/>
-          <w:szCs w:val="40"/>
-        </w:rPr>
-        <w:t>cach</w:t>
-      </w:r>
-      <w:proofErr w:type="spellEnd"/>
-      <w:r>
-        <w:rPr>
-          <w:sz w:val="40"/>
-          <w:szCs w:val="40"/>
-        </w:rPr>
-        <w:t xml:space="preserve"> </w:t>
-      </w:r>
-      <w:proofErr w:type="spellStart"/>
-      <w:r>
-        <w:rPr>
-          <w:sz w:val="40"/>
-          <w:szCs w:val="40"/>
-        </w:rPr>
-        <w:t>tranh</w:t>
-      </w:r>
-      <w:proofErr w:type="spellEnd"/>
-      <w:r>
-        <w:rPr>
-          <w:sz w:val="40"/>
-          <w:szCs w:val="40"/>
-        </w:rPr>
-        <w:t xml:space="preserve"> full table scan. Index </w:t>
-      </w:r>
-      <w:proofErr w:type="spellStart"/>
-      <w:r>
-        <w:rPr>
-          <w:sz w:val="40"/>
-          <w:szCs w:val="40"/>
-        </w:rPr>
-        <w:t>thuong</w:t>
-      </w:r>
-      <w:proofErr w:type="spellEnd"/>
-      <w:r>
-        <w:rPr>
-          <w:sz w:val="40"/>
-          <w:szCs w:val="40"/>
-        </w:rPr>
-        <w:t xml:space="preserve"> </w:t>
-      </w:r>
-      <w:proofErr w:type="spellStart"/>
-      <w:r>
-        <w:rPr>
-          <w:sz w:val="40"/>
-          <w:szCs w:val="40"/>
-        </w:rPr>
-        <w:t>trien</w:t>
-      </w:r>
-      <w:proofErr w:type="spellEnd"/>
-      <w:r>
-        <w:rPr>
-          <w:sz w:val="40"/>
-          <w:szCs w:val="40"/>
-        </w:rPr>
-        <w:t xml:space="preserve"> </w:t>
-      </w:r>
-      <w:proofErr w:type="spellStart"/>
-      <w:r>
-        <w:rPr>
-          <w:sz w:val="40"/>
-          <w:szCs w:val="40"/>
-        </w:rPr>
-        <w:t>khai</w:t>
-      </w:r>
-      <w:proofErr w:type="spellEnd"/>
-      <w:r>
-        <w:rPr>
-          <w:sz w:val="40"/>
-          <w:szCs w:val="40"/>
-        </w:rPr>
-        <w:t xml:space="preserve"> bang </w:t>
-      </w:r>
-      <w:proofErr w:type="spellStart"/>
-      <w:r>
-        <w:rPr>
-          <w:sz w:val="40"/>
-          <w:szCs w:val="40"/>
-        </w:rPr>
-        <w:t>B+Tree</w:t>
-      </w:r>
-      <w:proofErr w:type="spellEnd"/>
-      <w:r>
-        <w:rPr>
-          <w:sz w:val="40"/>
-          <w:szCs w:val="40"/>
-        </w:rPr>
-        <w:t>,</w:t>
-      </w:r>
-    </w:p>
-    <w:p>
-      <w:pPr>
-        <w:rPr>
-          <w:sz w:val="40"/>
-          <w:szCs w:val="40"/>
-        </w:rPr>
-      </w:pPr>
-      <w:r>
-        <w:rPr>
-          <w:sz w:val="40"/>
-          <w:szCs w:val="40"/>
-        </w:rPr>
-        <w:t xml:space="preserve">- Toi </w:t>
-      </w:r>
-      <w:proofErr w:type="spellStart"/>
-      <w:r>
-        <w:rPr>
-          <w:sz w:val="40"/>
-          <w:szCs w:val="40"/>
-        </w:rPr>
-        <w:t>uu</w:t>
-      </w:r>
-      <w:proofErr w:type="spellEnd"/>
-      <w:r>
-        <w:rPr>
-          <w:sz w:val="40"/>
-          <w:szCs w:val="40"/>
-        </w:rPr>
-        <w:t xml:space="preserve"> query:</w:t>
-      </w:r>
-    </w:p>
-    <w:p>
-      <w:pPr>
-        <w:rPr>
-          <w:sz w:val="40"/>
-          <w:szCs w:val="40"/>
-        </w:rPr>
-      </w:pPr>
-      <w:r>
-        <w:rPr>
-          <w:sz w:val="40"/>
-          <w:szCs w:val="40"/>
-        </w:rPr>
-        <w:t>+Xem execution plan</w:t>
-      </w:r>
-    </w:p>
-    <w:p>
-      <w:pPr>
-        <w:rPr>
-          <w:sz w:val="40"/>
-          <w:szCs w:val="40"/>
-        </w:rPr>
-      </w:pPr>
-      <w:r>
-        <w:rPr>
-          <w:sz w:val="40"/>
-          <w:szCs w:val="40"/>
-        </w:rPr>
-        <w:t xml:space="preserve">+ Toi </w:t>
-      </w:r>
-      <w:proofErr w:type="spellStart"/>
-      <w:r>
-        <w:rPr>
-          <w:sz w:val="40"/>
-          <w:szCs w:val="40"/>
-        </w:rPr>
-        <w:t>uu</w:t>
-      </w:r>
-      <w:proofErr w:type="spellEnd"/>
-      <w:r>
-        <w:rPr>
-          <w:sz w:val="40"/>
-          <w:szCs w:val="40"/>
-        </w:rPr>
-        <w:t xml:space="preserve"> WHERE</w:t>
-      </w:r>
-    </w:p>
-    <w:p>
-      <w:pPr>
-        <w:rPr>
-          <w:sz w:val="40"/>
-          <w:szCs w:val="40"/>
-        </w:rPr>
-      </w:pPr>
-      <w:r>
-        <w:rPr>
-          <w:sz w:val="40"/>
-          <w:szCs w:val="40"/>
-        </w:rPr>
-        <w:t xml:space="preserve">+ Toi </w:t>
-      </w:r>
-      <w:proofErr w:type="spellStart"/>
-      <w:r>
-        <w:rPr>
-          <w:sz w:val="40"/>
-          <w:szCs w:val="40"/>
-        </w:rPr>
-        <w:t>uu</w:t>
-      </w:r>
-      <w:proofErr w:type="spellEnd"/>
-      <w:r>
-        <w:rPr>
-          <w:sz w:val="40"/>
-          <w:szCs w:val="40"/>
-        </w:rPr>
-        <w:t xml:space="preserve"> Index</w:t>
-      </w:r>
-    </w:p>
-    <w:p>
-      <w:pPr>
-        <w:rPr>
-          <w:sz w:val="40"/>
-          <w:szCs w:val="40"/>
-        </w:rPr>
-      </w:pPr>
-      <w:r>
-        <w:rPr>
-          <w:sz w:val="40"/>
-          <w:szCs w:val="40"/>
-        </w:rPr>
-        <w:t xml:space="preserve">+ Toi </w:t>
-      </w:r>
-      <w:proofErr w:type="spellStart"/>
-      <w:r>
-        <w:rPr>
-          <w:sz w:val="40"/>
-          <w:szCs w:val="40"/>
-        </w:rPr>
-        <w:t>uu</w:t>
-      </w:r>
-      <w:proofErr w:type="spellEnd"/>
-      <w:r>
-        <w:rPr>
-          <w:sz w:val="40"/>
-          <w:szCs w:val="40"/>
-        </w:rPr>
-        <w:t xml:space="preserve"> JOIN</w:t>
-      </w:r>
-    </w:p>
-    <w:p>
-      <w:pPr>
-        <w:rPr>
-          <w:sz w:val="40"/>
-          <w:szCs w:val="40"/>
-        </w:rPr>
-      </w:pPr>
-      <w:r>
-        <w:rPr>
-          <w:sz w:val="40"/>
-          <w:szCs w:val="40"/>
-        </w:rPr>
-        <w:t xml:space="preserve">+ EXIST </w:t>
-      </w:r>
-      <w:proofErr w:type="spellStart"/>
-      <w:r>
-        <w:rPr>
-          <w:sz w:val="40"/>
-          <w:szCs w:val="40"/>
-        </w:rPr>
-        <w:t>va</w:t>
-      </w:r>
-      <w:proofErr w:type="spellEnd"/>
-      <w:r>
-        <w:rPr>
-          <w:sz w:val="40"/>
-          <w:szCs w:val="40"/>
-        </w:rPr>
-        <w:t xml:space="preserve"> IN: In </w:t>
-      </w:r>
-      <w:proofErr w:type="spellStart"/>
-      <w:r>
-        <w:rPr>
-          <w:sz w:val="40"/>
-          <w:szCs w:val="40"/>
-        </w:rPr>
-        <w:t>cho</w:t>
-      </w:r>
-      <w:proofErr w:type="spellEnd"/>
-      <w:r>
-        <w:rPr>
-          <w:sz w:val="40"/>
-          <w:szCs w:val="40"/>
-        </w:rPr>
-        <w:t xml:space="preserve"> row </w:t>
-      </w:r>
-      <w:proofErr w:type="spellStart"/>
-      <w:r>
-        <w:rPr>
-          <w:sz w:val="40"/>
-          <w:szCs w:val="40"/>
-        </w:rPr>
-        <w:t>nho</w:t>
-      </w:r>
-      <w:proofErr w:type="spellEnd"/>
-    </w:p>
-    <w:p>
-      <w:pPr>
-        <w:rPr>
-          <w:sz w:val="40"/>
-          <w:szCs w:val="40"/>
-        </w:rPr>
-      </w:pPr>
-      <w:r>
-        <w:rPr>
-          <w:sz w:val="40"/>
-          <w:szCs w:val="40"/>
-        </w:rPr>
-        <w:t xml:space="preserve">+ LIKE </w:t>
-      </w:r>
-      <w:proofErr w:type="spellStart"/>
-      <w:r>
-        <w:rPr>
-          <w:sz w:val="40"/>
-          <w:szCs w:val="40"/>
-        </w:rPr>
-        <w:t>va</w:t>
-      </w:r>
-      <w:proofErr w:type="spellEnd"/>
-      <w:r>
-        <w:rPr>
-          <w:sz w:val="40"/>
-          <w:szCs w:val="40"/>
-        </w:rPr>
-        <w:t xml:space="preserve"> SEARCH: SON%</w:t>
-      </w:r>
-    </w:p>
-    <w:p>
-      <w:pPr>
-        <w:rPr>
-          <w:sz w:val="40"/>
-          <w:szCs w:val="40"/>
-        </w:rPr>
-      </w:pPr>
-      <w:r>
-        <w:rPr>
-          <w:sz w:val="40"/>
-          <w:szCs w:val="40"/>
-        </w:rPr>
-        <w:t>+ PAGINATION: FETCH FIRST 10 ROWS ONLY</w:t>
-      </w:r>
-    </w:p>
-    <w:p>
-      <w:pPr>
-        <w:rPr>
-          <w:sz w:val="40"/>
-          <w:szCs w:val="40"/>
-        </w:rPr>
-      </w:pPr>
-      <w:r>
-        <w:rPr>
-          <w:sz w:val="40"/>
-          <w:szCs w:val="40"/>
-        </w:rPr>
-        <w:lastRenderedPageBreak/>
-        <w:t xml:space="preserve">-N+1 problem: </w:t>
-      </w:r>
-    </w:p>
-    <w:p>
-      <w:pPr>
-        <w:rPr>
-          <w:sz w:val="40"/>
-          <w:szCs w:val="40"/>
-        </w:rPr>
-      </w:pPr>
-      <w:r>
-        <w:rPr>
-          <w:sz w:val="40"/>
-          <w:szCs w:val="40"/>
-        </w:rPr>
-        <w:t>+</w:t>
-      </w:r>
-      <w:proofErr w:type="spellStart"/>
-      <w:r>
-        <w:rPr>
-          <w:sz w:val="40"/>
-          <w:szCs w:val="40"/>
-        </w:rPr>
-        <w:t>xay</w:t>
-      </w:r>
-      <w:proofErr w:type="spellEnd"/>
-      <w:r>
-        <w:rPr>
-          <w:sz w:val="40"/>
-          <w:szCs w:val="40"/>
-        </w:rPr>
-        <w:t xml:space="preserve"> </w:t>
-      </w:r>
-      <w:proofErr w:type="spellStart"/>
-      <w:r>
-        <w:rPr>
-          <w:sz w:val="40"/>
-          <w:szCs w:val="40"/>
-        </w:rPr>
-        <w:t>ra</w:t>
-      </w:r>
-      <w:proofErr w:type="spellEnd"/>
-      <w:r>
-        <w:rPr>
-          <w:sz w:val="40"/>
-          <w:szCs w:val="40"/>
-        </w:rPr>
-        <w:t xml:space="preserve"> </w:t>
-      </w:r>
-      <w:proofErr w:type="spellStart"/>
-      <w:r>
-        <w:rPr>
-          <w:sz w:val="40"/>
-          <w:szCs w:val="40"/>
-        </w:rPr>
-        <w:t>khi</w:t>
-      </w:r>
-      <w:proofErr w:type="spellEnd"/>
-      <w:r>
-        <w:rPr>
-          <w:sz w:val="40"/>
-          <w:szCs w:val="40"/>
-        </w:rPr>
-        <w:t xml:space="preserve"> app fetches list of objects, </w:t>
-      </w:r>
-      <w:proofErr w:type="spellStart"/>
-      <w:r>
-        <w:rPr>
-          <w:sz w:val="40"/>
-          <w:szCs w:val="40"/>
-        </w:rPr>
-        <w:t>trong</w:t>
-      </w:r>
-      <w:proofErr w:type="spellEnd"/>
-      <w:r>
-        <w:rPr>
-          <w:sz w:val="40"/>
-          <w:szCs w:val="40"/>
-        </w:rPr>
-        <w:t xml:space="preserve"> </w:t>
-      </w:r>
-      <w:proofErr w:type="spellStart"/>
-      <w:r>
-        <w:rPr>
-          <w:sz w:val="40"/>
-          <w:szCs w:val="40"/>
-        </w:rPr>
-        <w:t>mỗi</w:t>
-      </w:r>
-      <w:proofErr w:type="spellEnd"/>
-      <w:r>
-        <w:rPr>
-          <w:sz w:val="40"/>
-          <w:szCs w:val="40"/>
-        </w:rPr>
-        <w:t xml:space="preserve"> object, </w:t>
-      </w:r>
-      <w:proofErr w:type="spellStart"/>
-      <w:r>
-        <w:rPr>
-          <w:sz w:val="40"/>
-          <w:szCs w:val="40"/>
-        </w:rPr>
-        <w:t>nó</w:t>
-      </w:r>
-      <w:proofErr w:type="spellEnd"/>
-      <w:r>
-        <w:rPr>
-          <w:sz w:val="40"/>
-          <w:szCs w:val="40"/>
-        </w:rPr>
-        <w:t xml:space="preserve"> </w:t>
-      </w:r>
-      <w:proofErr w:type="spellStart"/>
-      <w:r>
-        <w:rPr>
-          <w:sz w:val="40"/>
-          <w:szCs w:val="40"/>
-        </w:rPr>
-        <w:t>lại</w:t>
-      </w:r>
-      <w:proofErr w:type="spellEnd"/>
-      <w:r>
-        <w:rPr>
-          <w:sz w:val="40"/>
-          <w:szCs w:val="40"/>
-        </w:rPr>
-        <w:t xml:space="preserve"> </w:t>
-      </w:r>
-      <w:proofErr w:type="spellStart"/>
-      <w:r>
-        <w:rPr>
-          <w:sz w:val="40"/>
-          <w:szCs w:val="40"/>
-        </w:rPr>
-        <w:t>tạo</w:t>
-      </w:r>
-      <w:proofErr w:type="spellEnd"/>
-      <w:r>
-        <w:rPr>
-          <w:sz w:val="40"/>
-          <w:szCs w:val="40"/>
-        </w:rPr>
-        <w:t xml:space="preserve"> them query </w:t>
-      </w:r>
-      <w:proofErr w:type="spellStart"/>
-      <w:r>
-        <w:rPr>
-          <w:sz w:val="40"/>
-          <w:szCs w:val="40"/>
-        </w:rPr>
-        <w:t>để</w:t>
-      </w:r>
-      <w:proofErr w:type="spellEnd"/>
-      <w:r>
-        <w:rPr>
-          <w:sz w:val="40"/>
-          <w:szCs w:val="40"/>
-        </w:rPr>
-        <w:t xml:space="preserve"> </w:t>
-      </w:r>
-      <w:proofErr w:type="spellStart"/>
-      <w:r>
-        <w:rPr>
-          <w:sz w:val="40"/>
-          <w:szCs w:val="40"/>
-        </w:rPr>
-        <w:t>lấy</w:t>
-      </w:r>
-      <w:proofErr w:type="spellEnd"/>
-      <w:r>
-        <w:rPr>
-          <w:sz w:val="40"/>
-          <w:szCs w:val="40"/>
-        </w:rPr>
-        <w:t xml:space="preserve"> data </w:t>
-      </w:r>
-      <w:proofErr w:type="spellStart"/>
-      <w:r>
-        <w:rPr>
-          <w:sz w:val="40"/>
-          <w:szCs w:val="40"/>
-        </w:rPr>
-        <w:t>tương</w:t>
-      </w:r>
-      <w:proofErr w:type="spellEnd"/>
-      <w:r>
-        <w:rPr>
-          <w:sz w:val="40"/>
-          <w:szCs w:val="40"/>
-        </w:rPr>
-        <w:t xml:space="preserve"> </w:t>
-      </w:r>
-      <w:proofErr w:type="spellStart"/>
-      <w:r>
-        <w:rPr>
-          <w:sz w:val="40"/>
-          <w:szCs w:val="40"/>
-        </w:rPr>
-        <w:t>ứng</w:t>
-      </w:r>
-      <w:proofErr w:type="spellEnd"/>
-      <w:r>
-        <w:rPr>
-          <w:sz w:val="40"/>
-          <w:szCs w:val="40"/>
-        </w:rPr>
-        <w:t xml:space="preserve">. </w:t>
-      </w:r>
-    </w:p>
-    <w:p>
-      <w:pPr>
-        <w:rPr>
-          <w:sz w:val="40"/>
-          <w:szCs w:val="40"/>
-        </w:rPr>
-      </w:pPr>
-      <w:r>
-        <w:rPr>
-          <w:sz w:val="40"/>
-          <w:szCs w:val="40"/>
-        </w:rPr>
-        <w:t>+</w:t>
-      </w:r>
-      <w:proofErr w:type="spellStart"/>
-      <w:r>
-        <w:rPr>
-          <w:sz w:val="40"/>
-          <w:szCs w:val="40"/>
-        </w:rPr>
-        <w:t>Ví</w:t>
-      </w:r>
-      <w:proofErr w:type="spellEnd"/>
-      <w:r>
-        <w:rPr>
-          <w:sz w:val="40"/>
-          <w:szCs w:val="40"/>
-        </w:rPr>
-        <w:t xml:space="preserve"> </w:t>
-      </w:r>
-      <w:proofErr w:type="spellStart"/>
-      <w:r>
-        <w:rPr>
-          <w:sz w:val="40"/>
-          <w:szCs w:val="40"/>
-        </w:rPr>
-        <w:t>dụ</w:t>
-      </w:r>
-      <w:proofErr w:type="spellEnd"/>
-      <w:r>
-        <w:rPr>
-          <w:sz w:val="40"/>
-          <w:szCs w:val="40"/>
-        </w:rPr>
-        <w:t xml:space="preserve">: </w:t>
-      </w:r>
-      <w:proofErr w:type="spellStart"/>
-      <w:r>
-        <w:rPr>
-          <w:sz w:val="40"/>
-          <w:szCs w:val="40"/>
-        </w:rPr>
-        <w:t>danh</w:t>
-      </w:r>
-      <w:proofErr w:type="spellEnd"/>
-      <w:r>
-        <w:rPr>
-          <w:sz w:val="40"/>
-          <w:szCs w:val="40"/>
-        </w:rPr>
-        <w:t xml:space="preserve"> </w:t>
-      </w:r>
-      <w:proofErr w:type="spellStart"/>
-      <w:r>
-        <w:rPr>
-          <w:sz w:val="40"/>
-          <w:szCs w:val="40"/>
-        </w:rPr>
-        <w:t>sách</w:t>
-      </w:r>
-      <w:proofErr w:type="spellEnd"/>
-      <w:r>
-        <w:rPr>
-          <w:sz w:val="40"/>
-          <w:szCs w:val="40"/>
-        </w:rPr>
-        <w:t xml:space="preserve"> blog post, </w:t>
-      </w:r>
-      <w:proofErr w:type="spellStart"/>
-      <w:r>
-        <w:rPr>
-          <w:sz w:val="40"/>
-          <w:szCs w:val="40"/>
-        </w:rPr>
-        <w:t>rồi</w:t>
-      </w:r>
-      <w:proofErr w:type="spellEnd"/>
-      <w:r>
-        <w:rPr>
-          <w:sz w:val="40"/>
-          <w:szCs w:val="40"/>
-        </w:rPr>
-        <w:t xml:space="preserve"> </w:t>
-      </w:r>
-      <w:proofErr w:type="spellStart"/>
-      <w:r>
-        <w:rPr>
-          <w:sz w:val="40"/>
-          <w:szCs w:val="40"/>
-        </w:rPr>
-        <w:t>lại</w:t>
-      </w:r>
-      <w:proofErr w:type="spellEnd"/>
-      <w:r>
-        <w:rPr>
-          <w:sz w:val="40"/>
-          <w:szCs w:val="40"/>
-        </w:rPr>
-        <w:t xml:space="preserve"> </w:t>
-      </w:r>
-      <w:proofErr w:type="spellStart"/>
-      <w:r>
-        <w:rPr>
-          <w:sz w:val="40"/>
-          <w:szCs w:val="40"/>
-        </w:rPr>
-        <w:t>lấy</w:t>
-      </w:r>
-      <w:proofErr w:type="spellEnd"/>
-      <w:r>
-        <w:rPr>
-          <w:sz w:val="40"/>
-          <w:szCs w:val="40"/>
-        </w:rPr>
-        <w:t xml:space="preserve"> </w:t>
-      </w:r>
-      <w:proofErr w:type="spellStart"/>
-      <w:r>
-        <w:rPr>
-          <w:sz w:val="40"/>
-          <w:szCs w:val="40"/>
-        </w:rPr>
-        <w:t>cả</w:t>
-      </w:r>
-      <w:proofErr w:type="spellEnd"/>
-      <w:r>
-        <w:rPr>
-          <w:sz w:val="40"/>
-          <w:szCs w:val="40"/>
-        </w:rPr>
-        <w:t xml:space="preserve"> </w:t>
-      </w:r>
-      <w:proofErr w:type="spellStart"/>
-      <w:r>
-        <w:rPr>
-          <w:sz w:val="40"/>
-          <w:szCs w:val="40"/>
-        </w:rPr>
-        <w:t>thông</w:t>
-      </w:r>
-      <w:proofErr w:type="spellEnd"/>
-      <w:r>
-        <w:rPr>
-          <w:sz w:val="40"/>
-          <w:szCs w:val="40"/>
-        </w:rPr>
-        <w:t xml:space="preserve"> tin author </w:t>
-      </w:r>
-      <w:proofErr w:type="spellStart"/>
-      <w:r>
-        <w:rPr>
-          <w:sz w:val="40"/>
-          <w:szCs w:val="40"/>
-        </w:rPr>
-        <w:t>cho</w:t>
-      </w:r>
-      <w:proofErr w:type="spellEnd"/>
-      <w:r>
-        <w:rPr>
-          <w:sz w:val="40"/>
-          <w:szCs w:val="40"/>
-        </w:rPr>
-        <w:t xml:space="preserve"> </w:t>
-      </w:r>
-      <w:proofErr w:type="spellStart"/>
-      <w:r>
-        <w:rPr>
-          <w:sz w:val="40"/>
-          <w:szCs w:val="40"/>
-        </w:rPr>
-        <w:t>mỗi</w:t>
-      </w:r>
-      <w:proofErr w:type="spellEnd"/>
-      <w:r>
-        <w:rPr>
-          <w:sz w:val="40"/>
-          <w:szCs w:val="40"/>
-        </w:rPr>
-        <w:t xml:space="preserve"> post.</w:t>
-      </w:r>
-    </w:p>
-    <w:p>
-      <w:pPr>
-        <w:rPr>
-          <w:sz w:val="40"/>
-          <w:szCs w:val="40"/>
-        </w:rPr>
-      </w:pPr>
-      <w:r>
-        <w:rPr>
-          <w:sz w:val="40"/>
-          <w:szCs w:val="40"/>
-        </w:rPr>
-        <w:t xml:space="preserve">+Nguyên </w:t>
-      </w:r>
-      <w:proofErr w:type="spellStart"/>
-      <w:r>
-        <w:rPr>
-          <w:sz w:val="40"/>
-          <w:szCs w:val="40"/>
-        </w:rPr>
-        <w:t>nhân</w:t>
-      </w:r>
-      <w:proofErr w:type="spellEnd"/>
-      <w:r>
-        <w:rPr>
-          <w:sz w:val="40"/>
-          <w:szCs w:val="40"/>
-        </w:rPr>
-        <w:t xml:space="preserve">: Lazy Loading </w:t>
-      </w:r>
-      <w:r>
-        <w:rPr>
-          <w:sz w:val="40"/>
-          <w:szCs w:val="40"/>
-        </w:rPr>
-        <w:t xml:space="preserve">default </w:t>
-      </w:r>
-      <w:proofErr w:type="spellStart"/>
-      <w:r>
-        <w:rPr>
-          <w:sz w:val="40"/>
-          <w:szCs w:val="40"/>
-        </w:rPr>
-        <w:t>bởi</w:t>
-      </w:r>
-      <w:proofErr w:type="spellEnd"/>
-      <w:r>
-        <w:rPr>
-          <w:sz w:val="40"/>
-          <w:szCs w:val="40"/>
-        </w:rPr>
-        <w:t xml:space="preserve"> Hibernate (data </w:t>
-      </w:r>
-      <w:proofErr w:type="spellStart"/>
-      <w:r>
-        <w:rPr>
-          <w:sz w:val="40"/>
-          <w:szCs w:val="40"/>
-        </w:rPr>
-        <w:t>liên</w:t>
-      </w:r>
-      <w:proofErr w:type="spellEnd"/>
-      <w:r>
-        <w:rPr>
-          <w:sz w:val="40"/>
-          <w:szCs w:val="40"/>
-        </w:rPr>
-        <w:t xml:space="preserve"> </w:t>
-      </w:r>
-      <w:proofErr w:type="spellStart"/>
-      <w:r>
-        <w:rPr>
-          <w:sz w:val="40"/>
-          <w:szCs w:val="40"/>
-        </w:rPr>
-        <w:t>quan</w:t>
-      </w:r>
-      <w:proofErr w:type="spellEnd"/>
-      <w:r>
-        <w:rPr>
-          <w:sz w:val="40"/>
-          <w:szCs w:val="40"/>
-        </w:rPr>
-        <w:t xml:space="preserve"> </w:t>
-      </w:r>
-      <w:proofErr w:type="spellStart"/>
-      <w:r>
-        <w:rPr>
-          <w:sz w:val="40"/>
-          <w:szCs w:val="40"/>
-        </w:rPr>
-        <w:t>được</w:t>
-      </w:r>
-      <w:proofErr w:type="spellEnd"/>
-      <w:r>
-        <w:rPr>
-          <w:sz w:val="40"/>
-          <w:szCs w:val="40"/>
-        </w:rPr>
-        <w:t xml:space="preserve"> fetched </w:t>
-      </w:r>
-      <w:proofErr w:type="spellStart"/>
-      <w:r>
-        <w:rPr>
-          <w:sz w:val="40"/>
-          <w:szCs w:val="40"/>
-        </w:rPr>
-        <w:t>từ</w:t>
-      </w:r>
-      <w:proofErr w:type="spellEnd"/>
-      <w:r>
-        <w:rPr>
-          <w:sz w:val="40"/>
-          <w:szCs w:val="40"/>
-        </w:rPr>
-        <w:t xml:space="preserve"> database </w:t>
-      </w:r>
-      <w:proofErr w:type="spellStart"/>
-      <w:r>
-        <w:rPr>
-          <w:sz w:val="40"/>
-          <w:szCs w:val="40"/>
-        </w:rPr>
-        <w:t>khi</w:t>
-      </w:r>
-      <w:proofErr w:type="spellEnd"/>
-      <w:r>
-        <w:rPr>
-          <w:sz w:val="40"/>
-          <w:szCs w:val="40"/>
-        </w:rPr>
-        <w:t xml:space="preserve"> </w:t>
-      </w:r>
-      <w:proofErr w:type="spellStart"/>
-      <w:r>
-        <w:rPr>
-          <w:sz w:val="40"/>
-          <w:szCs w:val="40"/>
-        </w:rPr>
-        <w:t>cần</w:t>
-      </w:r>
-      <w:proofErr w:type="spellEnd"/>
-      <w:r>
-        <w:rPr>
-          <w:sz w:val="40"/>
-          <w:szCs w:val="40"/>
-        </w:rPr>
-        <w:t xml:space="preserve"> </w:t>
-      </w:r>
-      <w:proofErr w:type="spellStart"/>
-      <w:r>
-        <w:rPr>
-          <w:sz w:val="40"/>
-          <w:szCs w:val="40"/>
-        </w:rPr>
-        <w:t>thiết</w:t>
-      </w:r>
-      <w:proofErr w:type="spellEnd"/>
-      <w:r>
-        <w:rPr>
-          <w:sz w:val="40"/>
-          <w:szCs w:val="40"/>
-        </w:rPr>
-        <w:t xml:space="preserve">), query </w:t>
-      </w:r>
-      <w:proofErr w:type="spellStart"/>
-      <w:r>
-        <w:rPr>
-          <w:sz w:val="40"/>
-          <w:szCs w:val="40"/>
-        </w:rPr>
-        <w:t>không</w:t>
-      </w:r>
-      <w:proofErr w:type="spellEnd"/>
-      <w:r>
-        <w:rPr>
-          <w:sz w:val="40"/>
-          <w:szCs w:val="40"/>
-        </w:rPr>
-        <w:t xml:space="preserve"> </w:t>
-      </w:r>
-      <w:proofErr w:type="spellStart"/>
-      <w:r>
-        <w:rPr>
-          <w:sz w:val="40"/>
-          <w:szCs w:val="40"/>
-        </w:rPr>
-        <w:t>hiệu</w:t>
-      </w:r>
-      <w:proofErr w:type="spellEnd"/>
-      <w:r>
-        <w:rPr>
-          <w:sz w:val="40"/>
-          <w:szCs w:val="40"/>
-        </w:rPr>
-        <w:t xml:space="preserve"> </w:t>
-      </w:r>
-      <w:proofErr w:type="spellStart"/>
-      <w:r>
-        <w:rPr>
-          <w:sz w:val="40"/>
-          <w:szCs w:val="40"/>
-        </w:rPr>
-        <w:t>quả</w:t>
-      </w:r>
-      <w:proofErr w:type="spellEnd"/>
-      <w:r>
-        <w:rPr>
-          <w:sz w:val="40"/>
-          <w:szCs w:val="40"/>
-        </w:rPr>
-        <w:t xml:space="preserve"> (fetch data </w:t>
-      </w:r>
-      <w:proofErr w:type="spellStart"/>
-      <w:r>
-        <w:rPr>
-          <w:sz w:val="40"/>
-          <w:szCs w:val="40"/>
-        </w:rPr>
-        <w:t>trong</w:t>
-      </w:r>
-      <w:proofErr w:type="spellEnd"/>
-      <w:r>
-        <w:rPr>
-          <w:sz w:val="40"/>
-          <w:szCs w:val="40"/>
-        </w:rPr>
-        <w:t xml:space="preserve"> loop)</w:t>
-      </w:r>
-    </w:p>
-    <w:p>
-      <w:pPr>
-        <w:rPr>
-          <w:sz w:val="40"/>
-          <w:szCs w:val="40"/>
-        </w:rPr>
-      </w:pPr>
-      <w:r>
-        <w:rPr>
-          <w:sz w:val="40"/>
-          <w:szCs w:val="40"/>
-        </w:rPr>
-        <w:t>+</w:t>
-      </w:r>
-      <w:proofErr w:type="spellStart"/>
-      <w:r>
-        <w:rPr>
-          <w:sz w:val="40"/>
-          <w:szCs w:val="40"/>
-        </w:rPr>
-        <w:t>Giải</w:t>
-      </w:r>
-      <w:proofErr w:type="spellEnd"/>
-      <w:r>
-        <w:rPr>
-          <w:sz w:val="40"/>
-          <w:szCs w:val="40"/>
-        </w:rPr>
-        <w:t xml:space="preserve"> </w:t>
-      </w:r>
-      <w:proofErr w:type="spellStart"/>
-      <w:r>
-        <w:rPr>
-          <w:sz w:val="40"/>
-          <w:szCs w:val="40"/>
-        </w:rPr>
-        <w:t>pháp</w:t>
-      </w:r>
-      <w:proofErr w:type="spellEnd"/>
-      <w:r>
-        <w:rPr>
-          <w:sz w:val="40"/>
-          <w:szCs w:val="40"/>
-        </w:rPr>
-        <w:t>: Eager loading, batch fetching (retrieve data for multiple objects in a single query), optimize query</w:t>
-      </w:r>
-    </w:p>
-    <w:p>
-      <w:pPr>
-        <w:rPr>
-          <w:sz w:val="40"/>
-          <w:szCs w:val="40"/>
-        </w:rPr>
-      </w:pPr>
-      <w:r>
-        <w:rPr>
-          <w:sz w:val="40"/>
-          <w:szCs w:val="40"/>
-        </w:rPr>
-        <w:t>-SQL injection</w:t>
-      </w:r>
-    </w:p>
-    <w:p>
-      <w:pPr>
-        <w:rPr>
-          <w:sz w:val="40"/>
-          <w:szCs w:val="40"/>
-        </w:rPr>
-      </w:pPr>
-      <w:r>
-        <w:rPr>
-          <w:sz w:val="40"/>
-          <w:szCs w:val="40"/>
-        </w:rPr>
-        <w:t xml:space="preserve">+Lo </w:t>
-      </w:r>
-      <w:proofErr w:type="spellStart"/>
-      <w:r>
-        <w:rPr>
-          <w:sz w:val="40"/>
-          <w:szCs w:val="40"/>
-        </w:rPr>
-        <w:t>hong</w:t>
-      </w:r>
-      <w:proofErr w:type="spellEnd"/>
-      <w:r>
-        <w:rPr>
-          <w:sz w:val="40"/>
-          <w:szCs w:val="40"/>
-        </w:rPr>
-        <w:t xml:space="preserve"> </w:t>
-      </w:r>
-      <w:proofErr w:type="spellStart"/>
-      <w:r>
-        <w:rPr>
-          <w:sz w:val="40"/>
-          <w:szCs w:val="40"/>
-        </w:rPr>
-        <w:t>khi</w:t>
-      </w:r>
-      <w:proofErr w:type="spellEnd"/>
-      <w:r>
-        <w:rPr>
-          <w:sz w:val="40"/>
-          <w:szCs w:val="40"/>
-        </w:rPr>
-        <w:t xml:space="preserve"> app ko </w:t>
-      </w:r>
-      <w:proofErr w:type="spellStart"/>
-      <w:r>
-        <w:rPr>
-          <w:sz w:val="40"/>
-          <w:szCs w:val="40"/>
-        </w:rPr>
-        <w:t>kiem</w:t>
-      </w:r>
-      <w:proofErr w:type="spellEnd"/>
-      <w:r>
-        <w:rPr>
-          <w:sz w:val="40"/>
-          <w:szCs w:val="40"/>
-        </w:rPr>
-        <w:t xml:space="preserve"> </w:t>
-      </w:r>
-      <w:proofErr w:type="spellStart"/>
-      <w:r>
-        <w:rPr>
-          <w:sz w:val="40"/>
-          <w:szCs w:val="40"/>
-        </w:rPr>
-        <w:t>soat</w:t>
-      </w:r>
-      <w:proofErr w:type="spellEnd"/>
-      <w:r>
-        <w:rPr>
-          <w:sz w:val="40"/>
-          <w:szCs w:val="40"/>
-        </w:rPr>
-        <w:t xml:space="preserve"> du lieu </w:t>
-      </w:r>
-      <w:proofErr w:type="spellStart"/>
-      <w:r>
-        <w:rPr>
-          <w:sz w:val="40"/>
-          <w:szCs w:val="40"/>
-        </w:rPr>
-        <w:t>dau</w:t>
-      </w:r>
-      <w:proofErr w:type="spellEnd"/>
-      <w:r>
-        <w:rPr>
-          <w:sz w:val="40"/>
-          <w:szCs w:val="40"/>
-        </w:rPr>
-        <w:t xml:space="preserve"> </w:t>
-      </w:r>
-      <w:proofErr w:type="spellStart"/>
-      <w:r>
-        <w:rPr>
-          <w:sz w:val="40"/>
-          <w:szCs w:val="40"/>
-        </w:rPr>
-        <w:t>vao</w:t>
-      </w:r>
-      <w:proofErr w:type="spellEnd"/>
-      <w:r>
-        <w:rPr>
-          <w:sz w:val="40"/>
-          <w:szCs w:val="40"/>
-        </w:rPr>
-        <w:t xml:space="preserve"> </w:t>
-      </w:r>
-      <w:proofErr w:type="spellStart"/>
-      <w:r>
-        <w:rPr>
-          <w:sz w:val="40"/>
-          <w:szCs w:val="40"/>
-        </w:rPr>
-        <w:t>va</w:t>
-      </w:r>
-      <w:proofErr w:type="spellEnd"/>
-      <w:r>
-        <w:rPr>
-          <w:sz w:val="40"/>
-          <w:szCs w:val="40"/>
-        </w:rPr>
-        <w:t xml:space="preserve"> </w:t>
-      </w:r>
-      <w:proofErr w:type="spellStart"/>
-      <w:r>
-        <w:rPr>
-          <w:sz w:val="40"/>
-          <w:szCs w:val="40"/>
-        </w:rPr>
-        <w:t>xay</w:t>
-      </w:r>
-      <w:proofErr w:type="spellEnd"/>
-      <w:r>
-        <w:rPr>
-          <w:sz w:val="40"/>
-          <w:szCs w:val="40"/>
-        </w:rPr>
-        <w:t xml:space="preserve"> dung SQL </w:t>
-      </w:r>
-      <w:proofErr w:type="gramStart"/>
-      <w:r>
-        <w:rPr>
-          <w:sz w:val="40"/>
-          <w:szCs w:val="40"/>
-        </w:rPr>
-        <w:t>dong</w:t>
-      </w:r>
-      <w:proofErr w:type="gramEnd"/>
-      <w:r>
-        <w:rPr>
-          <w:sz w:val="40"/>
-          <w:szCs w:val="40"/>
-        </w:rPr>
-        <w:t xml:space="preserve">, </w:t>
-      </w:r>
-      <w:proofErr w:type="spellStart"/>
-      <w:r>
-        <w:rPr>
-          <w:sz w:val="40"/>
-          <w:szCs w:val="40"/>
-        </w:rPr>
-        <w:t>cho</w:t>
-      </w:r>
-      <w:proofErr w:type="spellEnd"/>
-      <w:r>
-        <w:rPr>
-          <w:sz w:val="40"/>
-          <w:szCs w:val="40"/>
-        </w:rPr>
-        <w:t xml:space="preserve"> </w:t>
-      </w:r>
-      <w:proofErr w:type="spellStart"/>
-      <w:r>
-        <w:rPr>
-          <w:sz w:val="40"/>
-          <w:szCs w:val="40"/>
-        </w:rPr>
-        <w:t>phep</w:t>
-      </w:r>
-      <w:proofErr w:type="spellEnd"/>
-      <w:r>
-        <w:rPr>
-          <w:sz w:val="40"/>
-          <w:szCs w:val="40"/>
-        </w:rPr>
-        <w:t xml:space="preserve"> hacker can </w:t>
-      </w:r>
-      <w:proofErr w:type="spellStart"/>
-      <w:r>
-        <w:rPr>
-          <w:sz w:val="40"/>
-          <w:szCs w:val="40"/>
-        </w:rPr>
-        <w:t>thiep</w:t>
-      </w:r>
-      <w:proofErr w:type="spellEnd"/>
-      <w:r>
-        <w:rPr>
-          <w:sz w:val="40"/>
-          <w:szCs w:val="40"/>
-        </w:rPr>
-        <w:t xml:space="preserve"> </w:t>
-      </w:r>
-      <w:proofErr w:type="spellStart"/>
-      <w:r>
-        <w:rPr>
-          <w:sz w:val="40"/>
-          <w:szCs w:val="40"/>
-        </w:rPr>
-        <w:t>vao</w:t>
-      </w:r>
-      <w:proofErr w:type="spellEnd"/>
-      <w:r>
-        <w:rPr>
-          <w:sz w:val="40"/>
-          <w:szCs w:val="40"/>
-        </w:rPr>
-        <w:t xml:space="preserve"> </w:t>
-      </w:r>
-      <w:proofErr w:type="spellStart"/>
-      <w:r>
-        <w:rPr>
-          <w:sz w:val="40"/>
-          <w:szCs w:val="40"/>
-        </w:rPr>
-        <w:t>cau</w:t>
-      </w:r>
-      <w:proofErr w:type="spellEnd"/>
-      <w:r>
-        <w:rPr>
-          <w:sz w:val="40"/>
-          <w:szCs w:val="40"/>
-        </w:rPr>
-        <w:t xml:space="preserve"> </w:t>
-      </w:r>
-      <w:proofErr w:type="spellStart"/>
-      <w:r>
-        <w:rPr>
-          <w:sz w:val="40"/>
-          <w:szCs w:val="40"/>
-        </w:rPr>
-        <w:t>lenh</w:t>
-      </w:r>
-      <w:proofErr w:type="spellEnd"/>
-      <w:r>
-        <w:rPr>
-          <w:sz w:val="40"/>
-          <w:szCs w:val="40"/>
-        </w:rPr>
-        <w:t xml:space="preserve"> SQL</w:t>
-      </w:r>
-    </w:p>
-    <w:p>
-      <w:pPr>
-        <w:rPr>
-          <w:sz w:val="40"/>
-          <w:szCs w:val="40"/>
-        </w:rPr>
-      </w:pPr>
-      <w:r>
-        <w:rPr>
-          <w:sz w:val="40"/>
-          <w:szCs w:val="40"/>
-        </w:rPr>
-        <w:t xml:space="preserve">+Nguyen </w:t>
-      </w:r>
-      <w:proofErr w:type="spellStart"/>
-      <w:r>
-        <w:rPr>
-          <w:sz w:val="40"/>
-          <w:szCs w:val="40"/>
-        </w:rPr>
-        <w:t>nhan</w:t>
-      </w:r>
-      <w:proofErr w:type="spellEnd"/>
-      <w:r>
-        <w:rPr>
-          <w:sz w:val="40"/>
-          <w:szCs w:val="40"/>
-        </w:rPr>
-        <w:t xml:space="preserve">: user input -&gt; String concatenation -&gt; SQL, </w:t>
-      </w:r>
-      <w:proofErr w:type="spellStart"/>
-      <w:r>
-        <w:rPr>
-          <w:sz w:val="40"/>
-          <w:szCs w:val="40"/>
-        </w:rPr>
-        <w:t>noi</w:t>
-      </w:r>
-      <w:proofErr w:type="spellEnd"/>
-      <w:r>
-        <w:rPr>
-          <w:sz w:val="40"/>
-          <w:szCs w:val="40"/>
-        </w:rPr>
-        <w:t xml:space="preserve"> </w:t>
-      </w:r>
-      <w:proofErr w:type="spellStart"/>
-      <w:r>
-        <w:rPr>
-          <w:sz w:val="40"/>
-          <w:szCs w:val="40"/>
-        </w:rPr>
-        <w:t>chuoi</w:t>
-      </w:r>
-      <w:proofErr w:type="spellEnd"/>
-      <w:r>
-        <w:rPr>
-          <w:sz w:val="40"/>
-          <w:szCs w:val="40"/>
-        </w:rPr>
-        <w:t xml:space="preserve"> SQL, </w:t>
-      </w:r>
-      <w:proofErr w:type="spellStart"/>
-      <w:r>
-        <w:rPr>
-          <w:sz w:val="40"/>
-          <w:szCs w:val="40"/>
-        </w:rPr>
-        <w:t>khong</w:t>
-      </w:r>
-      <w:proofErr w:type="spellEnd"/>
-      <w:r>
-        <w:rPr>
-          <w:sz w:val="40"/>
-          <w:szCs w:val="40"/>
-        </w:rPr>
-        <w:t xml:space="preserve"> dung parameter binding.</w:t>
-      </w:r>
-    </w:p>
-    <w:p>
-      <w:pPr>
-        <w:rPr>
-          <w:sz w:val="40"/>
-          <w:szCs w:val="40"/>
-        </w:rPr>
-      </w:pPr>
-      <w:r>
-        <w:rPr>
-          <w:sz w:val="40"/>
-          <w:szCs w:val="40"/>
-        </w:rPr>
-        <w:t xml:space="preserve">+Giai </w:t>
-      </w:r>
-      <w:proofErr w:type="spellStart"/>
-      <w:r>
-        <w:rPr>
-          <w:sz w:val="40"/>
-          <w:szCs w:val="40"/>
-        </w:rPr>
-        <w:t>phap</w:t>
-      </w:r>
-      <w:proofErr w:type="spellEnd"/>
-      <w:r>
-        <w:rPr>
-          <w:sz w:val="40"/>
-          <w:szCs w:val="40"/>
-        </w:rPr>
-        <w:t xml:space="preserve">: Dung </w:t>
-      </w:r>
-      <w:proofErr w:type="spellStart"/>
-      <w:r>
-        <w:rPr>
-          <w:sz w:val="40"/>
-          <w:szCs w:val="40"/>
-        </w:rPr>
-        <w:t>PrepareStatement</w:t>
-      </w:r>
-      <w:proofErr w:type="spellEnd"/>
-      <w:r>
-        <w:rPr>
-          <w:sz w:val="40"/>
-          <w:szCs w:val="40"/>
-        </w:rPr>
-        <w:t>, Parameter Binding; Dung ORM, Validate input</w:t>
-      </w:r>
     </w:p>
     <w:p>
       <w:pPr>
@@ -16679,21 +14803,14 @@
           <w:sz w:val="40"/>
           <w:szCs w:val="40"/>
         </w:rPr>
-        <w:t xml:space="preserve">1.4 </w:t>
-      </w:r>
-      <w:r>
-        <w:rPr>
-          <w:sz w:val="40"/>
-          <w:szCs w:val="40"/>
-        </w:rPr>
-        <w:t>Java</w:t>
-      </w:r>
-      <w:r>
-        <w:rPr>
-          <w:sz w:val="40"/>
-          <w:szCs w:val="40"/>
-        </w:rPr>
-        <w:t xml:space="preserve">: </w:t>
+        <w:t xml:space="preserve">1.3 </w:t>
+      </w:r>
+      <w:r>
+        <w:rPr>
+          <w:sz w:val="40"/>
+          <w:szCs w:val="40"/>
+        </w:rPr>
+        <w:t>DB</w:t>
       </w:r>
     </w:p>
     <w:p>
@@ -16708,7 +14825,7 @@
           <w:sz w:val="40"/>
           <w:szCs w:val="40"/>
         </w:rPr>
-        <w:t>- Interface vs Abstract</w:t>
+        <w:t>- How DB store data</w:t>
       </w:r>
     </w:p>
     <w:p>
@@ -16723,152 +14840,7 @@
           <w:sz w:val="40"/>
           <w:szCs w:val="40"/>
         </w:rPr>
-        <w:lastRenderedPageBreak/>
-        <w:t xml:space="preserve">+Interface: contract, </w:t>
-      </w:r>
-      <w:proofErr w:type="spellStart"/>
-      <w:r>
-        <w:rPr>
-          <w:sz w:val="40"/>
-          <w:szCs w:val="40"/>
-        </w:rPr>
-        <w:t>mo</w:t>
-      </w:r>
-      <w:proofErr w:type="spellEnd"/>
-      <w:r>
-        <w:rPr>
-          <w:sz w:val="40"/>
-          <w:szCs w:val="40"/>
-        </w:rPr>
-        <w:t xml:space="preserve"> ta class </w:t>
-      </w:r>
-      <w:proofErr w:type="spellStart"/>
-      <w:r>
-        <w:rPr>
-          <w:sz w:val="40"/>
-          <w:szCs w:val="40"/>
-        </w:rPr>
-        <w:t>phai</w:t>
-      </w:r>
-      <w:proofErr w:type="spellEnd"/>
-      <w:r>
-        <w:rPr>
-          <w:sz w:val="40"/>
-          <w:szCs w:val="40"/>
-        </w:rPr>
-        <w:t xml:space="preserve"> lam </w:t>
-      </w:r>
-      <w:proofErr w:type="spellStart"/>
-      <w:r>
-        <w:rPr>
-          <w:sz w:val="40"/>
-          <w:szCs w:val="40"/>
-        </w:rPr>
-        <w:t>gi</w:t>
-      </w:r>
-      <w:proofErr w:type="spellEnd"/>
-      <w:r>
-        <w:rPr>
-          <w:sz w:val="40"/>
-          <w:szCs w:val="40"/>
-        </w:rPr>
-        <w:t xml:space="preserve">, </w:t>
-      </w:r>
-      <w:proofErr w:type="spellStart"/>
-      <w:r>
-        <w:rPr>
-          <w:sz w:val="40"/>
-          <w:szCs w:val="40"/>
-        </w:rPr>
-        <w:t>khong</w:t>
-      </w:r>
-      <w:proofErr w:type="spellEnd"/>
-      <w:r>
-        <w:rPr>
-          <w:sz w:val="40"/>
-          <w:szCs w:val="40"/>
-        </w:rPr>
-        <w:t xml:space="preserve"> </w:t>
-      </w:r>
-      <w:proofErr w:type="spellStart"/>
-      <w:r>
-        <w:rPr>
-          <w:sz w:val="40"/>
-          <w:szCs w:val="40"/>
-        </w:rPr>
-        <w:t>quan</w:t>
-      </w:r>
-      <w:proofErr w:type="spellEnd"/>
-      <w:r>
-        <w:rPr>
-          <w:sz w:val="40"/>
-          <w:szCs w:val="40"/>
-        </w:rPr>
-        <w:t xml:space="preserve"> tam lam the nao, da </w:t>
-      </w:r>
-      <w:proofErr w:type="spellStart"/>
-      <w:r>
-        <w:rPr>
-          <w:sz w:val="40"/>
-          <w:szCs w:val="40"/>
-        </w:rPr>
-        <w:t>ke</w:t>
-      </w:r>
-      <w:proofErr w:type="spellEnd"/>
-      <w:r>
-        <w:rPr>
-          <w:sz w:val="40"/>
-          <w:szCs w:val="40"/>
-        </w:rPr>
-        <w:t xml:space="preserve"> </w:t>
-      </w:r>
-      <w:proofErr w:type="spellStart"/>
-      <w:r>
-        <w:rPr>
-          <w:sz w:val="40"/>
-          <w:szCs w:val="40"/>
-        </w:rPr>
-        <w:t>thua</w:t>
-      </w:r>
-      <w:proofErr w:type="spellEnd"/>
-      <w:r>
-        <w:rPr>
-          <w:sz w:val="40"/>
-          <w:szCs w:val="40"/>
-        </w:rPr>
-        <w:t xml:space="preserve">, public static final field, Spring </w:t>
-      </w:r>
-      <w:proofErr w:type="spellStart"/>
-      <w:r>
-        <w:rPr>
-          <w:sz w:val="40"/>
-          <w:szCs w:val="40"/>
-        </w:rPr>
-        <w:t>su</w:t>
-      </w:r>
-      <w:proofErr w:type="spellEnd"/>
-      <w:r>
-        <w:rPr>
-          <w:sz w:val="40"/>
-          <w:szCs w:val="40"/>
-        </w:rPr>
-        <w:t xml:space="preserve"> dung </w:t>
-      </w:r>
-      <w:proofErr w:type="spellStart"/>
-      <w:r>
-        <w:rPr>
-          <w:sz w:val="40"/>
-          <w:szCs w:val="40"/>
-        </w:rPr>
-        <w:t>nhieu</w:t>
-      </w:r>
-      <w:proofErr w:type="spellEnd"/>
-      <w:r>
-        <w:rPr>
-          <w:sz w:val="40"/>
-          <w:szCs w:val="40"/>
-        </w:rPr>
-        <w:t>: Repo, Service, decoupling</w:t>
+        <w:t>+ DB use storage engines to manage data on disk.</w:t>
       </w:r>
     </w:p>
     <w:p>
@@ -16883,161 +14855,8 @@
           <w:sz w:val="40"/>
           <w:szCs w:val="40"/>
         </w:rPr>
-        <w:t xml:space="preserve">+Abstract class: class </w:t>
-      </w:r>
-      <w:proofErr w:type="spellStart"/>
-      <w:r>
-        <w:rPr>
-          <w:sz w:val="40"/>
-          <w:szCs w:val="40"/>
-        </w:rPr>
-        <w:t>chua</w:t>
-      </w:r>
-      <w:proofErr w:type="spellEnd"/>
-      <w:r>
-        <w:rPr>
-          <w:sz w:val="40"/>
-          <w:szCs w:val="40"/>
-        </w:rPr>
-        <w:t xml:space="preserve"> </w:t>
-      </w:r>
-      <w:proofErr w:type="spellStart"/>
-      <w:r>
-        <w:rPr>
-          <w:sz w:val="40"/>
-          <w:szCs w:val="40"/>
-        </w:rPr>
-        <w:t>hoan</w:t>
-      </w:r>
-      <w:proofErr w:type="spellEnd"/>
-      <w:r>
-        <w:rPr>
-          <w:sz w:val="40"/>
-          <w:szCs w:val="40"/>
-        </w:rPr>
-        <w:t xml:space="preserve"> </w:t>
-      </w:r>
-      <w:proofErr w:type="spellStart"/>
-      <w:r>
-        <w:rPr>
-          <w:sz w:val="40"/>
-          <w:szCs w:val="40"/>
-        </w:rPr>
-        <w:t>chinh</w:t>
-      </w:r>
-      <w:proofErr w:type="spellEnd"/>
-      <w:r>
-        <w:rPr>
-          <w:sz w:val="40"/>
-          <w:szCs w:val="40"/>
-        </w:rPr>
-        <w:t xml:space="preserve">, dung de dung </w:t>
-      </w:r>
-      <w:proofErr w:type="spellStart"/>
-      <w:r>
-        <w:rPr>
-          <w:sz w:val="40"/>
-          <w:szCs w:val="40"/>
-        </w:rPr>
-        <w:t>chung</w:t>
-      </w:r>
-      <w:proofErr w:type="spellEnd"/>
-      <w:r>
-        <w:rPr>
-          <w:sz w:val="40"/>
-          <w:szCs w:val="40"/>
-        </w:rPr>
-        <w:t xml:space="preserve">, la </w:t>
-      </w:r>
-      <w:proofErr w:type="spellStart"/>
-      <w:r>
-        <w:rPr>
-          <w:sz w:val="40"/>
-          <w:szCs w:val="40"/>
-        </w:rPr>
-        <w:t>khuon</w:t>
-      </w:r>
-      <w:proofErr w:type="spellEnd"/>
-      <w:r>
-        <w:rPr>
-          <w:sz w:val="40"/>
-          <w:szCs w:val="40"/>
-        </w:rPr>
-        <w:t xml:space="preserve"> </w:t>
-      </w:r>
-      <w:proofErr w:type="spellStart"/>
-      <w:r>
-        <w:rPr>
-          <w:sz w:val="40"/>
-          <w:szCs w:val="40"/>
-        </w:rPr>
-        <w:t>mau</w:t>
-      </w:r>
-      <w:proofErr w:type="spellEnd"/>
-      <w:r>
-        <w:rPr>
-          <w:sz w:val="40"/>
-          <w:szCs w:val="40"/>
-        </w:rPr>
-        <w:t xml:space="preserve"> </w:t>
-      </w:r>
-      <w:proofErr w:type="spellStart"/>
-      <w:r>
-        <w:rPr>
-          <w:sz w:val="40"/>
-          <w:szCs w:val="40"/>
-        </w:rPr>
-        <w:t>cho</w:t>
-      </w:r>
-      <w:proofErr w:type="spellEnd"/>
-      <w:r>
-        <w:rPr>
-          <w:sz w:val="40"/>
-          <w:szCs w:val="40"/>
-        </w:rPr>
-        <w:t xml:space="preserve"> </w:t>
-      </w:r>
-      <w:proofErr w:type="spellStart"/>
-      <w:r>
-        <w:rPr>
-          <w:sz w:val="40"/>
-          <w:szCs w:val="40"/>
-        </w:rPr>
-        <w:t>cac</w:t>
-      </w:r>
-      <w:proofErr w:type="spellEnd"/>
-      <w:r>
-        <w:rPr>
-          <w:sz w:val="40"/>
-          <w:szCs w:val="40"/>
-        </w:rPr>
-        <w:t xml:space="preserve"> class </w:t>
-      </w:r>
-      <w:proofErr w:type="spellStart"/>
-      <w:r>
-        <w:rPr>
-          <w:sz w:val="40"/>
-          <w:szCs w:val="40"/>
-        </w:rPr>
-        <w:t>khac</w:t>
-      </w:r>
-      <w:proofErr w:type="spellEnd"/>
-      <w:r>
-        <w:rPr>
-          <w:sz w:val="40"/>
-          <w:szCs w:val="40"/>
-        </w:rPr>
-        <w:t xml:space="preserve">, </w:t>
-      </w:r>
-      <w:proofErr w:type="spellStart"/>
-      <w:r>
-        <w:rPr>
-          <w:sz w:val="40"/>
-          <w:szCs w:val="40"/>
-        </w:rPr>
-        <w:t>BaseEntity</w:t>
-      </w:r>
-      <w:proofErr w:type="spellEnd"/>
+        <w:t>+ Data stored in blocks/pages</w:t>
+      </w:r>
     </w:p>
     <w:p>
       <w:pPr>
@@ -17051,7 +14870,7 @@
           <w:sz w:val="40"/>
           <w:szCs w:val="40"/>
         </w:rPr>
-        <w:t>-OOP</w:t>
+        <w:t>+ Query executed -&gt; engine retrieve pages from disk -&gt; load into memory -&gt; process data</w:t>
       </w:r>
     </w:p>
     <w:p>
@@ -17066,30 +14885,135 @@
           <w:sz w:val="40"/>
           <w:szCs w:val="40"/>
         </w:rPr>
-        <w:t>+</w:t>
-      </w:r>
-      <w:proofErr w:type="spellStart"/>
-      <w:r>
-        <w:rPr>
-          <w:sz w:val="40"/>
-          <w:szCs w:val="40"/>
-        </w:rPr>
-        <w:t>Encap</w:t>
-      </w:r>
-      <w:proofErr w:type="spellEnd"/>
-      <w:r>
-        <w:rPr>
-          <w:sz w:val="40"/>
-          <w:szCs w:val="40"/>
-        </w:rPr>
-        <w:t xml:space="preserve">: </w:t>
-      </w:r>
-      <w:r>
-        <w:rPr>
-          <w:sz w:val="40"/>
-          <w:szCs w:val="40"/>
-        </w:rPr>
-        <w:t>Information Hiding</w:t>
+        <w:t xml:space="preserve">-Index: CTDL </w:t>
+      </w:r>
+      <w:proofErr w:type="spellStart"/>
+      <w:r>
+        <w:rPr>
+          <w:sz w:val="40"/>
+          <w:szCs w:val="40"/>
+        </w:rPr>
+        <w:t>giup</w:t>
+      </w:r>
+      <w:proofErr w:type="spellEnd"/>
+      <w:r>
+        <w:rPr>
+          <w:sz w:val="40"/>
+          <w:szCs w:val="40"/>
+        </w:rPr>
+        <w:t xml:space="preserve"> DB query </w:t>
+      </w:r>
+      <w:proofErr w:type="spellStart"/>
+      <w:r>
+        <w:rPr>
+          <w:sz w:val="40"/>
+          <w:szCs w:val="40"/>
+        </w:rPr>
+        <w:t>nhanh</w:t>
+      </w:r>
+      <w:proofErr w:type="spellEnd"/>
+      <w:r>
+        <w:rPr>
+          <w:sz w:val="40"/>
+          <w:szCs w:val="40"/>
+        </w:rPr>
+        <w:t xml:space="preserve"> bang </w:t>
+      </w:r>
+      <w:proofErr w:type="spellStart"/>
+      <w:r>
+        <w:rPr>
+          <w:sz w:val="40"/>
+          <w:szCs w:val="40"/>
+        </w:rPr>
+        <w:t>cach</w:t>
+      </w:r>
+      <w:proofErr w:type="spellEnd"/>
+      <w:r>
+        <w:rPr>
+          <w:sz w:val="40"/>
+          <w:szCs w:val="40"/>
+        </w:rPr>
+        <w:t xml:space="preserve"> </w:t>
+      </w:r>
+      <w:proofErr w:type="spellStart"/>
+      <w:r>
+        <w:rPr>
+          <w:sz w:val="40"/>
+          <w:szCs w:val="40"/>
+        </w:rPr>
+        <w:t>tranh</w:t>
+      </w:r>
+      <w:proofErr w:type="spellEnd"/>
+      <w:r>
+        <w:rPr>
+          <w:sz w:val="40"/>
+          <w:szCs w:val="40"/>
+        </w:rPr>
+        <w:t xml:space="preserve"> full table scan. Index </w:t>
+      </w:r>
+      <w:proofErr w:type="spellStart"/>
+      <w:r>
+        <w:rPr>
+          <w:sz w:val="40"/>
+          <w:szCs w:val="40"/>
+        </w:rPr>
+        <w:t>thuong</w:t>
+      </w:r>
+      <w:proofErr w:type="spellEnd"/>
+      <w:r>
+        <w:rPr>
+          <w:sz w:val="40"/>
+          <w:szCs w:val="40"/>
+        </w:rPr>
+        <w:t xml:space="preserve"> </w:t>
+      </w:r>
+      <w:proofErr w:type="spellStart"/>
+      <w:r>
+        <w:rPr>
+          <w:sz w:val="40"/>
+          <w:szCs w:val="40"/>
+        </w:rPr>
+        <w:t>trien</w:t>
+      </w:r>
+      <w:proofErr w:type="spellEnd"/>
+      <w:r>
+        <w:rPr>
+          <w:sz w:val="40"/>
+          <w:szCs w:val="40"/>
+        </w:rPr>
+        <w:t xml:space="preserve"> </w:t>
+      </w:r>
+      <w:proofErr w:type="spellStart"/>
+      <w:r>
+        <w:rPr>
+          <w:sz w:val="40"/>
+          <w:szCs w:val="40"/>
+        </w:rPr>
+        <w:t>khai</w:t>
+      </w:r>
+      <w:proofErr w:type="spellEnd"/>
+      <w:r>
+        <w:rPr>
+          <w:sz w:val="40"/>
+          <w:szCs w:val="40"/>
+        </w:rPr>
+        <w:t xml:space="preserve"> bang </w:t>
+      </w:r>
+      <w:proofErr w:type="spellStart"/>
+      <w:r>
+        <w:rPr>
+          <w:sz w:val="40"/>
+          <w:szCs w:val="40"/>
+        </w:rPr>
+        <w:t>B+Tree</w:t>
+      </w:r>
+      <w:proofErr w:type="spellEnd"/>
+      <w:r>
+        <w:rPr>
+          <w:sz w:val="40"/>
+          <w:szCs w:val="40"/>
+        </w:rPr>
+        <w:t>,</w:t>
       </w:r>
     </w:p>
     <w:p>
@@ -17104,7 +15028,23 @@
           <w:sz w:val="40"/>
           <w:szCs w:val="40"/>
         </w:rPr>
-        <w:t>+Abstract: abstract class, interface</w:t>
+        <w:t xml:space="preserve">- Toi </w:t>
+      </w:r>
+      <w:proofErr w:type="spellStart"/>
+      <w:r>
+        <w:rPr>
+          <w:sz w:val="40"/>
+          <w:szCs w:val="40"/>
+        </w:rPr>
+        <w:t>uu</w:t>
+      </w:r>
+      <w:proofErr w:type="spellEnd"/>
+      <w:r>
+        <w:rPr>
+          <w:sz w:val="40"/>
+          <w:szCs w:val="40"/>
+        </w:rPr>
+        <w:t xml:space="preserve"> query:</w:t>
       </w:r>
     </w:p>
     <w:p>
@@ -17119,23 +15059,7 @@
           <w:sz w:val="40"/>
           <w:szCs w:val="40"/>
         </w:rPr>
-        <w:t>+</w:t>
-      </w:r>
-      <w:proofErr w:type="spellStart"/>
-      <w:r>
-        <w:rPr>
-          <w:sz w:val="40"/>
-          <w:szCs w:val="40"/>
-        </w:rPr>
-        <w:t>Polymo</w:t>
-      </w:r>
-      <w:proofErr w:type="spellEnd"/>
-      <w:r>
-        <w:rPr>
-          <w:sz w:val="40"/>
-          <w:szCs w:val="40"/>
-        </w:rPr>
-        <w:t>: overload, override</w:t>
+        <w:t>+Xem execution plan</w:t>
       </w:r>
     </w:p>
     <w:p>
@@ -17150,55 +15074,23 @@
           <w:sz w:val="40"/>
           <w:szCs w:val="40"/>
         </w:rPr>
-        <w:t>+</w:t>
-      </w:r>
-      <w:proofErr w:type="spellStart"/>
-      <w:r>
-        <w:rPr>
-          <w:sz w:val="40"/>
-          <w:szCs w:val="40"/>
-        </w:rPr>
-        <w:t>Inheri</w:t>
-      </w:r>
-      <w:proofErr w:type="spellEnd"/>
-      <w:r>
-        <w:rPr>
-          <w:sz w:val="40"/>
-          <w:szCs w:val="40"/>
-        </w:rPr>
-        <w:t xml:space="preserve">: Class con </w:t>
-      </w:r>
-      <w:proofErr w:type="spellStart"/>
-      <w:r>
-        <w:rPr>
-          <w:sz w:val="40"/>
-          <w:szCs w:val="40"/>
-        </w:rPr>
-        <w:t>ke</w:t>
-      </w:r>
-      <w:proofErr w:type="spellEnd"/>
-      <w:r>
-        <w:rPr>
-          <w:sz w:val="40"/>
-          <w:szCs w:val="40"/>
-        </w:rPr>
-        <w:t xml:space="preserve"> </w:t>
-      </w:r>
-      <w:proofErr w:type="spellStart"/>
-      <w:r>
-        <w:rPr>
-          <w:sz w:val="40"/>
-          <w:szCs w:val="40"/>
-        </w:rPr>
-        <w:t>thua</w:t>
-      </w:r>
-      <w:proofErr w:type="spellEnd"/>
-      <w:r>
-        <w:rPr>
-          <w:sz w:val="40"/>
-          <w:szCs w:val="40"/>
-        </w:rPr>
-        <w:t xml:space="preserve"> class cha</w:t>
+        <w:t xml:space="preserve">+ Toi </w:t>
+      </w:r>
+      <w:proofErr w:type="spellStart"/>
+      <w:r>
+        <w:rPr>
+          <w:sz w:val="40"/>
+          <w:szCs w:val="40"/>
+        </w:rPr>
+        <w:t>uu</w:t>
+      </w:r>
+      <w:proofErr w:type="spellEnd"/>
+      <w:r>
+        <w:rPr>
+          <w:sz w:val="40"/>
+          <w:szCs w:val="40"/>
+        </w:rPr>
+        <w:t xml:space="preserve"> WHERE</w:t>
       </w:r>
     </w:p>
     <w:p>
@@ -17213,8 +15105,2710 @@
           <w:sz w:val="40"/>
           <w:szCs w:val="40"/>
         </w:rPr>
-        <w:t>-</w:t>
-      </w:r>
+        <w:t xml:space="preserve">+ Toi </w:t>
+      </w:r>
+      <w:proofErr w:type="spellStart"/>
+      <w:r>
+        <w:rPr>
+          <w:sz w:val="40"/>
+          <w:szCs w:val="40"/>
+        </w:rPr>
+        <w:t>uu</w:t>
+      </w:r>
+      <w:proofErr w:type="spellEnd"/>
+      <w:r>
+        <w:rPr>
+          <w:sz w:val="40"/>
+          <w:szCs w:val="40"/>
+        </w:rPr>
+        <w:t xml:space="preserve"> Index</w:t>
+      </w:r>
+    </w:p>
+    <w:p>
+      <w:pPr>
+        <w:rPr>
+          <w:sz w:val="40"/>
+          <w:szCs w:val="40"/>
+        </w:rPr>
+      </w:pPr>
+      <w:r>
+        <w:rPr>
+          <w:sz w:val="40"/>
+          <w:szCs w:val="40"/>
+        </w:rPr>
+        <w:t xml:space="preserve">+ Toi </w:t>
+      </w:r>
+      <w:proofErr w:type="spellStart"/>
+      <w:r>
+        <w:rPr>
+          <w:sz w:val="40"/>
+          <w:szCs w:val="40"/>
+        </w:rPr>
+        <w:t>uu</w:t>
+      </w:r>
+      <w:proofErr w:type="spellEnd"/>
+      <w:r>
+        <w:rPr>
+          <w:sz w:val="40"/>
+          <w:szCs w:val="40"/>
+        </w:rPr>
+        <w:t xml:space="preserve"> JOIN</w:t>
+      </w:r>
+    </w:p>
+    <w:p>
+      <w:pPr>
+        <w:rPr>
+          <w:sz w:val="40"/>
+          <w:szCs w:val="40"/>
+        </w:rPr>
+      </w:pPr>
+      <w:r>
+        <w:rPr>
+          <w:sz w:val="40"/>
+          <w:szCs w:val="40"/>
+        </w:rPr>
+        <w:t xml:space="preserve">+ EXIST </w:t>
+      </w:r>
+      <w:proofErr w:type="spellStart"/>
+      <w:r>
+        <w:rPr>
+          <w:sz w:val="40"/>
+          <w:szCs w:val="40"/>
+        </w:rPr>
+        <w:t>va</w:t>
+      </w:r>
+      <w:proofErr w:type="spellEnd"/>
+      <w:r>
+        <w:rPr>
+          <w:sz w:val="40"/>
+          <w:szCs w:val="40"/>
+        </w:rPr>
+        <w:t xml:space="preserve"> IN: In </w:t>
+      </w:r>
+      <w:proofErr w:type="spellStart"/>
+      <w:r>
+        <w:rPr>
+          <w:sz w:val="40"/>
+          <w:szCs w:val="40"/>
+        </w:rPr>
+        <w:t>cho</w:t>
+      </w:r>
+      <w:proofErr w:type="spellEnd"/>
+      <w:r>
+        <w:rPr>
+          <w:sz w:val="40"/>
+          <w:szCs w:val="40"/>
+        </w:rPr>
+        <w:t xml:space="preserve"> row </w:t>
+      </w:r>
+      <w:proofErr w:type="spellStart"/>
+      <w:r>
+        <w:rPr>
+          <w:sz w:val="40"/>
+          <w:szCs w:val="40"/>
+        </w:rPr>
+        <w:t>nho</w:t>
+      </w:r>
+      <w:proofErr w:type="spellEnd"/>
+    </w:p>
+    <w:p>
+      <w:pPr>
+        <w:rPr>
+          <w:sz w:val="40"/>
+          <w:szCs w:val="40"/>
+        </w:rPr>
+      </w:pPr>
+      <w:r>
+        <w:rPr>
+          <w:sz w:val="40"/>
+          <w:szCs w:val="40"/>
+        </w:rPr>
+        <w:t xml:space="preserve">+ LIKE </w:t>
+      </w:r>
+      <w:proofErr w:type="spellStart"/>
+      <w:r>
+        <w:rPr>
+          <w:sz w:val="40"/>
+          <w:szCs w:val="40"/>
+        </w:rPr>
+        <w:t>va</w:t>
+      </w:r>
+      <w:proofErr w:type="spellEnd"/>
+      <w:r>
+        <w:rPr>
+          <w:sz w:val="40"/>
+          <w:szCs w:val="40"/>
+        </w:rPr>
+        <w:t xml:space="preserve"> SEARCH: SON%</w:t>
+      </w:r>
+    </w:p>
+    <w:p>
+      <w:pPr>
+        <w:rPr>
+          <w:sz w:val="40"/>
+          <w:szCs w:val="40"/>
+        </w:rPr>
+      </w:pPr>
+      <w:r>
+        <w:rPr>
+          <w:sz w:val="40"/>
+          <w:szCs w:val="40"/>
+        </w:rPr>
+        <w:t>+ PAGINATION: FETCH FIRST 10 ROWS ONLY</w:t>
+      </w:r>
+    </w:p>
+    <w:p>
+      <w:pPr>
+        <w:rPr>
+          <w:sz w:val="40"/>
+          <w:szCs w:val="40"/>
+        </w:rPr>
+      </w:pPr>
+      <w:r>
+        <w:rPr>
+          <w:sz w:val="40"/>
+          <w:szCs w:val="40"/>
+        </w:rPr>
+        <w:lastRenderedPageBreak/>
+        <w:t xml:space="preserve">-N+1 problem: </w:t>
+      </w:r>
+    </w:p>
+    <w:p>
+      <w:pPr>
+        <w:rPr>
+          <w:sz w:val="40"/>
+          <w:szCs w:val="40"/>
+        </w:rPr>
+      </w:pPr>
+      <w:r>
+        <w:rPr>
+          <w:sz w:val="40"/>
+          <w:szCs w:val="40"/>
+        </w:rPr>
+        <w:t>+</w:t>
+      </w:r>
+      <w:proofErr w:type="spellStart"/>
+      <w:r>
+        <w:rPr>
+          <w:sz w:val="40"/>
+          <w:szCs w:val="40"/>
+        </w:rPr>
+        <w:t>xay</w:t>
+      </w:r>
+      <w:proofErr w:type="spellEnd"/>
+      <w:r>
+        <w:rPr>
+          <w:sz w:val="40"/>
+          <w:szCs w:val="40"/>
+        </w:rPr>
+        <w:t xml:space="preserve"> </w:t>
+      </w:r>
+      <w:proofErr w:type="spellStart"/>
+      <w:r>
+        <w:rPr>
+          <w:sz w:val="40"/>
+          <w:szCs w:val="40"/>
+        </w:rPr>
+        <w:t>ra</w:t>
+      </w:r>
+      <w:proofErr w:type="spellEnd"/>
+      <w:r>
+        <w:rPr>
+          <w:sz w:val="40"/>
+          <w:szCs w:val="40"/>
+        </w:rPr>
+        <w:t xml:space="preserve"> </w:t>
+      </w:r>
+      <w:proofErr w:type="spellStart"/>
+      <w:r>
+        <w:rPr>
+          <w:sz w:val="40"/>
+          <w:szCs w:val="40"/>
+        </w:rPr>
+        <w:t>khi</w:t>
+      </w:r>
+      <w:proofErr w:type="spellEnd"/>
+      <w:r>
+        <w:rPr>
+          <w:sz w:val="40"/>
+          <w:szCs w:val="40"/>
+        </w:rPr>
+        <w:t xml:space="preserve"> app fetches list of objects, </w:t>
+      </w:r>
+      <w:proofErr w:type="spellStart"/>
+      <w:r>
+        <w:rPr>
+          <w:sz w:val="40"/>
+          <w:szCs w:val="40"/>
+        </w:rPr>
+        <w:t>trong</w:t>
+      </w:r>
+      <w:proofErr w:type="spellEnd"/>
+      <w:r>
+        <w:rPr>
+          <w:sz w:val="40"/>
+          <w:szCs w:val="40"/>
+        </w:rPr>
+        <w:t xml:space="preserve"> </w:t>
+      </w:r>
+      <w:proofErr w:type="spellStart"/>
+      <w:r>
+        <w:rPr>
+          <w:sz w:val="40"/>
+          <w:szCs w:val="40"/>
+        </w:rPr>
+        <w:t>mỗi</w:t>
+      </w:r>
+      <w:proofErr w:type="spellEnd"/>
+      <w:r>
+        <w:rPr>
+          <w:sz w:val="40"/>
+          <w:szCs w:val="40"/>
+        </w:rPr>
+        <w:t xml:space="preserve"> object, </w:t>
+      </w:r>
+      <w:proofErr w:type="spellStart"/>
+      <w:r>
+        <w:rPr>
+          <w:sz w:val="40"/>
+          <w:szCs w:val="40"/>
+        </w:rPr>
+        <w:t>nó</w:t>
+      </w:r>
+      <w:proofErr w:type="spellEnd"/>
+      <w:r>
+        <w:rPr>
+          <w:sz w:val="40"/>
+          <w:szCs w:val="40"/>
+        </w:rPr>
+        <w:t xml:space="preserve"> </w:t>
+      </w:r>
+      <w:proofErr w:type="spellStart"/>
+      <w:r>
+        <w:rPr>
+          <w:sz w:val="40"/>
+          <w:szCs w:val="40"/>
+        </w:rPr>
+        <w:t>lại</w:t>
+      </w:r>
+      <w:proofErr w:type="spellEnd"/>
+      <w:r>
+        <w:rPr>
+          <w:sz w:val="40"/>
+          <w:szCs w:val="40"/>
+        </w:rPr>
+        <w:t xml:space="preserve"> </w:t>
+      </w:r>
+      <w:proofErr w:type="spellStart"/>
+      <w:r>
+        <w:rPr>
+          <w:sz w:val="40"/>
+          <w:szCs w:val="40"/>
+        </w:rPr>
+        <w:t>tạo</w:t>
+      </w:r>
+      <w:proofErr w:type="spellEnd"/>
+      <w:r>
+        <w:rPr>
+          <w:sz w:val="40"/>
+          <w:szCs w:val="40"/>
+        </w:rPr>
+        <w:t xml:space="preserve"> them query </w:t>
+      </w:r>
+      <w:proofErr w:type="spellStart"/>
+      <w:r>
+        <w:rPr>
+          <w:sz w:val="40"/>
+          <w:szCs w:val="40"/>
+        </w:rPr>
+        <w:t>để</w:t>
+      </w:r>
+      <w:proofErr w:type="spellEnd"/>
+      <w:r>
+        <w:rPr>
+          <w:sz w:val="40"/>
+          <w:szCs w:val="40"/>
+        </w:rPr>
+        <w:t xml:space="preserve"> </w:t>
+      </w:r>
+      <w:proofErr w:type="spellStart"/>
+      <w:r>
+        <w:rPr>
+          <w:sz w:val="40"/>
+          <w:szCs w:val="40"/>
+        </w:rPr>
+        <w:t>lấy</w:t>
+      </w:r>
+      <w:proofErr w:type="spellEnd"/>
+      <w:r>
+        <w:rPr>
+          <w:sz w:val="40"/>
+          <w:szCs w:val="40"/>
+        </w:rPr>
+        <w:t xml:space="preserve"> data </w:t>
+      </w:r>
+      <w:proofErr w:type="spellStart"/>
+      <w:r>
+        <w:rPr>
+          <w:sz w:val="40"/>
+          <w:szCs w:val="40"/>
+        </w:rPr>
+        <w:t>tương</w:t>
+      </w:r>
+      <w:proofErr w:type="spellEnd"/>
+      <w:r>
+        <w:rPr>
+          <w:sz w:val="40"/>
+          <w:szCs w:val="40"/>
+        </w:rPr>
+        <w:t xml:space="preserve"> </w:t>
+      </w:r>
+      <w:proofErr w:type="spellStart"/>
+      <w:r>
+        <w:rPr>
+          <w:sz w:val="40"/>
+          <w:szCs w:val="40"/>
+        </w:rPr>
+        <w:t>ứng</w:t>
+      </w:r>
+      <w:proofErr w:type="spellEnd"/>
+      <w:r>
+        <w:rPr>
+          <w:sz w:val="40"/>
+          <w:szCs w:val="40"/>
+        </w:rPr>
+        <w:t xml:space="preserve">. </w:t>
+      </w:r>
+    </w:p>
+    <w:p>
+      <w:pPr>
+        <w:rPr>
+          <w:sz w:val="40"/>
+          <w:szCs w:val="40"/>
+        </w:rPr>
+      </w:pPr>
+      <w:r>
+        <w:rPr>
+          <w:sz w:val="40"/>
+          <w:szCs w:val="40"/>
+        </w:rPr>
+        <w:t>+</w:t>
+      </w:r>
+      <w:proofErr w:type="spellStart"/>
+      <w:r>
+        <w:rPr>
+          <w:sz w:val="40"/>
+          <w:szCs w:val="40"/>
+        </w:rPr>
+        <w:t>Ví</w:t>
+      </w:r>
+      <w:proofErr w:type="spellEnd"/>
+      <w:r>
+        <w:rPr>
+          <w:sz w:val="40"/>
+          <w:szCs w:val="40"/>
+        </w:rPr>
+        <w:t xml:space="preserve"> </w:t>
+      </w:r>
+      <w:proofErr w:type="spellStart"/>
+      <w:r>
+        <w:rPr>
+          <w:sz w:val="40"/>
+          <w:szCs w:val="40"/>
+        </w:rPr>
+        <w:t>dụ</w:t>
+      </w:r>
+      <w:proofErr w:type="spellEnd"/>
+      <w:r>
+        <w:rPr>
+          <w:sz w:val="40"/>
+          <w:szCs w:val="40"/>
+        </w:rPr>
+        <w:t xml:space="preserve">: </w:t>
+      </w:r>
+      <w:proofErr w:type="spellStart"/>
+      <w:r>
+        <w:rPr>
+          <w:sz w:val="40"/>
+          <w:szCs w:val="40"/>
+        </w:rPr>
+        <w:t>danh</w:t>
+      </w:r>
+      <w:proofErr w:type="spellEnd"/>
+      <w:r>
+        <w:rPr>
+          <w:sz w:val="40"/>
+          <w:szCs w:val="40"/>
+        </w:rPr>
+        <w:t xml:space="preserve"> </w:t>
+      </w:r>
+      <w:proofErr w:type="spellStart"/>
+      <w:r>
+        <w:rPr>
+          <w:sz w:val="40"/>
+          <w:szCs w:val="40"/>
+        </w:rPr>
+        <w:t>sách</w:t>
+      </w:r>
+      <w:proofErr w:type="spellEnd"/>
+      <w:r>
+        <w:rPr>
+          <w:sz w:val="40"/>
+          <w:szCs w:val="40"/>
+        </w:rPr>
+        <w:t xml:space="preserve"> blog post, </w:t>
+      </w:r>
+      <w:proofErr w:type="spellStart"/>
+      <w:r>
+        <w:rPr>
+          <w:sz w:val="40"/>
+          <w:szCs w:val="40"/>
+        </w:rPr>
+        <w:t>rồi</w:t>
+      </w:r>
+      <w:proofErr w:type="spellEnd"/>
+      <w:r>
+        <w:rPr>
+          <w:sz w:val="40"/>
+          <w:szCs w:val="40"/>
+        </w:rPr>
+        <w:t xml:space="preserve"> </w:t>
+      </w:r>
+      <w:proofErr w:type="spellStart"/>
+      <w:r>
+        <w:rPr>
+          <w:sz w:val="40"/>
+          <w:szCs w:val="40"/>
+        </w:rPr>
+        <w:t>lại</w:t>
+      </w:r>
+      <w:proofErr w:type="spellEnd"/>
+      <w:r>
+        <w:rPr>
+          <w:sz w:val="40"/>
+          <w:szCs w:val="40"/>
+        </w:rPr>
+        <w:t xml:space="preserve"> </w:t>
+      </w:r>
+      <w:proofErr w:type="spellStart"/>
+      <w:r>
+        <w:rPr>
+          <w:sz w:val="40"/>
+          <w:szCs w:val="40"/>
+        </w:rPr>
+        <w:t>lấy</w:t>
+      </w:r>
+      <w:proofErr w:type="spellEnd"/>
+      <w:r>
+        <w:rPr>
+          <w:sz w:val="40"/>
+          <w:szCs w:val="40"/>
+        </w:rPr>
+        <w:t xml:space="preserve"> </w:t>
+      </w:r>
+      <w:proofErr w:type="spellStart"/>
+      <w:r>
+        <w:rPr>
+          <w:sz w:val="40"/>
+          <w:szCs w:val="40"/>
+        </w:rPr>
+        <w:t>cả</w:t>
+      </w:r>
+      <w:proofErr w:type="spellEnd"/>
+      <w:r>
+        <w:rPr>
+          <w:sz w:val="40"/>
+          <w:szCs w:val="40"/>
+        </w:rPr>
+        <w:t xml:space="preserve"> </w:t>
+      </w:r>
+      <w:proofErr w:type="spellStart"/>
+      <w:r>
+        <w:rPr>
+          <w:sz w:val="40"/>
+          <w:szCs w:val="40"/>
+        </w:rPr>
+        <w:t>thông</w:t>
+      </w:r>
+      <w:proofErr w:type="spellEnd"/>
+      <w:r>
+        <w:rPr>
+          <w:sz w:val="40"/>
+          <w:szCs w:val="40"/>
+        </w:rPr>
+        <w:t xml:space="preserve"> tin author </w:t>
+      </w:r>
+      <w:proofErr w:type="spellStart"/>
+      <w:r>
+        <w:rPr>
+          <w:sz w:val="40"/>
+          <w:szCs w:val="40"/>
+        </w:rPr>
+        <w:t>cho</w:t>
+      </w:r>
+      <w:proofErr w:type="spellEnd"/>
+      <w:r>
+        <w:rPr>
+          <w:sz w:val="40"/>
+          <w:szCs w:val="40"/>
+        </w:rPr>
+        <w:t xml:space="preserve"> </w:t>
+      </w:r>
+      <w:proofErr w:type="spellStart"/>
+      <w:r>
+        <w:rPr>
+          <w:sz w:val="40"/>
+          <w:szCs w:val="40"/>
+        </w:rPr>
+        <w:t>mỗi</w:t>
+      </w:r>
+      <w:proofErr w:type="spellEnd"/>
+      <w:r>
+        <w:rPr>
+          <w:sz w:val="40"/>
+          <w:szCs w:val="40"/>
+        </w:rPr>
+        <w:t xml:space="preserve"> post.</w:t>
+      </w:r>
+    </w:p>
+    <w:p>
+      <w:pPr>
+        <w:rPr>
+          <w:sz w:val="40"/>
+          <w:szCs w:val="40"/>
+        </w:rPr>
+      </w:pPr>
+      <w:r>
+        <w:rPr>
+          <w:sz w:val="40"/>
+          <w:szCs w:val="40"/>
+        </w:rPr>
+        <w:t xml:space="preserve">+Nguyên </w:t>
+      </w:r>
+      <w:proofErr w:type="spellStart"/>
+      <w:r>
+        <w:rPr>
+          <w:sz w:val="40"/>
+          <w:szCs w:val="40"/>
+        </w:rPr>
+        <w:t>nhân</w:t>
+      </w:r>
+      <w:proofErr w:type="spellEnd"/>
+      <w:r>
+        <w:rPr>
+          <w:sz w:val="40"/>
+          <w:szCs w:val="40"/>
+        </w:rPr>
+        <w:t xml:space="preserve">: Lazy Loading </w:t>
+      </w:r>
+      <w:r>
+        <w:rPr>
+          <w:sz w:val="40"/>
+          <w:szCs w:val="40"/>
+        </w:rPr>
+        <w:t xml:space="preserve">default </w:t>
+      </w:r>
+      <w:proofErr w:type="spellStart"/>
+      <w:r>
+        <w:rPr>
+          <w:sz w:val="40"/>
+          <w:szCs w:val="40"/>
+        </w:rPr>
+        <w:t>bởi</w:t>
+      </w:r>
+      <w:proofErr w:type="spellEnd"/>
+      <w:r>
+        <w:rPr>
+          <w:sz w:val="40"/>
+          <w:szCs w:val="40"/>
+        </w:rPr>
+        <w:t xml:space="preserve"> Hibernate (data </w:t>
+      </w:r>
+      <w:proofErr w:type="spellStart"/>
+      <w:r>
+        <w:rPr>
+          <w:sz w:val="40"/>
+          <w:szCs w:val="40"/>
+        </w:rPr>
+        <w:t>liên</w:t>
+      </w:r>
+      <w:proofErr w:type="spellEnd"/>
+      <w:r>
+        <w:rPr>
+          <w:sz w:val="40"/>
+          <w:szCs w:val="40"/>
+        </w:rPr>
+        <w:t xml:space="preserve"> </w:t>
+      </w:r>
+      <w:proofErr w:type="spellStart"/>
+      <w:r>
+        <w:rPr>
+          <w:sz w:val="40"/>
+          <w:szCs w:val="40"/>
+        </w:rPr>
+        <w:t>quan</w:t>
+      </w:r>
+      <w:proofErr w:type="spellEnd"/>
+      <w:r>
+        <w:rPr>
+          <w:sz w:val="40"/>
+          <w:szCs w:val="40"/>
+        </w:rPr>
+        <w:t xml:space="preserve"> </w:t>
+      </w:r>
+      <w:proofErr w:type="spellStart"/>
+      <w:r>
+        <w:rPr>
+          <w:sz w:val="40"/>
+          <w:szCs w:val="40"/>
+        </w:rPr>
+        <w:t>được</w:t>
+      </w:r>
+      <w:proofErr w:type="spellEnd"/>
+      <w:r>
+        <w:rPr>
+          <w:sz w:val="40"/>
+          <w:szCs w:val="40"/>
+        </w:rPr>
+        <w:t xml:space="preserve"> fetched </w:t>
+      </w:r>
+      <w:proofErr w:type="spellStart"/>
+      <w:r>
+        <w:rPr>
+          <w:sz w:val="40"/>
+          <w:szCs w:val="40"/>
+        </w:rPr>
+        <w:t>từ</w:t>
+      </w:r>
+      <w:proofErr w:type="spellEnd"/>
+      <w:r>
+        <w:rPr>
+          <w:sz w:val="40"/>
+          <w:szCs w:val="40"/>
+        </w:rPr>
+        <w:t xml:space="preserve"> database </w:t>
+      </w:r>
+      <w:proofErr w:type="spellStart"/>
+      <w:r>
+        <w:rPr>
+          <w:sz w:val="40"/>
+          <w:szCs w:val="40"/>
+        </w:rPr>
+        <w:t>khi</w:t>
+      </w:r>
+      <w:proofErr w:type="spellEnd"/>
+      <w:r>
+        <w:rPr>
+          <w:sz w:val="40"/>
+          <w:szCs w:val="40"/>
+        </w:rPr>
+        <w:t xml:space="preserve"> </w:t>
+      </w:r>
+      <w:proofErr w:type="spellStart"/>
+      <w:r>
+        <w:rPr>
+          <w:sz w:val="40"/>
+          <w:szCs w:val="40"/>
+        </w:rPr>
+        <w:t>cần</w:t>
+      </w:r>
+      <w:proofErr w:type="spellEnd"/>
+      <w:r>
+        <w:rPr>
+          <w:sz w:val="40"/>
+          <w:szCs w:val="40"/>
+        </w:rPr>
+        <w:t xml:space="preserve"> </w:t>
+      </w:r>
+      <w:proofErr w:type="spellStart"/>
+      <w:r>
+        <w:rPr>
+          <w:sz w:val="40"/>
+          <w:szCs w:val="40"/>
+        </w:rPr>
+        <w:t>thiết</w:t>
+      </w:r>
+      <w:proofErr w:type="spellEnd"/>
+      <w:r>
+        <w:rPr>
+          <w:sz w:val="40"/>
+          <w:szCs w:val="40"/>
+        </w:rPr>
+        <w:t xml:space="preserve">), query </w:t>
+      </w:r>
+      <w:proofErr w:type="spellStart"/>
+      <w:r>
+        <w:rPr>
+          <w:sz w:val="40"/>
+          <w:szCs w:val="40"/>
+        </w:rPr>
+        <w:t>không</w:t>
+      </w:r>
+      <w:proofErr w:type="spellEnd"/>
+      <w:r>
+        <w:rPr>
+          <w:sz w:val="40"/>
+          <w:szCs w:val="40"/>
+        </w:rPr>
+        <w:t xml:space="preserve"> </w:t>
+      </w:r>
+      <w:proofErr w:type="spellStart"/>
+      <w:r>
+        <w:rPr>
+          <w:sz w:val="40"/>
+          <w:szCs w:val="40"/>
+        </w:rPr>
+        <w:t>hiệu</w:t>
+      </w:r>
+      <w:proofErr w:type="spellEnd"/>
+      <w:r>
+        <w:rPr>
+          <w:sz w:val="40"/>
+          <w:szCs w:val="40"/>
+        </w:rPr>
+        <w:t xml:space="preserve"> </w:t>
+      </w:r>
+      <w:proofErr w:type="spellStart"/>
+      <w:r>
+        <w:rPr>
+          <w:sz w:val="40"/>
+          <w:szCs w:val="40"/>
+        </w:rPr>
+        <w:t>quả</w:t>
+      </w:r>
+      <w:proofErr w:type="spellEnd"/>
+      <w:r>
+        <w:rPr>
+          <w:sz w:val="40"/>
+          <w:szCs w:val="40"/>
+        </w:rPr>
+        <w:t xml:space="preserve"> (fetch data </w:t>
+      </w:r>
+      <w:proofErr w:type="spellStart"/>
+      <w:r>
+        <w:rPr>
+          <w:sz w:val="40"/>
+          <w:szCs w:val="40"/>
+        </w:rPr>
+        <w:t>trong</w:t>
+      </w:r>
+      <w:proofErr w:type="spellEnd"/>
+      <w:r>
+        <w:rPr>
+          <w:sz w:val="40"/>
+          <w:szCs w:val="40"/>
+        </w:rPr>
+        <w:t xml:space="preserve"> loop)</w:t>
+      </w:r>
+    </w:p>
+    <w:p>
+      <w:pPr>
+        <w:rPr>
+          <w:sz w:val="40"/>
+          <w:szCs w:val="40"/>
+        </w:rPr>
+      </w:pPr>
+      <w:r>
+        <w:rPr>
+          <w:sz w:val="40"/>
+          <w:szCs w:val="40"/>
+        </w:rPr>
+        <w:t>+</w:t>
+      </w:r>
+      <w:proofErr w:type="spellStart"/>
+      <w:r>
+        <w:rPr>
+          <w:sz w:val="40"/>
+          <w:szCs w:val="40"/>
+        </w:rPr>
+        <w:t>Giải</w:t>
+      </w:r>
+      <w:proofErr w:type="spellEnd"/>
+      <w:r>
+        <w:rPr>
+          <w:sz w:val="40"/>
+          <w:szCs w:val="40"/>
+        </w:rPr>
+        <w:t xml:space="preserve"> </w:t>
+      </w:r>
+      <w:proofErr w:type="spellStart"/>
+      <w:r>
+        <w:rPr>
+          <w:sz w:val="40"/>
+          <w:szCs w:val="40"/>
+        </w:rPr>
+        <w:t>pháp</w:t>
+      </w:r>
+      <w:proofErr w:type="spellEnd"/>
+      <w:r>
+        <w:rPr>
+          <w:sz w:val="40"/>
+          <w:szCs w:val="40"/>
+        </w:rPr>
+        <w:t>: Eager loading, batch fetching (retrieve data for multiple objects in a single query), optimize query</w:t>
+      </w:r>
+    </w:p>
+    <w:p>
+      <w:pPr>
+        <w:rPr>
+          <w:sz w:val="40"/>
+          <w:szCs w:val="40"/>
+        </w:rPr>
+      </w:pPr>
+      <w:r>
+        <w:rPr>
+          <w:sz w:val="40"/>
+          <w:szCs w:val="40"/>
+        </w:rPr>
+        <w:t>-SQL injection</w:t>
+      </w:r>
+    </w:p>
+    <w:p>
+      <w:pPr>
+        <w:rPr>
+          <w:sz w:val="40"/>
+          <w:szCs w:val="40"/>
+        </w:rPr>
+      </w:pPr>
+      <w:r>
+        <w:rPr>
+          <w:sz w:val="40"/>
+          <w:szCs w:val="40"/>
+        </w:rPr>
+        <w:t xml:space="preserve">+Lo </w:t>
+      </w:r>
+      <w:proofErr w:type="spellStart"/>
+      <w:r>
+        <w:rPr>
+          <w:sz w:val="40"/>
+          <w:szCs w:val="40"/>
+        </w:rPr>
+        <w:t>hong</w:t>
+      </w:r>
+      <w:proofErr w:type="spellEnd"/>
+      <w:r>
+        <w:rPr>
+          <w:sz w:val="40"/>
+          <w:szCs w:val="40"/>
+        </w:rPr>
+        <w:t xml:space="preserve"> </w:t>
+      </w:r>
+      <w:proofErr w:type="spellStart"/>
+      <w:r>
+        <w:rPr>
+          <w:sz w:val="40"/>
+          <w:szCs w:val="40"/>
+        </w:rPr>
+        <w:t>khi</w:t>
+      </w:r>
+      <w:proofErr w:type="spellEnd"/>
+      <w:r>
+        <w:rPr>
+          <w:sz w:val="40"/>
+          <w:szCs w:val="40"/>
+        </w:rPr>
+        <w:t xml:space="preserve"> app ko </w:t>
+      </w:r>
+      <w:proofErr w:type="spellStart"/>
+      <w:r>
+        <w:rPr>
+          <w:sz w:val="40"/>
+          <w:szCs w:val="40"/>
+        </w:rPr>
+        <w:t>kiem</w:t>
+      </w:r>
+      <w:proofErr w:type="spellEnd"/>
+      <w:r>
+        <w:rPr>
+          <w:sz w:val="40"/>
+          <w:szCs w:val="40"/>
+        </w:rPr>
+        <w:t xml:space="preserve"> </w:t>
+      </w:r>
+      <w:proofErr w:type="spellStart"/>
+      <w:r>
+        <w:rPr>
+          <w:sz w:val="40"/>
+          <w:szCs w:val="40"/>
+        </w:rPr>
+        <w:t>soat</w:t>
+      </w:r>
+      <w:proofErr w:type="spellEnd"/>
+      <w:r>
+        <w:rPr>
+          <w:sz w:val="40"/>
+          <w:szCs w:val="40"/>
+        </w:rPr>
+        <w:t xml:space="preserve"> du lieu </w:t>
+      </w:r>
+      <w:proofErr w:type="spellStart"/>
+      <w:r>
+        <w:rPr>
+          <w:sz w:val="40"/>
+          <w:szCs w:val="40"/>
+        </w:rPr>
+        <w:t>dau</w:t>
+      </w:r>
+      <w:proofErr w:type="spellEnd"/>
+      <w:r>
+        <w:rPr>
+          <w:sz w:val="40"/>
+          <w:szCs w:val="40"/>
+        </w:rPr>
+        <w:t xml:space="preserve"> </w:t>
+      </w:r>
+      <w:proofErr w:type="spellStart"/>
+      <w:r>
+        <w:rPr>
+          <w:sz w:val="40"/>
+          <w:szCs w:val="40"/>
+        </w:rPr>
+        <w:t>vao</w:t>
+      </w:r>
+      <w:proofErr w:type="spellEnd"/>
+      <w:r>
+        <w:rPr>
+          <w:sz w:val="40"/>
+          <w:szCs w:val="40"/>
+        </w:rPr>
+        <w:t xml:space="preserve"> </w:t>
+      </w:r>
+      <w:proofErr w:type="spellStart"/>
+      <w:r>
+        <w:rPr>
+          <w:sz w:val="40"/>
+          <w:szCs w:val="40"/>
+        </w:rPr>
+        <w:t>va</w:t>
+      </w:r>
+      <w:proofErr w:type="spellEnd"/>
+      <w:r>
+        <w:rPr>
+          <w:sz w:val="40"/>
+          <w:szCs w:val="40"/>
+        </w:rPr>
+        <w:t xml:space="preserve"> </w:t>
+      </w:r>
+      <w:proofErr w:type="spellStart"/>
+      <w:r>
+        <w:rPr>
+          <w:sz w:val="40"/>
+          <w:szCs w:val="40"/>
+        </w:rPr>
+        <w:t>xay</w:t>
+      </w:r>
+      <w:proofErr w:type="spellEnd"/>
+      <w:r>
+        <w:rPr>
+          <w:sz w:val="40"/>
+          <w:szCs w:val="40"/>
+        </w:rPr>
+        <w:t xml:space="preserve"> dung SQL dong, </w:t>
+      </w:r>
+      <w:proofErr w:type="spellStart"/>
+      <w:r>
+        <w:rPr>
+          <w:sz w:val="40"/>
+          <w:szCs w:val="40"/>
+        </w:rPr>
+        <w:t>cho</w:t>
+      </w:r>
+      <w:proofErr w:type="spellEnd"/>
+      <w:r>
+        <w:rPr>
+          <w:sz w:val="40"/>
+          <w:szCs w:val="40"/>
+        </w:rPr>
+        <w:t xml:space="preserve"> </w:t>
+      </w:r>
+      <w:proofErr w:type="spellStart"/>
+      <w:r>
+        <w:rPr>
+          <w:sz w:val="40"/>
+          <w:szCs w:val="40"/>
+        </w:rPr>
+        <w:t>phep</w:t>
+      </w:r>
+      <w:proofErr w:type="spellEnd"/>
+      <w:r>
+        <w:rPr>
+          <w:sz w:val="40"/>
+          <w:szCs w:val="40"/>
+        </w:rPr>
+        <w:t xml:space="preserve"> hacker can </w:t>
+      </w:r>
+      <w:proofErr w:type="spellStart"/>
+      <w:r>
+        <w:rPr>
+          <w:sz w:val="40"/>
+          <w:szCs w:val="40"/>
+        </w:rPr>
+        <w:t>thiep</w:t>
+      </w:r>
+      <w:proofErr w:type="spellEnd"/>
+      <w:r>
+        <w:rPr>
+          <w:sz w:val="40"/>
+          <w:szCs w:val="40"/>
+        </w:rPr>
+        <w:t xml:space="preserve"> </w:t>
+      </w:r>
+      <w:proofErr w:type="spellStart"/>
+      <w:r>
+        <w:rPr>
+          <w:sz w:val="40"/>
+          <w:szCs w:val="40"/>
+        </w:rPr>
+        <w:t>vao</w:t>
+      </w:r>
+      <w:proofErr w:type="spellEnd"/>
+      <w:r>
+        <w:rPr>
+          <w:sz w:val="40"/>
+          <w:szCs w:val="40"/>
+        </w:rPr>
+        <w:t xml:space="preserve"> </w:t>
+      </w:r>
+      <w:proofErr w:type="spellStart"/>
+      <w:r>
+        <w:rPr>
+          <w:sz w:val="40"/>
+          <w:szCs w:val="40"/>
+        </w:rPr>
+        <w:t>cau</w:t>
+      </w:r>
+      <w:proofErr w:type="spellEnd"/>
+      <w:r>
+        <w:rPr>
+          <w:sz w:val="40"/>
+          <w:szCs w:val="40"/>
+        </w:rPr>
+        <w:t xml:space="preserve"> </w:t>
+      </w:r>
+      <w:proofErr w:type="spellStart"/>
+      <w:r>
+        <w:rPr>
+          <w:sz w:val="40"/>
+          <w:szCs w:val="40"/>
+        </w:rPr>
+        <w:t>lenh</w:t>
+      </w:r>
+      <w:proofErr w:type="spellEnd"/>
+      <w:r>
+        <w:rPr>
+          <w:sz w:val="40"/>
+          <w:szCs w:val="40"/>
+        </w:rPr>
+        <w:t xml:space="preserve"> SQL</w:t>
+      </w:r>
+    </w:p>
+    <w:p>
+      <w:pPr>
+        <w:rPr>
+          <w:sz w:val="40"/>
+          <w:szCs w:val="40"/>
+        </w:rPr>
+      </w:pPr>
+      <w:r>
+        <w:rPr>
+          <w:sz w:val="40"/>
+          <w:szCs w:val="40"/>
+        </w:rPr>
+        <w:t xml:space="preserve">+Nguyen </w:t>
+      </w:r>
+      <w:proofErr w:type="spellStart"/>
+      <w:r>
+        <w:rPr>
+          <w:sz w:val="40"/>
+          <w:szCs w:val="40"/>
+        </w:rPr>
+        <w:t>nhan</w:t>
+      </w:r>
+      <w:proofErr w:type="spellEnd"/>
+      <w:r>
+        <w:rPr>
+          <w:sz w:val="40"/>
+          <w:szCs w:val="40"/>
+        </w:rPr>
+        <w:t xml:space="preserve">: user input -&gt; String concatenation -&gt; SQL, </w:t>
+      </w:r>
+      <w:proofErr w:type="spellStart"/>
+      <w:r>
+        <w:rPr>
+          <w:sz w:val="40"/>
+          <w:szCs w:val="40"/>
+        </w:rPr>
+        <w:t>noi</w:t>
+      </w:r>
+      <w:proofErr w:type="spellEnd"/>
+      <w:r>
+        <w:rPr>
+          <w:sz w:val="40"/>
+          <w:szCs w:val="40"/>
+        </w:rPr>
+        <w:t xml:space="preserve"> </w:t>
+      </w:r>
+      <w:proofErr w:type="spellStart"/>
+      <w:r>
+        <w:rPr>
+          <w:sz w:val="40"/>
+          <w:szCs w:val="40"/>
+        </w:rPr>
+        <w:t>chuoi</w:t>
+      </w:r>
+      <w:proofErr w:type="spellEnd"/>
+      <w:r>
+        <w:rPr>
+          <w:sz w:val="40"/>
+          <w:szCs w:val="40"/>
+        </w:rPr>
+        <w:t xml:space="preserve"> SQL, </w:t>
+      </w:r>
+      <w:proofErr w:type="spellStart"/>
+      <w:r>
+        <w:rPr>
+          <w:sz w:val="40"/>
+          <w:szCs w:val="40"/>
+        </w:rPr>
+        <w:t>khong</w:t>
+      </w:r>
+      <w:proofErr w:type="spellEnd"/>
+      <w:r>
+        <w:rPr>
+          <w:sz w:val="40"/>
+          <w:szCs w:val="40"/>
+        </w:rPr>
+        <w:t xml:space="preserve"> dung parameter binding.</w:t>
+      </w:r>
+    </w:p>
+    <w:p>
+      <w:pPr>
+        <w:rPr>
+          <w:sz w:val="40"/>
+          <w:szCs w:val="40"/>
+        </w:rPr>
+      </w:pPr>
+      <w:r>
+        <w:rPr>
+          <w:sz w:val="40"/>
+          <w:szCs w:val="40"/>
+        </w:rPr>
+        <w:t xml:space="preserve">+Giai </w:t>
+      </w:r>
+      <w:proofErr w:type="spellStart"/>
+      <w:r>
+        <w:rPr>
+          <w:sz w:val="40"/>
+          <w:szCs w:val="40"/>
+        </w:rPr>
+        <w:t>phap</w:t>
+      </w:r>
+      <w:proofErr w:type="spellEnd"/>
+      <w:r>
+        <w:rPr>
+          <w:sz w:val="40"/>
+          <w:szCs w:val="40"/>
+        </w:rPr>
+        <w:t xml:space="preserve">: Dung </w:t>
+      </w:r>
+      <w:proofErr w:type="spellStart"/>
+      <w:r>
+        <w:rPr>
+          <w:sz w:val="40"/>
+          <w:szCs w:val="40"/>
+        </w:rPr>
+        <w:t>PrepareStatement</w:t>
+      </w:r>
+      <w:proofErr w:type="spellEnd"/>
+      <w:r>
+        <w:rPr>
+          <w:sz w:val="40"/>
+          <w:szCs w:val="40"/>
+        </w:rPr>
+        <w:t>, Parameter Binding; Dung ORM, Validate input</w:t>
+      </w:r>
+    </w:p>
+    <w:p>
+      <w:pPr>
+        <w:pStyle w:val="Heading2"/>
+        <w:rPr>
+          <w:sz w:val="40"/>
+          <w:szCs w:val="40"/>
+        </w:rPr>
+      </w:pPr>
+      <w:r>
+        <w:rPr>
+          <w:sz w:val="40"/>
+          <w:szCs w:val="40"/>
+        </w:rPr>
+        <w:t xml:space="preserve">1.4 </w:t>
+      </w:r>
+      <w:r>
+        <w:rPr>
+          <w:sz w:val="40"/>
+          <w:szCs w:val="40"/>
+        </w:rPr>
+        <w:t>Java</w:t>
+      </w:r>
+      <w:r>
+        <w:rPr>
+          <w:sz w:val="40"/>
+          <w:szCs w:val="40"/>
+        </w:rPr>
+        <w:t xml:space="preserve"> Core</w:t>
+      </w:r>
+      <w:r>
+        <w:rPr>
+          <w:sz w:val="40"/>
+          <w:szCs w:val="40"/>
+        </w:rPr>
+        <w:t xml:space="preserve">: </w:t>
+      </w:r>
+    </w:p>
+    <w:p>
+      <w:pPr>
+        <w:rPr>
+          <w:sz w:val="40"/>
+          <w:szCs w:val="40"/>
+        </w:rPr>
+      </w:pPr>
+      <w:r>
+        <w:rPr>
+          <w:sz w:val="40"/>
+          <w:szCs w:val="40"/>
+        </w:rPr>
+        <w:t>- Interface vs Abstract</w:t>
+      </w:r>
+    </w:p>
+    <w:p>
+      <w:pPr>
+        <w:rPr>
+          <w:sz w:val="40"/>
+          <w:szCs w:val="40"/>
+        </w:rPr>
+      </w:pPr>
+      <w:r>
+        <w:rPr>
+          <w:sz w:val="40"/>
+          <w:szCs w:val="40"/>
+        </w:rPr>
+        <w:lastRenderedPageBreak/>
+        <w:t xml:space="preserve">+Interface: contract, </w:t>
+      </w:r>
+      <w:proofErr w:type="spellStart"/>
+      <w:r>
+        <w:rPr>
+          <w:sz w:val="40"/>
+          <w:szCs w:val="40"/>
+        </w:rPr>
+        <w:t>mo</w:t>
+      </w:r>
+      <w:proofErr w:type="spellEnd"/>
+      <w:r>
+        <w:rPr>
+          <w:sz w:val="40"/>
+          <w:szCs w:val="40"/>
+        </w:rPr>
+        <w:t xml:space="preserve"> ta class </w:t>
+      </w:r>
+      <w:proofErr w:type="spellStart"/>
+      <w:r>
+        <w:rPr>
+          <w:sz w:val="40"/>
+          <w:szCs w:val="40"/>
+        </w:rPr>
+        <w:t>phai</w:t>
+      </w:r>
+      <w:proofErr w:type="spellEnd"/>
+      <w:r>
+        <w:rPr>
+          <w:sz w:val="40"/>
+          <w:szCs w:val="40"/>
+        </w:rPr>
+        <w:t xml:space="preserve"> lam </w:t>
+      </w:r>
+      <w:proofErr w:type="spellStart"/>
+      <w:r>
+        <w:rPr>
+          <w:sz w:val="40"/>
+          <w:szCs w:val="40"/>
+        </w:rPr>
+        <w:t>gi</w:t>
+      </w:r>
+      <w:proofErr w:type="spellEnd"/>
+      <w:r>
+        <w:rPr>
+          <w:sz w:val="40"/>
+          <w:szCs w:val="40"/>
+        </w:rPr>
+        <w:t xml:space="preserve">, </w:t>
+      </w:r>
+      <w:proofErr w:type="spellStart"/>
+      <w:r>
+        <w:rPr>
+          <w:sz w:val="40"/>
+          <w:szCs w:val="40"/>
+        </w:rPr>
+        <w:t>khong</w:t>
+      </w:r>
+      <w:proofErr w:type="spellEnd"/>
+      <w:r>
+        <w:rPr>
+          <w:sz w:val="40"/>
+          <w:szCs w:val="40"/>
+        </w:rPr>
+        <w:t xml:space="preserve"> </w:t>
+      </w:r>
+      <w:proofErr w:type="spellStart"/>
+      <w:r>
+        <w:rPr>
+          <w:sz w:val="40"/>
+          <w:szCs w:val="40"/>
+        </w:rPr>
+        <w:t>quan</w:t>
+      </w:r>
+      <w:proofErr w:type="spellEnd"/>
+      <w:r>
+        <w:rPr>
+          <w:sz w:val="40"/>
+          <w:szCs w:val="40"/>
+        </w:rPr>
+        <w:t xml:space="preserve"> tam lam the nao, da </w:t>
+      </w:r>
+      <w:proofErr w:type="spellStart"/>
+      <w:r>
+        <w:rPr>
+          <w:sz w:val="40"/>
+          <w:szCs w:val="40"/>
+        </w:rPr>
+        <w:t>ke</w:t>
+      </w:r>
+      <w:proofErr w:type="spellEnd"/>
+      <w:r>
+        <w:rPr>
+          <w:sz w:val="40"/>
+          <w:szCs w:val="40"/>
+        </w:rPr>
+        <w:t xml:space="preserve"> </w:t>
+      </w:r>
+      <w:proofErr w:type="spellStart"/>
+      <w:r>
+        <w:rPr>
+          <w:sz w:val="40"/>
+          <w:szCs w:val="40"/>
+        </w:rPr>
+        <w:t>thua</w:t>
+      </w:r>
+      <w:proofErr w:type="spellEnd"/>
+      <w:r>
+        <w:rPr>
+          <w:sz w:val="40"/>
+          <w:szCs w:val="40"/>
+        </w:rPr>
+        <w:t xml:space="preserve">, public static final field, Spring </w:t>
+      </w:r>
+      <w:proofErr w:type="spellStart"/>
+      <w:r>
+        <w:rPr>
+          <w:sz w:val="40"/>
+          <w:szCs w:val="40"/>
+        </w:rPr>
+        <w:t>su</w:t>
+      </w:r>
+      <w:proofErr w:type="spellEnd"/>
+      <w:r>
+        <w:rPr>
+          <w:sz w:val="40"/>
+          <w:szCs w:val="40"/>
+        </w:rPr>
+        <w:t xml:space="preserve"> dung </w:t>
+      </w:r>
+      <w:proofErr w:type="spellStart"/>
+      <w:r>
+        <w:rPr>
+          <w:sz w:val="40"/>
+          <w:szCs w:val="40"/>
+        </w:rPr>
+        <w:t>nhieu</w:t>
+      </w:r>
+      <w:proofErr w:type="spellEnd"/>
+      <w:r>
+        <w:rPr>
+          <w:sz w:val="40"/>
+          <w:szCs w:val="40"/>
+        </w:rPr>
+        <w:t>: Repo, Service, decoupling</w:t>
+      </w:r>
+    </w:p>
+    <w:p>
+      <w:pPr>
+        <w:rPr>
+          <w:sz w:val="40"/>
+          <w:szCs w:val="40"/>
+        </w:rPr>
+      </w:pPr>
+      <w:r>
+        <w:rPr>
+          <w:sz w:val="40"/>
+          <w:szCs w:val="40"/>
+        </w:rPr>
+        <w:t xml:space="preserve">+Abstract class: class </w:t>
+      </w:r>
+      <w:proofErr w:type="spellStart"/>
+      <w:r>
+        <w:rPr>
+          <w:sz w:val="40"/>
+          <w:szCs w:val="40"/>
+        </w:rPr>
+        <w:t>chua</w:t>
+      </w:r>
+      <w:proofErr w:type="spellEnd"/>
+      <w:r>
+        <w:rPr>
+          <w:sz w:val="40"/>
+          <w:szCs w:val="40"/>
+        </w:rPr>
+        <w:t xml:space="preserve"> </w:t>
+      </w:r>
+      <w:proofErr w:type="spellStart"/>
+      <w:r>
+        <w:rPr>
+          <w:sz w:val="40"/>
+          <w:szCs w:val="40"/>
+        </w:rPr>
+        <w:t>hoan</w:t>
+      </w:r>
+      <w:proofErr w:type="spellEnd"/>
+      <w:r>
+        <w:rPr>
+          <w:sz w:val="40"/>
+          <w:szCs w:val="40"/>
+        </w:rPr>
+        <w:t xml:space="preserve"> </w:t>
+      </w:r>
+      <w:proofErr w:type="spellStart"/>
+      <w:r>
+        <w:rPr>
+          <w:sz w:val="40"/>
+          <w:szCs w:val="40"/>
+        </w:rPr>
+        <w:t>chinh</w:t>
+      </w:r>
+      <w:proofErr w:type="spellEnd"/>
+      <w:r>
+        <w:rPr>
+          <w:sz w:val="40"/>
+          <w:szCs w:val="40"/>
+        </w:rPr>
+        <w:t xml:space="preserve">, dung de dung </w:t>
+      </w:r>
+      <w:proofErr w:type="spellStart"/>
+      <w:r>
+        <w:rPr>
+          <w:sz w:val="40"/>
+          <w:szCs w:val="40"/>
+        </w:rPr>
+        <w:t>chung</w:t>
+      </w:r>
+      <w:proofErr w:type="spellEnd"/>
+      <w:r>
+        <w:rPr>
+          <w:sz w:val="40"/>
+          <w:szCs w:val="40"/>
+        </w:rPr>
+        <w:t xml:space="preserve">, la </w:t>
+      </w:r>
+      <w:proofErr w:type="spellStart"/>
+      <w:r>
+        <w:rPr>
+          <w:sz w:val="40"/>
+          <w:szCs w:val="40"/>
+        </w:rPr>
+        <w:t>khuon</w:t>
+      </w:r>
+      <w:proofErr w:type="spellEnd"/>
+      <w:r>
+        <w:rPr>
+          <w:sz w:val="40"/>
+          <w:szCs w:val="40"/>
+        </w:rPr>
+        <w:t xml:space="preserve"> </w:t>
+      </w:r>
+      <w:proofErr w:type="spellStart"/>
+      <w:r>
+        <w:rPr>
+          <w:sz w:val="40"/>
+          <w:szCs w:val="40"/>
+        </w:rPr>
+        <w:t>mau</w:t>
+      </w:r>
+      <w:proofErr w:type="spellEnd"/>
+      <w:r>
+        <w:rPr>
+          <w:sz w:val="40"/>
+          <w:szCs w:val="40"/>
+        </w:rPr>
+        <w:t xml:space="preserve"> </w:t>
+      </w:r>
+      <w:proofErr w:type="spellStart"/>
+      <w:r>
+        <w:rPr>
+          <w:sz w:val="40"/>
+          <w:szCs w:val="40"/>
+        </w:rPr>
+        <w:t>cho</w:t>
+      </w:r>
+      <w:proofErr w:type="spellEnd"/>
+      <w:r>
+        <w:rPr>
+          <w:sz w:val="40"/>
+          <w:szCs w:val="40"/>
+        </w:rPr>
+        <w:t xml:space="preserve"> </w:t>
+      </w:r>
+      <w:proofErr w:type="spellStart"/>
+      <w:r>
+        <w:rPr>
+          <w:sz w:val="40"/>
+          <w:szCs w:val="40"/>
+        </w:rPr>
+        <w:t>cac</w:t>
+      </w:r>
+      <w:proofErr w:type="spellEnd"/>
+      <w:r>
+        <w:rPr>
+          <w:sz w:val="40"/>
+          <w:szCs w:val="40"/>
+        </w:rPr>
+        <w:t xml:space="preserve"> class </w:t>
+      </w:r>
+      <w:proofErr w:type="spellStart"/>
+      <w:r>
+        <w:rPr>
+          <w:sz w:val="40"/>
+          <w:szCs w:val="40"/>
+        </w:rPr>
+        <w:t>khac</w:t>
+      </w:r>
+      <w:proofErr w:type="spellEnd"/>
+      <w:r>
+        <w:rPr>
+          <w:sz w:val="40"/>
+          <w:szCs w:val="40"/>
+        </w:rPr>
+        <w:t xml:space="preserve">, </w:t>
+      </w:r>
+      <w:proofErr w:type="spellStart"/>
+      <w:r>
+        <w:rPr>
+          <w:sz w:val="40"/>
+          <w:szCs w:val="40"/>
+        </w:rPr>
+        <w:t>BaseEntity</w:t>
+      </w:r>
+      <w:proofErr w:type="spellEnd"/>
+    </w:p>
+    <w:p>
+      <w:pPr>
+        <w:rPr>
+          <w:sz w:val="40"/>
+          <w:szCs w:val="40"/>
+        </w:rPr>
+      </w:pPr>
+      <w:r>
+        <w:rPr>
+          <w:sz w:val="40"/>
+          <w:szCs w:val="40"/>
+        </w:rPr>
+        <w:t>-OOP</w:t>
+      </w:r>
+    </w:p>
+    <w:p>
+      <w:pPr>
+        <w:rPr>
+          <w:sz w:val="40"/>
+          <w:szCs w:val="40"/>
+        </w:rPr>
+      </w:pPr>
+      <w:r>
+        <w:rPr>
+          <w:sz w:val="40"/>
+          <w:szCs w:val="40"/>
+        </w:rPr>
+        <w:t>+</w:t>
+      </w:r>
+      <w:proofErr w:type="spellStart"/>
+      <w:r>
+        <w:rPr>
+          <w:sz w:val="40"/>
+          <w:szCs w:val="40"/>
+        </w:rPr>
+        <w:t>Encap</w:t>
+      </w:r>
+      <w:proofErr w:type="spellEnd"/>
+      <w:r>
+        <w:rPr>
+          <w:sz w:val="40"/>
+          <w:szCs w:val="40"/>
+        </w:rPr>
+        <w:t xml:space="preserve">: </w:t>
+      </w:r>
+      <w:r>
+        <w:rPr>
+          <w:sz w:val="40"/>
+          <w:szCs w:val="40"/>
+        </w:rPr>
+        <w:t>Information Hiding</w:t>
+      </w:r>
+    </w:p>
+    <w:p>
+      <w:pPr>
+        <w:rPr>
+          <w:sz w:val="40"/>
+          <w:szCs w:val="40"/>
+        </w:rPr>
+      </w:pPr>
+      <w:r>
+        <w:rPr>
+          <w:sz w:val="40"/>
+          <w:szCs w:val="40"/>
+        </w:rPr>
+        <w:t>+Abstract: abstract class, interface</w:t>
+      </w:r>
+    </w:p>
+    <w:p>
+      <w:pPr>
+        <w:rPr>
+          <w:sz w:val="40"/>
+          <w:szCs w:val="40"/>
+        </w:rPr>
+      </w:pPr>
+      <w:r>
+        <w:rPr>
+          <w:sz w:val="40"/>
+          <w:szCs w:val="40"/>
+        </w:rPr>
+        <w:t>+</w:t>
+      </w:r>
+      <w:proofErr w:type="spellStart"/>
+      <w:r>
+        <w:rPr>
+          <w:sz w:val="40"/>
+          <w:szCs w:val="40"/>
+        </w:rPr>
+        <w:t>Polymo</w:t>
+      </w:r>
+      <w:proofErr w:type="spellEnd"/>
+      <w:r>
+        <w:rPr>
+          <w:sz w:val="40"/>
+          <w:szCs w:val="40"/>
+        </w:rPr>
+        <w:t>: overload, override</w:t>
+      </w:r>
+    </w:p>
+    <w:p>
+      <w:pPr>
+        <w:rPr>
+          <w:sz w:val="40"/>
+          <w:szCs w:val="40"/>
+        </w:rPr>
+      </w:pPr>
+      <w:r>
+        <w:rPr>
+          <w:sz w:val="40"/>
+          <w:szCs w:val="40"/>
+        </w:rPr>
+        <w:t>+</w:t>
+      </w:r>
+      <w:proofErr w:type="spellStart"/>
+      <w:r>
+        <w:rPr>
+          <w:sz w:val="40"/>
+          <w:szCs w:val="40"/>
+        </w:rPr>
+        <w:t>Inheri</w:t>
+      </w:r>
+      <w:proofErr w:type="spellEnd"/>
+      <w:r>
+        <w:rPr>
+          <w:sz w:val="40"/>
+          <w:szCs w:val="40"/>
+        </w:rPr>
+        <w:t xml:space="preserve">: Class con </w:t>
+      </w:r>
+      <w:proofErr w:type="spellStart"/>
+      <w:r>
+        <w:rPr>
+          <w:sz w:val="40"/>
+          <w:szCs w:val="40"/>
+        </w:rPr>
+        <w:t>ke</w:t>
+      </w:r>
+      <w:proofErr w:type="spellEnd"/>
+      <w:r>
+        <w:rPr>
+          <w:sz w:val="40"/>
+          <w:szCs w:val="40"/>
+        </w:rPr>
+        <w:t xml:space="preserve"> </w:t>
+      </w:r>
+      <w:proofErr w:type="spellStart"/>
+      <w:r>
+        <w:rPr>
+          <w:sz w:val="40"/>
+          <w:szCs w:val="40"/>
+        </w:rPr>
+        <w:t>thua</w:t>
+      </w:r>
+      <w:proofErr w:type="spellEnd"/>
+      <w:r>
+        <w:rPr>
+          <w:sz w:val="40"/>
+          <w:szCs w:val="40"/>
+        </w:rPr>
+        <w:t xml:space="preserve"> class cha</w:t>
+      </w:r>
+    </w:p>
+    <w:p>
+      <w:pPr>
+        <w:pStyle w:val="Heading2"/>
+        <w:rPr>
+          <w:sz w:val="40"/>
+          <w:szCs w:val="40"/>
+        </w:rPr>
+      </w:pPr>
+      <w:r>
+        <w:rPr>
+          <w:sz w:val="40"/>
+          <w:szCs w:val="40"/>
+        </w:rPr>
+        <w:t>1.5 System Design</w:t>
+      </w:r>
+    </w:p>
+    <w:p>
+      <w:pPr>
+        <w:rPr>
+          <w:sz w:val="40"/>
+          <w:szCs w:val="40"/>
+        </w:rPr>
+      </w:pPr>
+      <w:r>
+        <w:rPr>
+          <w:sz w:val="40"/>
+          <w:szCs w:val="40"/>
+        </w:rPr>
+        <w:t xml:space="preserve">-Design Pattern </w:t>
+      </w:r>
+      <w:proofErr w:type="spellStart"/>
+      <w:r>
+        <w:rPr>
+          <w:sz w:val="40"/>
+          <w:szCs w:val="40"/>
+        </w:rPr>
+        <w:t>thuong</w:t>
+      </w:r>
+      <w:proofErr w:type="spellEnd"/>
+      <w:r>
+        <w:rPr>
+          <w:sz w:val="40"/>
+          <w:szCs w:val="40"/>
+        </w:rPr>
+        <w:t xml:space="preserve"> gap</w:t>
+      </w:r>
+    </w:p>
+    <w:p>
+      <w:pPr>
+        <w:rPr>
+          <w:sz w:val="40"/>
+          <w:szCs w:val="40"/>
+        </w:rPr>
+      </w:pPr>
+      <w:r>
+        <w:rPr>
+          <w:sz w:val="40"/>
+          <w:szCs w:val="40"/>
+        </w:rPr>
+        <w:t>+</w:t>
+      </w:r>
+      <w:proofErr w:type="spellStart"/>
+      <w:r>
+        <w:rPr>
+          <w:sz w:val="40"/>
+          <w:szCs w:val="40"/>
+        </w:rPr>
+        <w:t>Nhóm</w:t>
+      </w:r>
+      <w:proofErr w:type="spellEnd"/>
+      <w:r>
+        <w:rPr>
+          <w:sz w:val="40"/>
+          <w:szCs w:val="40"/>
+        </w:rPr>
+        <w:t xml:space="preserve"> Creational: Singleton (</w:t>
+      </w:r>
+      <w:proofErr w:type="spellStart"/>
+      <w:r>
+        <w:rPr>
+          <w:sz w:val="40"/>
+          <w:szCs w:val="40"/>
+        </w:rPr>
+        <w:t>đảm</w:t>
+      </w:r>
+      <w:proofErr w:type="spellEnd"/>
+      <w:r>
+        <w:rPr>
+          <w:sz w:val="40"/>
+          <w:szCs w:val="40"/>
+        </w:rPr>
+        <w:t xml:space="preserve"> </w:t>
+      </w:r>
+      <w:proofErr w:type="spellStart"/>
+      <w:r>
+        <w:rPr>
+          <w:sz w:val="40"/>
+          <w:szCs w:val="40"/>
+        </w:rPr>
+        <w:t>bảo</w:t>
+      </w:r>
+      <w:proofErr w:type="spellEnd"/>
+      <w:r>
+        <w:rPr>
+          <w:sz w:val="40"/>
+          <w:szCs w:val="40"/>
+        </w:rPr>
+        <w:t xml:space="preserve"> 1 class </w:t>
+      </w:r>
+      <w:proofErr w:type="spellStart"/>
+      <w:r>
+        <w:rPr>
+          <w:sz w:val="40"/>
+          <w:szCs w:val="40"/>
+        </w:rPr>
+        <w:t>chỉ</w:t>
+      </w:r>
+      <w:proofErr w:type="spellEnd"/>
+      <w:r>
+        <w:rPr>
+          <w:sz w:val="40"/>
+          <w:szCs w:val="40"/>
+        </w:rPr>
+        <w:t xml:space="preserve"> </w:t>
+      </w:r>
+      <w:proofErr w:type="spellStart"/>
+      <w:r>
+        <w:rPr>
+          <w:sz w:val="40"/>
+          <w:szCs w:val="40"/>
+        </w:rPr>
+        <w:t>có</w:t>
+      </w:r>
+      <w:proofErr w:type="spellEnd"/>
+      <w:r>
+        <w:rPr>
+          <w:sz w:val="40"/>
+          <w:szCs w:val="40"/>
+        </w:rPr>
+        <w:t xml:space="preserve"> 1 </w:t>
+      </w:r>
+      <w:proofErr w:type="spellStart"/>
+      <w:r>
+        <w:rPr>
+          <w:sz w:val="40"/>
+          <w:szCs w:val="40"/>
+        </w:rPr>
+        <w:t>instsance</w:t>
+      </w:r>
+      <w:proofErr w:type="spellEnd"/>
+      <w:r>
+        <w:rPr>
+          <w:sz w:val="40"/>
+          <w:szCs w:val="40"/>
+        </w:rPr>
+        <w:t xml:space="preserve"> </w:t>
+      </w:r>
+      <w:proofErr w:type="spellStart"/>
+      <w:r>
+        <w:rPr>
+          <w:sz w:val="40"/>
+          <w:szCs w:val="40"/>
+        </w:rPr>
+        <w:t>duy</w:t>
+      </w:r>
+      <w:proofErr w:type="spellEnd"/>
+      <w:r>
+        <w:rPr>
+          <w:sz w:val="40"/>
+          <w:szCs w:val="40"/>
+        </w:rPr>
+        <w:t xml:space="preserve"> </w:t>
+      </w:r>
+      <w:proofErr w:type="spellStart"/>
+      <w:r>
+        <w:rPr>
+          <w:sz w:val="40"/>
+          <w:szCs w:val="40"/>
+        </w:rPr>
+        <w:t>nhat</w:t>
+      </w:r>
+      <w:proofErr w:type="spellEnd"/>
+      <w:r>
+        <w:rPr>
+          <w:sz w:val="40"/>
+          <w:szCs w:val="40"/>
+        </w:rPr>
+        <w:t>-Spring Bean default la Singleton scope), Abstract Factory (</w:t>
+      </w:r>
+      <w:proofErr w:type="spellStart"/>
+      <w:r>
+        <w:rPr>
+          <w:sz w:val="40"/>
+          <w:szCs w:val="40"/>
+        </w:rPr>
+        <w:t>tao</w:t>
+      </w:r>
+      <w:proofErr w:type="spellEnd"/>
+      <w:r>
+        <w:rPr>
+          <w:sz w:val="40"/>
+          <w:szCs w:val="40"/>
+        </w:rPr>
+        <w:t xml:space="preserve"> </w:t>
+      </w:r>
+      <w:proofErr w:type="spellStart"/>
+      <w:r>
+        <w:rPr>
+          <w:sz w:val="40"/>
+          <w:szCs w:val="40"/>
+        </w:rPr>
+        <w:t>doi</w:t>
+      </w:r>
+      <w:proofErr w:type="spellEnd"/>
+      <w:r>
+        <w:rPr>
+          <w:sz w:val="40"/>
+          <w:szCs w:val="40"/>
+        </w:rPr>
+        <w:t xml:space="preserve"> </w:t>
+      </w:r>
+      <w:proofErr w:type="spellStart"/>
+      <w:r>
+        <w:rPr>
+          <w:sz w:val="40"/>
+          <w:szCs w:val="40"/>
+        </w:rPr>
+        <w:t>tuong</w:t>
+      </w:r>
+      <w:proofErr w:type="spellEnd"/>
+      <w:r>
+        <w:rPr>
+          <w:sz w:val="40"/>
+          <w:szCs w:val="40"/>
+        </w:rPr>
+        <w:t xml:space="preserve"> ma ko can chi </w:t>
+      </w:r>
+      <w:proofErr w:type="spellStart"/>
+      <w:r>
+        <w:rPr>
+          <w:sz w:val="40"/>
+          <w:szCs w:val="40"/>
+        </w:rPr>
+        <w:t>dinh</w:t>
+      </w:r>
+      <w:proofErr w:type="spellEnd"/>
+      <w:r>
+        <w:rPr>
+          <w:sz w:val="40"/>
+          <w:szCs w:val="40"/>
+        </w:rPr>
+        <w:t xml:space="preserve"> </w:t>
+      </w:r>
+      <w:proofErr w:type="spellStart"/>
+      <w:r>
+        <w:rPr>
+          <w:sz w:val="40"/>
+          <w:szCs w:val="40"/>
+        </w:rPr>
+        <w:t>chinh</w:t>
+      </w:r>
+      <w:proofErr w:type="spellEnd"/>
+      <w:r>
+        <w:rPr>
+          <w:sz w:val="40"/>
+          <w:szCs w:val="40"/>
+        </w:rPr>
+        <w:t xml:space="preserve"> </w:t>
+      </w:r>
+      <w:proofErr w:type="spellStart"/>
+      <w:r>
+        <w:rPr>
+          <w:sz w:val="40"/>
+          <w:szCs w:val="40"/>
+        </w:rPr>
+        <w:t>xac</w:t>
+      </w:r>
+      <w:proofErr w:type="spellEnd"/>
+      <w:r>
+        <w:rPr>
+          <w:sz w:val="40"/>
+          <w:szCs w:val="40"/>
+        </w:rPr>
+        <w:t xml:space="preserve"> class can </w:t>
+      </w:r>
+      <w:proofErr w:type="spellStart"/>
+      <w:r>
+        <w:rPr>
+          <w:sz w:val="40"/>
+          <w:szCs w:val="40"/>
+        </w:rPr>
+        <w:t>tao-ApplicationContext</w:t>
+      </w:r>
+      <w:proofErr w:type="spellEnd"/>
+      <w:r>
+        <w:rPr>
+          <w:sz w:val="40"/>
+          <w:szCs w:val="40"/>
+        </w:rPr>
+        <w:t>), Builder (</w:t>
+      </w:r>
+      <w:proofErr w:type="spellStart"/>
+      <w:r>
+        <w:rPr>
+          <w:sz w:val="40"/>
+          <w:szCs w:val="40"/>
+        </w:rPr>
+        <w:t>xay</w:t>
+      </w:r>
+      <w:proofErr w:type="spellEnd"/>
+      <w:r>
+        <w:rPr>
+          <w:sz w:val="40"/>
+          <w:szCs w:val="40"/>
+        </w:rPr>
+        <w:t xml:space="preserve"> dung complex object tung </w:t>
+      </w:r>
+      <w:proofErr w:type="spellStart"/>
+      <w:r>
+        <w:rPr>
+          <w:sz w:val="40"/>
+          <w:szCs w:val="40"/>
+        </w:rPr>
+        <w:t>buoc</w:t>
+      </w:r>
+      <w:proofErr w:type="spellEnd"/>
+      <w:r>
+        <w:rPr>
+          <w:sz w:val="40"/>
+          <w:szCs w:val="40"/>
+        </w:rPr>
+        <w:t>-Lombok @Builder)</w:t>
+      </w:r>
+    </w:p>
+    <w:p>
+      <w:pPr>
+        <w:rPr>
+          <w:sz w:val="40"/>
+          <w:szCs w:val="40"/>
+        </w:rPr>
+      </w:pPr>
+      <w:r>
+        <w:rPr>
+          <w:sz w:val="40"/>
+          <w:szCs w:val="40"/>
+        </w:rPr>
+        <w:t>+</w:t>
+      </w:r>
+      <w:proofErr w:type="spellStart"/>
+      <w:r>
+        <w:rPr>
+          <w:sz w:val="40"/>
+          <w:szCs w:val="40"/>
+        </w:rPr>
+        <w:t>Nhom</w:t>
+      </w:r>
+      <w:proofErr w:type="spellEnd"/>
+      <w:r>
+        <w:rPr>
+          <w:sz w:val="40"/>
+          <w:szCs w:val="40"/>
+        </w:rPr>
+        <w:t xml:space="preserve"> Structural: Proxy (</w:t>
+      </w:r>
+      <w:proofErr w:type="spellStart"/>
+      <w:r>
+        <w:rPr>
+          <w:sz w:val="40"/>
+          <w:szCs w:val="40"/>
+        </w:rPr>
+        <w:t>cung</w:t>
+      </w:r>
+      <w:proofErr w:type="spellEnd"/>
+      <w:r>
+        <w:rPr>
+          <w:sz w:val="40"/>
+          <w:szCs w:val="40"/>
+        </w:rPr>
+        <w:t xml:space="preserve"> cap wrapper object de </w:t>
+      </w:r>
+      <w:proofErr w:type="spellStart"/>
+      <w:r>
+        <w:rPr>
+          <w:sz w:val="40"/>
+          <w:szCs w:val="40"/>
+        </w:rPr>
+        <w:t>kiem</w:t>
+      </w:r>
+      <w:proofErr w:type="spellEnd"/>
+      <w:r>
+        <w:rPr>
+          <w:sz w:val="40"/>
+          <w:szCs w:val="40"/>
+        </w:rPr>
+        <w:t xml:space="preserve"> </w:t>
+      </w:r>
+      <w:proofErr w:type="spellStart"/>
+      <w:r>
+        <w:rPr>
+          <w:sz w:val="40"/>
+          <w:szCs w:val="40"/>
+        </w:rPr>
+        <w:t>soat</w:t>
+      </w:r>
+      <w:proofErr w:type="spellEnd"/>
+      <w:r>
+        <w:rPr>
+          <w:sz w:val="40"/>
+          <w:szCs w:val="40"/>
+        </w:rPr>
+        <w:t xml:space="preserve"> </w:t>
+      </w:r>
+      <w:proofErr w:type="spellStart"/>
+      <w:r>
+        <w:rPr>
+          <w:sz w:val="40"/>
+          <w:szCs w:val="40"/>
+        </w:rPr>
+        <w:t>quyen</w:t>
+      </w:r>
+      <w:proofErr w:type="spellEnd"/>
+      <w:r>
+        <w:rPr>
+          <w:sz w:val="40"/>
+          <w:szCs w:val="40"/>
+        </w:rPr>
+        <w:t xml:space="preserve"> </w:t>
+      </w:r>
+      <w:proofErr w:type="spellStart"/>
+      <w:r>
+        <w:rPr>
+          <w:sz w:val="40"/>
+          <w:szCs w:val="40"/>
+        </w:rPr>
+        <w:t>truy</w:t>
+      </w:r>
+      <w:proofErr w:type="spellEnd"/>
+      <w:r>
+        <w:rPr>
+          <w:sz w:val="40"/>
+          <w:szCs w:val="40"/>
+        </w:rPr>
+        <w:t xml:space="preserve"> cap-Spring AOP, Transaction, Spring Security)</w:t>
+      </w:r>
+    </w:p>
+    <w:p>
+      <w:pPr>
+        <w:rPr>
+          <w:sz w:val="40"/>
+          <w:szCs w:val="40"/>
+        </w:rPr>
+      </w:pPr>
+      <w:r>
+        <w:rPr>
+          <w:sz w:val="40"/>
+          <w:szCs w:val="40"/>
+        </w:rPr>
+        <w:lastRenderedPageBreak/>
+        <w:t>+</w:t>
+      </w:r>
+      <w:proofErr w:type="spellStart"/>
+      <w:r>
+        <w:rPr>
+          <w:sz w:val="40"/>
+          <w:szCs w:val="40"/>
+        </w:rPr>
+        <w:t>Nhom</w:t>
+      </w:r>
+      <w:proofErr w:type="spellEnd"/>
+      <w:r>
+        <w:rPr>
+          <w:sz w:val="40"/>
+          <w:szCs w:val="40"/>
+        </w:rPr>
+        <w:t xml:space="preserve"> Behavior: Strate</w:t>
+      </w:r>
+      <w:r>
+        <w:rPr>
+          <w:sz w:val="40"/>
+          <w:szCs w:val="40"/>
+        </w:rPr>
+        <w:t xml:space="preserve">gy (Dinh </w:t>
+      </w:r>
+      <w:proofErr w:type="spellStart"/>
+      <w:r>
+        <w:rPr>
+          <w:sz w:val="40"/>
+          <w:szCs w:val="40"/>
+        </w:rPr>
+        <w:t>nghia</w:t>
+      </w:r>
+      <w:proofErr w:type="spellEnd"/>
+      <w:r>
+        <w:rPr>
+          <w:sz w:val="40"/>
+          <w:szCs w:val="40"/>
+        </w:rPr>
+        <w:t xml:space="preserve"> mot tap hop </w:t>
+      </w:r>
+      <w:proofErr w:type="spellStart"/>
+      <w:r>
+        <w:rPr>
+          <w:sz w:val="40"/>
+          <w:szCs w:val="40"/>
+        </w:rPr>
+        <w:t>cac</w:t>
+      </w:r>
+      <w:proofErr w:type="spellEnd"/>
+      <w:r>
+        <w:rPr>
+          <w:sz w:val="40"/>
+          <w:szCs w:val="40"/>
+        </w:rPr>
+        <w:t xml:space="preserve"> </w:t>
+      </w:r>
+      <w:proofErr w:type="spellStart"/>
+      <w:r>
+        <w:rPr>
+          <w:sz w:val="40"/>
+          <w:szCs w:val="40"/>
+        </w:rPr>
+        <w:t>thuat</w:t>
+      </w:r>
+      <w:proofErr w:type="spellEnd"/>
+      <w:r>
+        <w:rPr>
+          <w:sz w:val="40"/>
+          <w:szCs w:val="40"/>
+        </w:rPr>
+        <w:t xml:space="preserve"> </w:t>
+      </w:r>
+      <w:proofErr w:type="spellStart"/>
+      <w:r>
+        <w:rPr>
+          <w:sz w:val="40"/>
+          <w:szCs w:val="40"/>
+        </w:rPr>
+        <w:t>toan</w:t>
+      </w:r>
+      <w:proofErr w:type="spellEnd"/>
+      <w:r>
+        <w:rPr>
+          <w:sz w:val="40"/>
+          <w:szCs w:val="40"/>
+        </w:rPr>
+        <w:t xml:space="preserve"> </w:t>
+      </w:r>
+      <w:proofErr w:type="spellStart"/>
+      <w:r>
+        <w:rPr>
+          <w:sz w:val="40"/>
+          <w:szCs w:val="40"/>
+        </w:rPr>
+        <w:t>va</w:t>
+      </w:r>
+      <w:proofErr w:type="spellEnd"/>
+      <w:r>
+        <w:rPr>
+          <w:sz w:val="40"/>
+          <w:szCs w:val="40"/>
+        </w:rPr>
+        <w:t xml:space="preserve"> </w:t>
+      </w:r>
+      <w:proofErr w:type="spellStart"/>
+      <w:r>
+        <w:rPr>
+          <w:sz w:val="40"/>
+          <w:szCs w:val="40"/>
+        </w:rPr>
+        <w:t>cho</w:t>
+      </w:r>
+      <w:proofErr w:type="spellEnd"/>
+      <w:r>
+        <w:rPr>
+          <w:sz w:val="40"/>
+          <w:szCs w:val="40"/>
+        </w:rPr>
+        <w:t xml:space="preserve"> </w:t>
+      </w:r>
+      <w:proofErr w:type="spellStart"/>
+      <w:r>
+        <w:rPr>
+          <w:sz w:val="40"/>
+          <w:szCs w:val="40"/>
+        </w:rPr>
+        <w:t>phep</w:t>
+      </w:r>
+      <w:proofErr w:type="spellEnd"/>
+      <w:r>
+        <w:rPr>
+          <w:sz w:val="40"/>
+          <w:szCs w:val="40"/>
+        </w:rPr>
+        <w:t xml:space="preserve"> </w:t>
+      </w:r>
+      <w:proofErr w:type="spellStart"/>
+      <w:r>
+        <w:rPr>
+          <w:sz w:val="40"/>
+          <w:szCs w:val="40"/>
+        </w:rPr>
+        <w:t>hoan</w:t>
+      </w:r>
+      <w:proofErr w:type="spellEnd"/>
+      <w:r>
+        <w:rPr>
+          <w:sz w:val="40"/>
+          <w:szCs w:val="40"/>
+        </w:rPr>
+        <w:t xml:space="preserve"> </w:t>
+      </w:r>
+      <w:proofErr w:type="spellStart"/>
+      <w:r>
+        <w:rPr>
+          <w:sz w:val="40"/>
+          <w:szCs w:val="40"/>
+        </w:rPr>
+        <w:t>doi</w:t>
+      </w:r>
+      <w:proofErr w:type="spellEnd"/>
+      <w:r>
+        <w:rPr>
+          <w:sz w:val="40"/>
+          <w:szCs w:val="40"/>
+        </w:rPr>
+        <w:t xml:space="preserve"> </w:t>
+      </w:r>
+      <w:proofErr w:type="spellStart"/>
+      <w:r>
+        <w:rPr>
+          <w:sz w:val="40"/>
+          <w:szCs w:val="40"/>
+        </w:rPr>
+        <w:t>chung</w:t>
+      </w:r>
+      <w:proofErr w:type="spellEnd"/>
+      <w:r>
+        <w:rPr>
+          <w:sz w:val="40"/>
+          <w:szCs w:val="40"/>
+        </w:rPr>
+        <w:t xml:space="preserve"> </w:t>
+      </w:r>
+      <w:proofErr w:type="spellStart"/>
+      <w:r>
+        <w:rPr>
+          <w:sz w:val="40"/>
+          <w:szCs w:val="40"/>
+        </w:rPr>
+        <w:t>linh</w:t>
+      </w:r>
+      <w:proofErr w:type="spellEnd"/>
+      <w:r>
+        <w:rPr>
+          <w:sz w:val="40"/>
+          <w:szCs w:val="40"/>
+        </w:rPr>
+        <w:t xml:space="preserve"> </w:t>
+      </w:r>
+      <w:proofErr w:type="spellStart"/>
+      <w:r>
+        <w:rPr>
+          <w:sz w:val="40"/>
+          <w:szCs w:val="40"/>
+        </w:rPr>
+        <w:t>hoat</w:t>
+      </w:r>
+      <w:proofErr w:type="spellEnd"/>
+      <w:r>
+        <w:rPr>
+          <w:sz w:val="40"/>
+          <w:szCs w:val="40"/>
+        </w:rPr>
+        <w:t xml:space="preserve"> – xu </w:t>
+      </w:r>
+      <w:proofErr w:type="spellStart"/>
+      <w:r>
+        <w:rPr>
+          <w:sz w:val="40"/>
+          <w:szCs w:val="40"/>
+        </w:rPr>
+        <w:t>ly</w:t>
+      </w:r>
+      <w:proofErr w:type="spellEnd"/>
+      <w:r>
+        <w:rPr>
+          <w:sz w:val="40"/>
+          <w:szCs w:val="40"/>
+        </w:rPr>
+        <w:t xml:space="preserve"> </w:t>
+      </w:r>
+      <w:proofErr w:type="spellStart"/>
+      <w:r>
+        <w:rPr>
+          <w:sz w:val="40"/>
+          <w:szCs w:val="40"/>
+        </w:rPr>
+        <w:t>cac</w:t>
+      </w:r>
+      <w:proofErr w:type="spellEnd"/>
+      <w:r>
+        <w:rPr>
+          <w:sz w:val="40"/>
+          <w:szCs w:val="40"/>
+        </w:rPr>
+        <w:t xml:space="preserve"> </w:t>
+      </w:r>
+      <w:proofErr w:type="spellStart"/>
+      <w:r>
+        <w:rPr>
+          <w:sz w:val="40"/>
+          <w:szCs w:val="40"/>
+        </w:rPr>
+        <w:t>loai</w:t>
+      </w:r>
+      <w:proofErr w:type="spellEnd"/>
+      <w:r>
+        <w:rPr>
+          <w:sz w:val="40"/>
+          <w:szCs w:val="40"/>
+        </w:rPr>
+        <w:t xml:space="preserve"> </w:t>
+      </w:r>
+      <w:proofErr w:type="spellStart"/>
+      <w:r>
+        <w:rPr>
+          <w:sz w:val="40"/>
+          <w:szCs w:val="40"/>
+        </w:rPr>
+        <w:t>hinh</w:t>
+      </w:r>
+      <w:proofErr w:type="spellEnd"/>
+      <w:r>
+        <w:rPr>
+          <w:sz w:val="40"/>
+          <w:szCs w:val="40"/>
+        </w:rPr>
+        <w:t xml:space="preserve"> </w:t>
+      </w:r>
+      <w:proofErr w:type="spellStart"/>
+      <w:r>
+        <w:rPr>
+          <w:sz w:val="40"/>
+          <w:szCs w:val="40"/>
+        </w:rPr>
+        <w:t>thanh</w:t>
+      </w:r>
+      <w:proofErr w:type="spellEnd"/>
+      <w:r>
+        <w:rPr>
+          <w:sz w:val="40"/>
+          <w:szCs w:val="40"/>
+        </w:rPr>
+        <w:t xml:space="preserve"> </w:t>
+      </w:r>
+      <w:proofErr w:type="spellStart"/>
+      <w:r>
+        <w:rPr>
+          <w:sz w:val="40"/>
+          <w:szCs w:val="40"/>
+        </w:rPr>
+        <w:t>toan</w:t>
+      </w:r>
+      <w:proofErr w:type="spellEnd"/>
+      <w:r>
+        <w:rPr>
+          <w:sz w:val="40"/>
+          <w:szCs w:val="40"/>
+        </w:rPr>
+        <w:t xml:space="preserve"> </w:t>
+      </w:r>
+      <w:proofErr w:type="spellStart"/>
+      <w:r>
+        <w:rPr>
+          <w:sz w:val="40"/>
+          <w:szCs w:val="40"/>
+        </w:rPr>
+        <w:t>khac</w:t>
+      </w:r>
+      <w:proofErr w:type="spellEnd"/>
+      <w:r>
+        <w:rPr>
+          <w:sz w:val="40"/>
+          <w:szCs w:val="40"/>
+        </w:rPr>
+        <w:t xml:space="preserve"> </w:t>
+      </w:r>
+      <w:proofErr w:type="spellStart"/>
+      <w:r>
+        <w:rPr>
+          <w:sz w:val="40"/>
+          <w:szCs w:val="40"/>
+        </w:rPr>
+        <w:t>nhau</w:t>
+      </w:r>
+      <w:proofErr w:type="spellEnd"/>
+      <w:r>
+        <w:rPr>
+          <w:sz w:val="40"/>
+          <w:szCs w:val="40"/>
+        </w:rPr>
+        <w:t xml:space="preserve">, co </w:t>
+      </w:r>
+      <w:proofErr w:type="spellStart"/>
+      <w:r>
+        <w:rPr>
+          <w:sz w:val="40"/>
+          <w:szCs w:val="40"/>
+        </w:rPr>
+        <w:t>che</w:t>
+      </w:r>
+      <w:proofErr w:type="spellEnd"/>
+      <w:r>
+        <w:rPr>
+          <w:sz w:val="40"/>
+          <w:szCs w:val="40"/>
+        </w:rPr>
+        <w:t xml:space="preserve"> cache </w:t>
+      </w:r>
+      <w:proofErr w:type="spellStart"/>
+      <w:r>
+        <w:rPr>
+          <w:sz w:val="40"/>
+          <w:szCs w:val="40"/>
+        </w:rPr>
+        <w:t>khac</w:t>
+      </w:r>
+      <w:proofErr w:type="spellEnd"/>
+      <w:r>
+        <w:rPr>
+          <w:sz w:val="40"/>
+          <w:szCs w:val="40"/>
+        </w:rPr>
+        <w:t xml:space="preserve"> </w:t>
+      </w:r>
+      <w:proofErr w:type="spellStart"/>
+      <w:r>
+        <w:rPr>
+          <w:sz w:val="40"/>
+          <w:szCs w:val="40"/>
+        </w:rPr>
+        <w:t>nhau</w:t>
+      </w:r>
+      <w:proofErr w:type="spellEnd"/>
+      <w:r>
+        <w:rPr>
+          <w:sz w:val="40"/>
+          <w:szCs w:val="40"/>
+        </w:rPr>
+        <w:t xml:space="preserve">), Observe (mot object </w:t>
+      </w:r>
+      <w:proofErr w:type="spellStart"/>
+      <w:r>
+        <w:rPr>
+          <w:sz w:val="40"/>
+          <w:szCs w:val="40"/>
+        </w:rPr>
+        <w:t>thay</w:t>
+      </w:r>
+      <w:proofErr w:type="spellEnd"/>
+      <w:r>
+        <w:rPr>
+          <w:sz w:val="40"/>
+          <w:szCs w:val="40"/>
+        </w:rPr>
+        <w:t xml:space="preserve"> </w:t>
+      </w:r>
+      <w:proofErr w:type="spellStart"/>
+      <w:r>
+        <w:rPr>
+          <w:sz w:val="40"/>
+          <w:szCs w:val="40"/>
+        </w:rPr>
+        <w:t>doi</w:t>
+      </w:r>
+      <w:proofErr w:type="spellEnd"/>
+      <w:r>
+        <w:rPr>
+          <w:sz w:val="40"/>
+          <w:szCs w:val="40"/>
+        </w:rPr>
+        <w:t xml:space="preserve"> state </w:t>
+      </w:r>
+      <w:proofErr w:type="spellStart"/>
+      <w:r>
+        <w:rPr>
+          <w:sz w:val="40"/>
+          <w:szCs w:val="40"/>
+        </w:rPr>
+        <w:t>thi</w:t>
+      </w:r>
+      <w:proofErr w:type="spellEnd"/>
+      <w:r>
+        <w:rPr>
+          <w:sz w:val="40"/>
+          <w:szCs w:val="40"/>
+        </w:rPr>
+        <w:t xml:space="preserve"> </w:t>
+      </w:r>
+      <w:proofErr w:type="spellStart"/>
+      <w:r>
+        <w:rPr>
+          <w:sz w:val="40"/>
+          <w:szCs w:val="40"/>
+        </w:rPr>
+        <w:t>cac</w:t>
+      </w:r>
+      <w:proofErr w:type="spellEnd"/>
+      <w:r>
+        <w:rPr>
+          <w:sz w:val="40"/>
+          <w:szCs w:val="40"/>
+        </w:rPr>
+        <w:t xml:space="preserve"> dependent object se </w:t>
+      </w:r>
+      <w:proofErr w:type="spellStart"/>
+      <w:r>
+        <w:rPr>
+          <w:sz w:val="40"/>
+          <w:szCs w:val="40"/>
+        </w:rPr>
+        <w:t>duoc</w:t>
+      </w:r>
+      <w:proofErr w:type="spellEnd"/>
+      <w:r>
+        <w:rPr>
+          <w:sz w:val="40"/>
+          <w:szCs w:val="40"/>
+        </w:rPr>
+        <w:t xml:space="preserve"> thong bao-Spring Event, Messaging Kafka)</w:t>
+      </w:r>
+    </w:p>
+    <w:p>
+      <w:pPr>
+        <w:rPr>
+          <w:sz w:val="40"/>
+          <w:szCs w:val="40"/>
+        </w:rPr>
+      </w:pPr>
     </w:p>
     <w:p>
       <w:pPr>
@@ -17239,6 +17833,19 @@
       <w:r>
         <w:t xml:space="preserve"> </w:t>
       </w:r>
+      <w:proofErr w:type="spellStart"/>
+      <w:r>
+        <w:t>phỏng</w:t>
+      </w:r>
+      <w:proofErr w:type="spellEnd"/>
+      <w:r>
+        <w:t xml:space="preserve"> </w:t>
+      </w:r>
+      <w:proofErr w:type="spellStart"/>
+      <w:r>
+        <w:t>vấn</w:t>
+      </w:r>
+      <w:proofErr w:type="spellEnd"/>
     </w:p>
     <w:p>
       <w:pPr>
@@ -18331,663 +18938,663 @@
           <w:sz w:val="40"/>
           <w:szCs w:val="40"/>
         </w:rPr>
+        <w:t>truy</w:t>
+      </w:r>
+      <w:proofErr w:type="spellEnd"/>
+      <w:r>
+        <w:rPr>
+          <w:sz w:val="40"/>
+          <w:szCs w:val="40"/>
+        </w:rPr>
+        <w:t xml:space="preserve"> </w:t>
+      </w:r>
+      <w:proofErr w:type="spellStart"/>
+      <w:r>
+        <w:rPr>
+          <w:sz w:val="40"/>
+          <w:szCs w:val="40"/>
+        </w:rPr>
+        <w:t>vấn</w:t>
+      </w:r>
+      <w:proofErr w:type="spellEnd"/>
+      <w:r>
+        <w:rPr>
+          <w:sz w:val="40"/>
+          <w:szCs w:val="40"/>
+        </w:rPr>
+        <w:t xml:space="preserve">, </w:t>
+      </w:r>
+      <w:proofErr w:type="spellStart"/>
+      <w:r>
+        <w:rPr>
+          <w:sz w:val="40"/>
+          <w:szCs w:val="40"/>
+        </w:rPr>
+        <w:t>xây</w:t>
+      </w:r>
+      <w:proofErr w:type="spellEnd"/>
+      <w:r>
+        <w:rPr>
+          <w:sz w:val="40"/>
+          <w:szCs w:val="40"/>
+        </w:rPr>
+        <w:t xml:space="preserve"> </w:t>
+      </w:r>
+      <w:proofErr w:type="spellStart"/>
+      <w:r>
+        <w:rPr>
+          <w:sz w:val="40"/>
+          <w:szCs w:val="40"/>
+        </w:rPr>
+        <w:t>dựng</w:t>
+      </w:r>
+      <w:proofErr w:type="spellEnd"/>
+      <w:r>
+        <w:rPr>
+          <w:sz w:val="40"/>
+          <w:szCs w:val="40"/>
+        </w:rPr>
+        <w:t xml:space="preserve"> UI Frontend </w:t>
+      </w:r>
+      <w:proofErr w:type="spellStart"/>
+      <w:r>
+        <w:rPr>
+          <w:sz w:val="40"/>
+          <w:szCs w:val="40"/>
+        </w:rPr>
+        <w:t>với</w:t>
+      </w:r>
+      <w:proofErr w:type="spellEnd"/>
+      <w:r>
+        <w:rPr>
+          <w:sz w:val="40"/>
+          <w:szCs w:val="40"/>
+        </w:rPr>
+        <w:t xml:space="preserve"> React. </w:t>
+      </w:r>
+      <w:proofErr w:type="spellStart"/>
+      <w:r>
+        <w:rPr>
+          <w:sz w:val="40"/>
+          <w:szCs w:val="40"/>
+        </w:rPr>
+        <w:t>Hiện</w:t>
+      </w:r>
+      <w:proofErr w:type="spellEnd"/>
+      <w:r>
+        <w:rPr>
+          <w:sz w:val="40"/>
+          <w:szCs w:val="40"/>
+        </w:rPr>
+        <w:t xml:space="preserve"> </w:t>
+      </w:r>
+      <w:proofErr w:type="spellStart"/>
+      <w:r>
+        <w:rPr>
+          <w:sz w:val="40"/>
+          <w:szCs w:val="40"/>
+        </w:rPr>
+        <w:t>tại</w:t>
+      </w:r>
+      <w:proofErr w:type="spellEnd"/>
+      <w:r>
+        <w:rPr>
+          <w:sz w:val="40"/>
+          <w:szCs w:val="40"/>
+        </w:rPr>
+        <w:t xml:space="preserve">, </w:t>
+      </w:r>
+      <w:proofErr w:type="spellStart"/>
+      <w:r>
+        <w:rPr>
+          <w:sz w:val="40"/>
+          <w:szCs w:val="40"/>
+        </w:rPr>
+        <w:t>với</w:t>
+      </w:r>
+      <w:proofErr w:type="spellEnd"/>
+      <w:r>
+        <w:rPr>
+          <w:sz w:val="40"/>
+          <w:szCs w:val="40"/>
+        </w:rPr>
+        <w:t xml:space="preserve"> </w:t>
+      </w:r>
+      <w:proofErr w:type="spellStart"/>
+      <w:r>
+        <w:rPr>
+          <w:sz w:val="40"/>
+          <w:szCs w:val="40"/>
+        </w:rPr>
+        <w:t>mục</w:t>
+      </w:r>
+      <w:proofErr w:type="spellEnd"/>
+      <w:r>
+        <w:rPr>
+          <w:sz w:val="40"/>
+          <w:szCs w:val="40"/>
+        </w:rPr>
+        <w:t xml:space="preserve"> </w:t>
+      </w:r>
+      <w:proofErr w:type="spellStart"/>
+      <w:r>
+        <w:rPr>
+          <w:sz w:val="40"/>
+          <w:szCs w:val="40"/>
+        </w:rPr>
+        <w:t>tiêu</w:t>
+      </w:r>
+      <w:proofErr w:type="spellEnd"/>
+      <w:r>
+        <w:rPr>
+          <w:sz w:val="40"/>
+          <w:szCs w:val="40"/>
+        </w:rPr>
+        <w:t xml:space="preserve"> </w:t>
+      </w:r>
+      <w:proofErr w:type="spellStart"/>
+      <w:r>
+        <w:rPr>
+          <w:sz w:val="40"/>
+          <w:szCs w:val="40"/>
+        </w:rPr>
+        <w:t>hướng</w:t>
+      </w:r>
+      <w:proofErr w:type="spellEnd"/>
+      <w:r>
+        <w:rPr>
+          <w:sz w:val="40"/>
+          <w:szCs w:val="40"/>
+        </w:rPr>
+        <w:t xml:space="preserve"> </w:t>
+      </w:r>
+      <w:proofErr w:type="spellStart"/>
+      <w:r>
+        <w:rPr>
+          <w:sz w:val="40"/>
+          <w:szCs w:val="40"/>
+        </w:rPr>
+        <w:t>tới</w:t>
+      </w:r>
+      <w:proofErr w:type="spellEnd"/>
+      <w:r>
+        <w:rPr>
+          <w:sz w:val="40"/>
+          <w:szCs w:val="40"/>
+        </w:rPr>
+        <w:t xml:space="preserve"> </w:t>
+      </w:r>
+      <w:proofErr w:type="spellStart"/>
+      <w:r>
+        <w:rPr>
+          <w:sz w:val="40"/>
+          <w:szCs w:val="40"/>
+        </w:rPr>
+        <w:t>việc</w:t>
+      </w:r>
+      <w:proofErr w:type="spellEnd"/>
+      <w:r>
+        <w:rPr>
+          <w:sz w:val="40"/>
+          <w:szCs w:val="40"/>
+        </w:rPr>
+        <w:t xml:space="preserve"> </w:t>
+      </w:r>
+      <w:proofErr w:type="spellStart"/>
+      <w:r>
+        <w:rPr>
+          <w:sz w:val="40"/>
+          <w:szCs w:val="40"/>
+        </w:rPr>
+        <w:t>phát</w:t>
+      </w:r>
+      <w:proofErr w:type="spellEnd"/>
+      <w:r>
+        <w:rPr>
+          <w:sz w:val="40"/>
+          <w:szCs w:val="40"/>
+        </w:rPr>
+        <w:t xml:space="preserve"> </w:t>
+      </w:r>
+      <w:proofErr w:type="spellStart"/>
+      <w:r>
+        <w:rPr>
+          <w:sz w:val="40"/>
+          <w:szCs w:val="40"/>
+        </w:rPr>
+        <w:t>triển</w:t>
+      </w:r>
+      <w:proofErr w:type="spellEnd"/>
+      <w:r>
+        <w:rPr>
+          <w:sz w:val="40"/>
+          <w:szCs w:val="40"/>
+        </w:rPr>
+        <w:t xml:space="preserve"> </w:t>
+      </w:r>
+      <w:proofErr w:type="spellStart"/>
+      <w:r>
+        <w:rPr>
+          <w:sz w:val="40"/>
+          <w:szCs w:val="40"/>
+        </w:rPr>
+        <w:t>từ</w:t>
+      </w:r>
+      <w:proofErr w:type="spellEnd"/>
+      <w:r>
+        <w:rPr>
+          <w:sz w:val="40"/>
+          <w:szCs w:val="40"/>
+        </w:rPr>
+        <w:t xml:space="preserve"> junior -&gt; middle, </w:t>
+      </w:r>
+      <w:proofErr w:type="spellStart"/>
+      <w:r>
+        <w:rPr>
+          <w:sz w:val="40"/>
+          <w:szCs w:val="40"/>
+        </w:rPr>
+        <w:t>em</w:t>
+      </w:r>
+      <w:proofErr w:type="spellEnd"/>
+      <w:r>
+        <w:rPr>
+          <w:sz w:val="40"/>
+          <w:szCs w:val="40"/>
+        </w:rPr>
+        <w:t xml:space="preserve"> </w:t>
+      </w:r>
+      <w:proofErr w:type="spellStart"/>
+      <w:r>
+        <w:rPr>
+          <w:sz w:val="40"/>
+          <w:szCs w:val="40"/>
+        </w:rPr>
+        <w:t>đang</w:t>
+      </w:r>
+      <w:proofErr w:type="spellEnd"/>
+      <w:r>
+        <w:rPr>
+          <w:sz w:val="40"/>
+          <w:szCs w:val="40"/>
+        </w:rPr>
+        <w:t xml:space="preserve"> </w:t>
+      </w:r>
+      <w:proofErr w:type="spellStart"/>
+      <w:r>
+        <w:rPr>
+          <w:sz w:val="40"/>
+          <w:szCs w:val="40"/>
+        </w:rPr>
+        <w:t>mở</w:t>
+      </w:r>
+      <w:proofErr w:type="spellEnd"/>
+      <w:r>
+        <w:rPr>
+          <w:sz w:val="40"/>
+          <w:szCs w:val="40"/>
+        </w:rPr>
+        <w:t xml:space="preserve"> </w:t>
+      </w:r>
+      <w:proofErr w:type="spellStart"/>
+      <w:r>
+        <w:rPr>
+          <w:sz w:val="40"/>
+          <w:szCs w:val="40"/>
+        </w:rPr>
+        <w:t>rộng</w:t>
+      </w:r>
+      <w:proofErr w:type="spellEnd"/>
+      <w:r>
+        <w:rPr>
+          <w:sz w:val="40"/>
+          <w:szCs w:val="40"/>
+        </w:rPr>
+        <w:t xml:space="preserve"> </w:t>
+      </w:r>
+      <w:proofErr w:type="spellStart"/>
+      <w:r>
+        <w:rPr>
+          <w:sz w:val="40"/>
+          <w:szCs w:val="40"/>
+        </w:rPr>
+        <w:t>chuyên</w:t>
+      </w:r>
+      <w:proofErr w:type="spellEnd"/>
+      <w:r>
+        <w:rPr>
+          <w:sz w:val="40"/>
+          <w:szCs w:val="40"/>
+        </w:rPr>
+        <w:t xml:space="preserve"> </w:t>
+      </w:r>
+      <w:proofErr w:type="spellStart"/>
+      <w:r>
+        <w:rPr>
+          <w:sz w:val="40"/>
+          <w:szCs w:val="40"/>
+        </w:rPr>
+        <w:t>môn</w:t>
+      </w:r>
+      <w:proofErr w:type="spellEnd"/>
+      <w:r>
+        <w:rPr>
+          <w:sz w:val="40"/>
+          <w:szCs w:val="40"/>
+        </w:rPr>
+        <w:t xml:space="preserve"> sang </w:t>
+      </w:r>
+      <w:proofErr w:type="spellStart"/>
+      <w:r>
+        <w:rPr>
+          <w:sz w:val="40"/>
+          <w:szCs w:val="40"/>
+        </w:rPr>
+        <w:t>DevOP</w:t>
+      </w:r>
+      <w:proofErr w:type="spellEnd"/>
+      <w:r>
+        <w:rPr>
+          <w:sz w:val="40"/>
+          <w:szCs w:val="40"/>
+        </w:rPr>
+        <w:t xml:space="preserve"> </w:t>
+      </w:r>
+      <w:proofErr w:type="spellStart"/>
+      <w:r>
+        <w:rPr>
+          <w:sz w:val="40"/>
+          <w:szCs w:val="40"/>
+        </w:rPr>
+        <w:t>cũng</w:t>
+      </w:r>
+      <w:proofErr w:type="spellEnd"/>
+      <w:r>
+        <w:rPr>
+          <w:sz w:val="40"/>
+          <w:szCs w:val="40"/>
+        </w:rPr>
+        <w:t xml:space="preserve"> </w:t>
+      </w:r>
+      <w:proofErr w:type="spellStart"/>
+      <w:r>
+        <w:rPr>
+          <w:sz w:val="40"/>
+          <w:szCs w:val="40"/>
+        </w:rPr>
+        <w:t>như</w:t>
+      </w:r>
+      <w:proofErr w:type="spellEnd"/>
+      <w:r>
+        <w:rPr>
+          <w:sz w:val="40"/>
+          <w:szCs w:val="40"/>
+        </w:rPr>
+        <w:t xml:space="preserve"> </w:t>
+      </w:r>
+      <w:proofErr w:type="spellStart"/>
+      <w:r>
+        <w:rPr>
+          <w:sz w:val="40"/>
+          <w:szCs w:val="40"/>
+        </w:rPr>
+        <w:t>các</w:t>
+      </w:r>
+      <w:proofErr w:type="spellEnd"/>
+      <w:r>
+        <w:rPr>
+          <w:sz w:val="40"/>
+          <w:szCs w:val="40"/>
+        </w:rPr>
+        <w:t xml:space="preserve"> </w:t>
+      </w:r>
+      <w:proofErr w:type="spellStart"/>
+      <w:r>
+        <w:rPr>
+          <w:sz w:val="40"/>
+          <w:szCs w:val="40"/>
+        </w:rPr>
+        <w:t>phần</w:t>
+      </w:r>
+      <w:proofErr w:type="spellEnd"/>
+      <w:r>
+        <w:rPr>
+          <w:sz w:val="40"/>
+          <w:szCs w:val="40"/>
+        </w:rPr>
+        <w:t xml:space="preserve"> tech </w:t>
+      </w:r>
+      <w:proofErr w:type="spellStart"/>
+      <w:r>
+        <w:rPr>
+          <w:sz w:val="40"/>
+          <w:szCs w:val="40"/>
+        </w:rPr>
+        <w:t>chưa</w:t>
+      </w:r>
+      <w:proofErr w:type="spellEnd"/>
+      <w:r>
+        <w:rPr>
+          <w:sz w:val="40"/>
+          <w:szCs w:val="40"/>
+        </w:rPr>
+        <w:t xml:space="preserve"> </w:t>
+      </w:r>
+      <w:proofErr w:type="spellStart"/>
+      <w:r>
+        <w:rPr>
+          <w:sz w:val="40"/>
+          <w:szCs w:val="40"/>
+        </w:rPr>
+        <w:t>có</w:t>
+      </w:r>
+      <w:proofErr w:type="spellEnd"/>
+      <w:r>
+        <w:rPr>
+          <w:sz w:val="40"/>
+          <w:szCs w:val="40"/>
+        </w:rPr>
+        <w:t xml:space="preserve"> </w:t>
+      </w:r>
+      <w:proofErr w:type="spellStart"/>
+      <w:r>
+        <w:rPr>
+          <w:sz w:val="40"/>
+          <w:szCs w:val="40"/>
+        </w:rPr>
+        <w:t>kinh</w:t>
+      </w:r>
+      <w:proofErr w:type="spellEnd"/>
+      <w:r>
+        <w:rPr>
+          <w:sz w:val="40"/>
+          <w:szCs w:val="40"/>
+        </w:rPr>
+        <w:t xml:space="preserve"> </w:t>
+      </w:r>
+      <w:proofErr w:type="spellStart"/>
+      <w:r>
+        <w:rPr>
+          <w:sz w:val="40"/>
+          <w:szCs w:val="40"/>
+        </w:rPr>
+        <w:t>nghiệm</w:t>
+      </w:r>
+      <w:proofErr w:type="spellEnd"/>
+      <w:r>
+        <w:rPr>
+          <w:sz w:val="40"/>
+          <w:szCs w:val="40"/>
+        </w:rPr>
+        <w:t xml:space="preserve"> </w:t>
+      </w:r>
+      <w:proofErr w:type="spellStart"/>
+      <w:r>
+        <w:rPr>
+          <w:sz w:val="40"/>
+          <w:szCs w:val="40"/>
+        </w:rPr>
+        <w:t>thực</w:t>
+      </w:r>
+      <w:proofErr w:type="spellEnd"/>
+      <w:r>
+        <w:rPr>
+          <w:sz w:val="40"/>
+          <w:szCs w:val="40"/>
+        </w:rPr>
+        <w:t xml:space="preserve"> </w:t>
+      </w:r>
+      <w:proofErr w:type="spellStart"/>
+      <w:r>
+        <w:rPr>
+          <w:sz w:val="40"/>
+          <w:szCs w:val="40"/>
+        </w:rPr>
+        <w:t>chiến</w:t>
+      </w:r>
+      <w:proofErr w:type="spellEnd"/>
+      <w:r>
+        <w:rPr>
+          <w:sz w:val="40"/>
+          <w:szCs w:val="40"/>
+        </w:rPr>
+        <w:t xml:space="preserve">: Microservice, Event-driven </w:t>
+      </w:r>
+      <w:proofErr w:type="spellStart"/>
+      <w:r>
+        <w:rPr>
+          <w:sz w:val="40"/>
+          <w:szCs w:val="40"/>
+        </w:rPr>
+        <w:t>kiến</w:t>
+      </w:r>
+      <w:proofErr w:type="spellEnd"/>
+      <w:r>
+        <w:rPr>
+          <w:sz w:val="40"/>
+          <w:szCs w:val="40"/>
+        </w:rPr>
+        <w:t xml:space="preserve"> </w:t>
+      </w:r>
+      <w:proofErr w:type="spellStart"/>
+      <w:r>
+        <w:rPr>
+          <w:sz w:val="40"/>
+          <w:szCs w:val="40"/>
+        </w:rPr>
+        <w:t>trúc</w:t>
+      </w:r>
+      <w:proofErr w:type="spellEnd"/>
+      <w:r>
+        <w:rPr>
+          <w:sz w:val="40"/>
+          <w:szCs w:val="40"/>
+        </w:rPr>
+        <w:t xml:space="preserve">. Em hi </w:t>
+      </w:r>
+      <w:proofErr w:type="spellStart"/>
+      <w:r>
+        <w:rPr>
+          <w:sz w:val="40"/>
+          <w:szCs w:val="40"/>
+        </w:rPr>
+        <w:t>vọng</w:t>
+      </w:r>
+      <w:proofErr w:type="spellEnd"/>
+      <w:r>
+        <w:rPr>
+          <w:sz w:val="40"/>
+          <w:szCs w:val="40"/>
+        </w:rPr>
+        <w:t xml:space="preserve"> </w:t>
+      </w:r>
+      <w:proofErr w:type="spellStart"/>
+      <w:r>
+        <w:rPr>
+          <w:sz w:val="40"/>
+          <w:szCs w:val="40"/>
+        </w:rPr>
+        <w:t>buổi</w:t>
+      </w:r>
+      <w:proofErr w:type="spellEnd"/>
+      <w:r>
+        <w:rPr>
+          <w:sz w:val="40"/>
+          <w:szCs w:val="40"/>
+        </w:rPr>
+        <w:t xml:space="preserve"> </w:t>
+      </w:r>
+      <w:proofErr w:type="spellStart"/>
+      <w:r>
+        <w:rPr>
+          <w:sz w:val="40"/>
+          <w:szCs w:val="40"/>
+        </w:rPr>
+        <w:t>pv</w:t>
+      </w:r>
+      <w:proofErr w:type="spellEnd"/>
+      <w:r>
+        <w:rPr>
+          <w:sz w:val="40"/>
+          <w:szCs w:val="40"/>
+        </w:rPr>
+        <w:t xml:space="preserve"> </w:t>
+      </w:r>
+      <w:proofErr w:type="spellStart"/>
+      <w:r>
+        <w:rPr>
+          <w:sz w:val="40"/>
+          <w:szCs w:val="40"/>
+        </w:rPr>
+        <w:t>hôm</w:t>
+      </w:r>
+      <w:proofErr w:type="spellEnd"/>
+      <w:r>
+        <w:rPr>
+          <w:sz w:val="40"/>
+          <w:szCs w:val="40"/>
+        </w:rPr>
+        <w:t xml:space="preserve"> nay </w:t>
+      </w:r>
+      <w:proofErr w:type="spellStart"/>
+      <w:r>
+        <w:rPr>
+          <w:sz w:val="40"/>
+          <w:szCs w:val="40"/>
+        </w:rPr>
+        <w:t>là</w:t>
+      </w:r>
+      <w:proofErr w:type="spellEnd"/>
+      <w:r>
+        <w:rPr>
+          <w:sz w:val="40"/>
+          <w:szCs w:val="40"/>
+        </w:rPr>
+        <w:t xml:space="preserve"> </w:t>
+      </w:r>
+      <w:proofErr w:type="spellStart"/>
+      <w:r>
+        <w:rPr>
+          <w:sz w:val="40"/>
+          <w:szCs w:val="40"/>
+        </w:rPr>
+        <w:t>cơ</w:t>
+      </w:r>
+      <w:proofErr w:type="spellEnd"/>
+      <w:r>
+        <w:rPr>
+          <w:sz w:val="40"/>
+          <w:szCs w:val="40"/>
+        </w:rPr>
+        <w:t xml:space="preserve"> </w:t>
+      </w:r>
+      <w:proofErr w:type="spellStart"/>
+      <w:r>
+        <w:rPr>
+          <w:sz w:val="40"/>
+          <w:szCs w:val="40"/>
+        </w:rPr>
         <w:lastRenderedPageBreak/>
-        <w:t>truy</w:t>
-      </w:r>
-      <w:proofErr w:type="spellEnd"/>
-      <w:r>
-        <w:rPr>
-          <w:sz w:val="40"/>
-          <w:szCs w:val="40"/>
-        </w:rPr>
-        <w:t xml:space="preserve"> </w:t>
-      </w:r>
-      <w:proofErr w:type="spellStart"/>
-      <w:r>
-        <w:rPr>
-          <w:sz w:val="40"/>
-          <w:szCs w:val="40"/>
-        </w:rPr>
-        <w:t>vấn</w:t>
-      </w:r>
-      <w:proofErr w:type="spellEnd"/>
-      <w:r>
-        <w:rPr>
-          <w:sz w:val="40"/>
-          <w:szCs w:val="40"/>
-        </w:rPr>
-        <w:t xml:space="preserve">, </w:t>
-      </w:r>
-      <w:proofErr w:type="spellStart"/>
-      <w:r>
-        <w:rPr>
-          <w:sz w:val="40"/>
-          <w:szCs w:val="40"/>
-        </w:rPr>
-        <w:t>xây</w:t>
-      </w:r>
-      <w:proofErr w:type="spellEnd"/>
-      <w:r>
-        <w:rPr>
-          <w:sz w:val="40"/>
-          <w:szCs w:val="40"/>
-        </w:rPr>
-        <w:t xml:space="preserve"> </w:t>
-      </w:r>
-      <w:proofErr w:type="spellStart"/>
-      <w:r>
-        <w:rPr>
-          <w:sz w:val="40"/>
-          <w:szCs w:val="40"/>
-        </w:rPr>
-        <w:t>dựng</w:t>
-      </w:r>
-      <w:proofErr w:type="spellEnd"/>
-      <w:r>
-        <w:rPr>
-          <w:sz w:val="40"/>
-          <w:szCs w:val="40"/>
-        </w:rPr>
-        <w:t xml:space="preserve"> UI Frontend </w:t>
-      </w:r>
-      <w:proofErr w:type="spellStart"/>
-      <w:r>
-        <w:rPr>
-          <w:sz w:val="40"/>
-          <w:szCs w:val="40"/>
-        </w:rPr>
-        <w:t>với</w:t>
-      </w:r>
-      <w:proofErr w:type="spellEnd"/>
-      <w:r>
-        <w:rPr>
-          <w:sz w:val="40"/>
-          <w:szCs w:val="40"/>
-        </w:rPr>
-        <w:t xml:space="preserve"> React. </w:t>
-      </w:r>
-      <w:proofErr w:type="spellStart"/>
-      <w:r>
-        <w:rPr>
-          <w:sz w:val="40"/>
-          <w:szCs w:val="40"/>
-        </w:rPr>
-        <w:t>Hiện</w:t>
-      </w:r>
-      <w:proofErr w:type="spellEnd"/>
-      <w:r>
-        <w:rPr>
-          <w:sz w:val="40"/>
-          <w:szCs w:val="40"/>
-        </w:rPr>
-        <w:t xml:space="preserve"> </w:t>
-      </w:r>
-      <w:proofErr w:type="spellStart"/>
-      <w:r>
-        <w:rPr>
-          <w:sz w:val="40"/>
-          <w:szCs w:val="40"/>
-        </w:rPr>
-        <w:t>tại</w:t>
-      </w:r>
-      <w:proofErr w:type="spellEnd"/>
-      <w:r>
-        <w:rPr>
-          <w:sz w:val="40"/>
-          <w:szCs w:val="40"/>
-        </w:rPr>
-        <w:t xml:space="preserve">, </w:t>
-      </w:r>
-      <w:proofErr w:type="spellStart"/>
-      <w:r>
-        <w:rPr>
-          <w:sz w:val="40"/>
-          <w:szCs w:val="40"/>
-        </w:rPr>
-        <w:t>với</w:t>
-      </w:r>
-      <w:proofErr w:type="spellEnd"/>
-      <w:r>
-        <w:rPr>
-          <w:sz w:val="40"/>
-          <w:szCs w:val="40"/>
-        </w:rPr>
-        <w:t xml:space="preserve"> </w:t>
-      </w:r>
-      <w:proofErr w:type="spellStart"/>
-      <w:r>
-        <w:rPr>
-          <w:sz w:val="40"/>
-          <w:szCs w:val="40"/>
-        </w:rPr>
-        <w:t>mục</w:t>
-      </w:r>
-      <w:proofErr w:type="spellEnd"/>
-      <w:r>
-        <w:rPr>
-          <w:sz w:val="40"/>
-          <w:szCs w:val="40"/>
-        </w:rPr>
-        <w:t xml:space="preserve"> </w:t>
-      </w:r>
-      <w:proofErr w:type="spellStart"/>
-      <w:r>
-        <w:rPr>
-          <w:sz w:val="40"/>
-          <w:szCs w:val="40"/>
-        </w:rPr>
-        <w:t>tiêu</w:t>
-      </w:r>
-      <w:proofErr w:type="spellEnd"/>
-      <w:r>
-        <w:rPr>
-          <w:sz w:val="40"/>
-          <w:szCs w:val="40"/>
-        </w:rPr>
-        <w:t xml:space="preserve"> </w:t>
-      </w:r>
-      <w:proofErr w:type="spellStart"/>
-      <w:r>
-        <w:rPr>
-          <w:sz w:val="40"/>
-          <w:szCs w:val="40"/>
-        </w:rPr>
-        <w:t>hướng</w:t>
-      </w:r>
-      <w:proofErr w:type="spellEnd"/>
-      <w:r>
-        <w:rPr>
-          <w:sz w:val="40"/>
-          <w:szCs w:val="40"/>
-        </w:rPr>
-        <w:t xml:space="preserve"> </w:t>
-      </w:r>
-      <w:proofErr w:type="spellStart"/>
-      <w:r>
-        <w:rPr>
-          <w:sz w:val="40"/>
-          <w:szCs w:val="40"/>
-        </w:rPr>
-        <w:t>tới</w:t>
-      </w:r>
-      <w:proofErr w:type="spellEnd"/>
-      <w:r>
-        <w:rPr>
-          <w:sz w:val="40"/>
-          <w:szCs w:val="40"/>
-        </w:rPr>
-        <w:t xml:space="preserve"> </w:t>
-      </w:r>
-      <w:proofErr w:type="spellStart"/>
-      <w:r>
-        <w:rPr>
-          <w:sz w:val="40"/>
-          <w:szCs w:val="40"/>
-        </w:rPr>
-        <w:t>việc</w:t>
-      </w:r>
-      <w:proofErr w:type="spellEnd"/>
-      <w:r>
-        <w:rPr>
-          <w:sz w:val="40"/>
-          <w:szCs w:val="40"/>
-        </w:rPr>
-        <w:t xml:space="preserve"> </w:t>
-      </w:r>
-      <w:proofErr w:type="spellStart"/>
-      <w:r>
-        <w:rPr>
-          <w:sz w:val="40"/>
-          <w:szCs w:val="40"/>
-        </w:rPr>
-        <w:t>phát</w:t>
-      </w:r>
-      <w:proofErr w:type="spellEnd"/>
-      <w:r>
-        <w:rPr>
-          <w:sz w:val="40"/>
-          <w:szCs w:val="40"/>
-        </w:rPr>
-        <w:t xml:space="preserve"> </w:t>
-      </w:r>
-      <w:proofErr w:type="spellStart"/>
-      <w:r>
-        <w:rPr>
-          <w:sz w:val="40"/>
-          <w:szCs w:val="40"/>
-        </w:rPr>
-        <w:t>triển</w:t>
-      </w:r>
-      <w:proofErr w:type="spellEnd"/>
-      <w:r>
-        <w:rPr>
-          <w:sz w:val="40"/>
-          <w:szCs w:val="40"/>
-        </w:rPr>
-        <w:t xml:space="preserve"> </w:t>
-      </w:r>
-      <w:proofErr w:type="spellStart"/>
-      <w:r>
-        <w:rPr>
-          <w:sz w:val="40"/>
-          <w:szCs w:val="40"/>
-        </w:rPr>
-        <w:t>từ</w:t>
-      </w:r>
-      <w:proofErr w:type="spellEnd"/>
-      <w:r>
-        <w:rPr>
-          <w:sz w:val="40"/>
-          <w:szCs w:val="40"/>
-        </w:rPr>
-        <w:t xml:space="preserve"> junior -&gt; middle, </w:t>
-      </w:r>
-      <w:proofErr w:type="spellStart"/>
-      <w:r>
-        <w:rPr>
-          <w:sz w:val="40"/>
-          <w:szCs w:val="40"/>
-        </w:rPr>
-        <w:t>em</w:t>
-      </w:r>
-      <w:proofErr w:type="spellEnd"/>
-      <w:r>
-        <w:rPr>
-          <w:sz w:val="40"/>
-          <w:szCs w:val="40"/>
-        </w:rPr>
-        <w:t xml:space="preserve"> </w:t>
-      </w:r>
-      <w:proofErr w:type="spellStart"/>
-      <w:r>
-        <w:rPr>
-          <w:sz w:val="40"/>
-          <w:szCs w:val="40"/>
-        </w:rPr>
-        <w:t>đang</w:t>
-      </w:r>
-      <w:proofErr w:type="spellEnd"/>
-      <w:r>
-        <w:rPr>
-          <w:sz w:val="40"/>
-          <w:szCs w:val="40"/>
-        </w:rPr>
-        <w:t xml:space="preserve"> </w:t>
-      </w:r>
-      <w:proofErr w:type="spellStart"/>
-      <w:r>
-        <w:rPr>
-          <w:sz w:val="40"/>
-          <w:szCs w:val="40"/>
-        </w:rPr>
-        <w:t>mở</w:t>
-      </w:r>
-      <w:proofErr w:type="spellEnd"/>
-      <w:r>
-        <w:rPr>
-          <w:sz w:val="40"/>
-          <w:szCs w:val="40"/>
-        </w:rPr>
-        <w:t xml:space="preserve"> </w:t>
-      </w:r>
-      <w:proofErr w:type="spellStart"/>
-      <w:r>
-        <w:rPr>
-          <w:sz w:val="40"/>
-          <w:szCs w:val="40"/>
-        </w:rPr>
-        <w:t>rộng</w:t>
-      </w:r>
-      <w:proofErr w:type="spellEnd"/>
-      <w:r>
-        <w:rPr>
-          <w:sz w:val="40"/>
-          <w:szCs w:val="40"/>
-        </w:rPr>
-        <w:t xml:space="preserve"> </w:t>
-      </w:r>
-      <w:proofErr w:type="spellStart"/>
-      <w:r>
-        <w:rPr>
-          <w:sz w:val="40"/>
-          <w:szCs w:val="40"/>
-        </w:rPr>
-        <w:t>chuyên</w:t>
-      </w:r>
-      <w:proofErr w:type="spellEnd"/>
-      <w:r>
-        <w:rPr>
-          <w:sz w:val="40"/>
-          <w:szCs w:val="40"/>
-        </w:rPr>
-        <w:t xml:space="preserve"> </w:t>
-      </w:r>
-      <w:proofErr w:type="spellStart"/>
-      <w:r>
-        <w:rPr>
-          <w:sz w:val="40"/>
-          <w:szCs w:val="40"/>
-        </w:rPr>
-        <w:t>môn</w:t>
-      </w:r>
-      <w:proofErr w:type="spellEnd"/>
-      <w:r>
-        <w:rPr>
-          <w:sz w:val="40"/>
-          <w:szCs w:val="40"/>
-        </w:rPr>
-        <w:t xml:space="preserve"> sang </w:t>
-      </w:r>
-      <w:proofErr w:type="spellStart"/>
-      <w:r>
-        <w:rPr>
-          <w:sz w:val="40"/>
-          <w:szCs w:val="40"/>
-        </w:rPr>
-        <w:t>DevOP</w:t>
-      </w:r>
-      <w:proofErr w:type="spellEnd"/>
-      <w:r>
-        <w:rPr>
-          <w:sz w:val="40"/>
-          <w:szCs w:val="40"/>
-        </w:rPr>
-        <w:t xml:space="preserve"> </w:t>
-      </w:r>
-      <w:proofErr w:type="spellStart"/>
-      <w:r>
-        <w:rPr>
-          <w:sz w:val="40"/>
-          <w:szCs w:val="40"/>
-        </w:rPr>
-        <w:t>cũng</w:t>
-      </w:r>
-      <w:proofErr w:type="spellEnd"/>
-      <w:r>
-        <w:rPr>
-          <w:sz w:val="40"/>
-          <w:szCs w:val="40"/>
-        </w:rPr>
-        <w:t xml:space="preserve"> </w:t>
-      </w:r>
-      <w:proofErr w:type="spellStart"/>
-      <w:r>
-        <w:rPr>
-          <w:sz w:val="40"/>
-          <w:szCs w:val="40"/>
-        </w:rPr>
-        <w:t>như</w:t>
-      </w:r>
-      <w:proofErr w:type="spellEnd"/>
-      <w:r>
-        <w:rPr>
-          <w:sz w:val="40"/>
-          <w:szCs w:val="40"/>
-        </w:rPr>
-        <w:t xml:space="preserve"> </w:t>
-      </w:r>
-      <w:proofErr w:type="spellStart"/>
-      <w:r>
-        <w:rPr>
-          <w:sz w:val="40"/>
-          <w:szCs w:val="40"/>
-        </w:rPr>
-        <w:t>các</w:t>
-      </w:r>
-      <w:proofErr w:type="spellEnd"/>
-      <w:r>
-        <w:rPr>
-          <w:sz w:val="40"/>
-          <w:szCs w:val="40"/>
-        </w:rPr>
-        <w:t xml:space="preserve"> </w:t>
-      </w:r>
-      <w:proofErr w:type="spellStart"/>
-      <w:r>
-        <w:rPr>
-          <w:sz w:val="40"/>
-          <w:szCs w:val="40"/>
-        </w:rPr>
-        <w:t>phần</w:t>
-      </w:r>
-      <w:proofErr w:type="spellEnd"/>
-      <w:r>
-        <w:rPr>
-          <w:sz w:val="40"/>
-          <w:szCs w:val="40"/>
-        </w:rPr>
-        <w:t xml:space="preserve"> tech </w:t>
-      </w:r>
-      <w:proofErr w:type="spellStart"/>
-      <w:r>
-        <w:rPr>
-          <w:sz w:val="40"/>
-          <w:szCs w:val="40"/>
-        </w:rPr>
-        <w:t>chưa</w:t>
-      </w:r>
-      <w:proofErr w:type="spellEnd"/>
-      <w:r>
-        <w:rPr>
-          <w:sz w:val="40"/>
-          <w:szCs w:val="40"/>
-        </w:rPr>
-        <w:t xml:space="preserve"> </w:t>
-      </w:r>
-      <w:proofErr w:type="spellStart"/>
-      <w:r>
-        <w:rPr>
-          <w:sz w:val="40"/>
-          <w:szCs w:val="40"/>
-        </w:rPr>
-        <w:t>có</w:t>
-      </w:r>
-      <w:proofErr w:type="spellEnd"/>
-      <w:r>
-        <w:rPr>
-          <w:sz w:val="40"/>
-          <w:szCs w:val="40"/>
-        </w:rPr>
-        <w:t xml:space="preserve"> </w:t>
-      </w:r>
-      <w:proofErr w:type="spellStart"/>
-      <w:r>
-        <w:rPr>
-          <w:sz w:val="40"/>
-          <w:szCs w:val="40"/>
-        </w:rPr>
-        <w:t>kinh</w:t>
-      </w:r>
-      <w:proofErr w:type="spellEnd"/>
-      <w:r>
-        <w:rPr>
-          <w:sz w:val="40"/>
-          <w:szCs w:val="40"/>
-        </w:rPr>
-        <w:t xml:space="preserve"> </w:t>
-      </w:r>
-      <w:proofErr w:type="spellStart"/>
-      <w:r>
-        <w:rPr>
-          <w:sz w:val="40"/>
-          <w:szCs w:val="40"/>
-        </w:rPr>
-        <w:t>nghiệm</w:t>
-      </w:r>
-      <w:proofErr w:type="spellEnd"/>
-      <w:r>
-        <w:rPr>
-          <w:sz w:val="40"/>
-          <w:szCs w:val="40"/>
-        </w:rPr>
-        <w:t xml:space="preserve"> </w:t>
-      </w:r>
-      <w:proofErr w:type="spellStart"/>
-      <w:r>
-        <w:rPr>
-          <w:sz w:val="40"/>
-          <w:szCs w:val="40"/>
-        </w:rPr>
-        <w:t>thực</w:t>
-      </w:r>
-      <w:proofErr w:type="spellEnd"/>
-      <w:r>
-        <w:rPr>
-          <w:sz w:val="40"/>
-          <w:szCs w:val="40"/>
-        </w:rPr>
-        <w:t xml:space="preserve"> </w:t>
-      </w:r>
-      <w:proofErr w:type="spellStart"/>
-      <w:r>
-        <w:rPr>
-          <w:sz w:val="40"/>
-          <w:szCs w:val="40"/>
-        </w:rPr>
-        <w:t>chiến</w:t>
-      </w:r>
-      <w:proofErr w:type="spellEnd"/>
-      <w:r>
-        <w:rPr>
-          <w:sz w:val="40"/>
-          <w:szCs w:val="40"/>
-        </w:rPr>
-        <w:t xml:space="preserve">: Microservice, Event-driven </w:t>
-      </w:r>
-      <w:proofErr w:type="spellStart"/>
-      <w:r>
-        <w:rPr>
-          <w:sz w:val="40"/>
-          <w:szCs w:val="40"/>
-        </w:rPr>
-        <w:t>kiến</w:t>
-      </w:r>
-      <w:proofErr w:type="spellEnd"/>
-      <w:r>
-        <w:rPr>
-          <w:sz w:val="40"/>
-          <w:szCs w:val="40"/>
-        </w:rPr>
-        <w:t xml:space="preserve"> </w:t>
-      </w:r>
-      <w:proofErr w:type="spellStart"/>
-      <w:r>
-        <w:rPr>
-          <w:sz w:val="40"/>
-          <w:szCs w:val="40"/>
-        </w:rPr>
-        <w:t>trúc</w:t>
-      </w:r>
-      <w:proofErr w:type="spellEnd"/>
-      <w:r>
-        <w:rPr>
-          <w:sz w:val="40"/>
-          <w:szCs w:val="40"/>
-        </w:rPr>
-        <w:t xml:space="preserve">. Em hi </w:t>
-      </w:r>
-      <w:proofErr w:type="spellStart"/>
-      <w:r>
-        <w:rPr>
-          <w:sz w:val="40"/>
-          <w:szCs w:val="40"/>
-        </w:rPr>
-        <w:t>vọng</w:t>
-      </w:r>
-      <w:proofErr w:type="spellEnd"/>
-      <w:r>
-        <w:rPr>
-          <w:sz w:val="40"/>
-          <w:szCs w:val="40"/>
-        </w:rPr>
-        <w:t xml:space="preserve"> </w:t>
-      </w:r>
-      <w:proofErr w:type="spellStart"/>
-      <w:r>
-        <w:rPr>
-          <w:sz w:val="40"/>
-          <w:szCs w:val="40"/>
-        </w:rPr>
-        <w:t>buổi</w:t>
-      </w:r>
-      <w:proofErr w:type="spellEnd"/>
-      <w:r>
-        <w:rPr>
-          <w:sz w:val="40"/>
-          <w:szCs w:val="40"/>
-        </w:rPr>
-        <w:t xml:space="preserve"> </w:t>
-      </w:r>
-      <w:proofErr w:type="spellStart"/>
-      <w:r>
-        <w:rPr>
-          <w:sz w:val="40"/>
-          <w:szCs w:val="40"/>
-        </w:rPr>
-        <w:t>pv</w:t>
-      </w:r>
-      <w:proofErr w:type="spellEnd"/>
-      <w:r>
-        <w:rPr>
-          <w:sz w:val="40"/>
-          <w:szCs w:val="40"/>
-        </w:rPr>
-        <w:t xml:space="preserve"> </w:t>
-      </w:r>
-      <w:proofErr w:type="spellStart"/>
-      <w:r>
-        <w:rPr>
-          <w:sz w:val="40"/>
-          <w:szCs w:val="40"/>
-        </w:rPr>
-        <w:t>hôm</w:t>
-      </w:r>
-      <w:proofErr w:type="spellEnd"/>
-      <w:r>
-        <w:rPr>
-          <w:sz w:val="40"/>
-          <w:szCs w:val="40"/>
-        </w:rPr>
-        <w:t xml:space="preserve"> nay </w:t>
-      </w:r>
-      <w:proofErr w:type="spellStart"/>
-      <w:r>
-        <w:rPr>
-          <w:sz w:val="40"/>
-          <w:szCs w:val="40"/>
-        </w:rPr>
-        <w:t>là</w:t>
-      </w:r>
-      <w:proofErr w:type="spellEnd"/>
-      <w:r>
-        <w:rPr>
-          <w:sz w:val="40"/>
-          <w:szCs w:val="40"/>
-        </w:rPr>
-        <w:t xml:space="preserve"> </w:t>
-      </w:r>
-      <w:proofErr w:type="spellStart"/>
-      <w:r>
-        <w:rPr>
-          <w:sz w:val="40"/>
-          <w:szCs w:val="40"/>
-        </w:rPr>
-        <w:t>cơ</w:t>
-      </w:r>
-      <w:proofErr w:type="spellEnd"/>
-      <w:r>
-        <w:rPr>
-          <w:sz w:val="40"/>
-          <w:szCs w:val="40"/>
-        </w:rPr>
-        <w:t xml:space="preserve"> </w:t>
-      </w:r>
-      <w:proofErr w:type="spellStart"/>
-      <w:r>
-        <w:rPr>
-          <w:sz w:val="40"/>
-          <w:szCs w:val="40"/>
-        </w:rPr>
         <w:t>hội</w:t>
       </w:r>
       <w:proofErr w:type="spellEnd"/>
@@ -20389,21 +20996,12 @@
           <w:szCs w:val="40"/>
         </w:rPr>
       </w:pPr>
-      <w:proofErr w:type="spellStart"/>
-      <w:r>
-        <w:rPr>
-          <w:sz w:val="40"/>
-          <w:szCs w:val="40"/>
-        </w:rPr>
-        <w:t>Wina</w:t>
-      </w:r>
-      <w:proofErr w:type="spellEnd"/>
-      <w:r>
-        <w:rPr>
-          <w:sz w:val="40"/>
-          <w:szCs w:val="40"/>
-        </w:rPr>
-        <w:t xml:space="preserve"> </w:t>
+      <w:r>
+        <w:rPr>
+          <w:sz w:val="40"/>
+          <w:szCs w:val="40"/>
+        </w:rPr>
+        <w:t xml:space="preserve">Wina </w:t>
       </w:r>
       <w:proofErr w:type="spellStart"/>
       <w:r>
@@ -21015,7 +21613,6 @@
           <w:sz w:val="40"/>
           <w:szCs w:val="40"/>
         </w:rPr>
-        <w:lastRenderedPageBreak/>
         <w:t>Đối</w:t>
       </w:r>
       <w:proofErr w:type="spellEnd"/>
@@ -21454,6 +22051,7 @@
           <w:sz w:val="40"/>
           <w:szCs w:val="40"/>
         </w:rPr>
+        <w:lastRenderedPageBreak/>
         <w:t>+</w:t>
       </w:r>
       <w:proofErr w:type="spellStart"/>
@@ -23095,7 +23693,6 @@
           <w:sz w:val="40"/>
           <w:szCs w:val="40"/>
         </w:rPr>
-        <w:lastRenderedPageBreak/>
         <w:t>Lớp</w:t>
       </w:r>
       <w:proofErr w:type="spellEnd"/>
@@ -23670,7 +24267,15 @@
           <w:sz w:val="40"/>
           <w:szCs w:val="40"/>
         </w:rPr>
-        <w:t xml:space="preserve"> roles. Authorization: Thay </w:t>
+        <w:t xml:space="preserve"> </w:t>
+      </w:r>
+      <w:r>
+        <w:rPr>
+          <w:sz w:val="40"/>
+          <w:szCs w:val="40"/>
+        </w:rPr>
+        <w:lastRenderedPageBreak/>
+        <w:t xml:space="preserve">roles. Authorization: Thay </w:t>
       </w:r>
       <w:proofErr w:type="spellStart"/>
       <w:r>
@@ -23686,23 +24291,7 @@
           <w:sz w:val="40"/>
           <w:szCs w:val="40"/>
         </w:rPr>
-        <w:t xml:space="preserve"> dung @</w:t>
-      </w:r>
-      <w:proofErr w:type="gramStart"/>
-      <w:r>
-        <w:rPr>
-          <w:sz w:val="40"/>
-          <w:szCs w:val="40"/>
-        </w:rPr>
-        <w:t>PreAuthorize(</w:t>
-      </w:r>
-      <w:proofErr w:type="gramEnd"/>
-      <w:r>
-        <w:rPr>
-          <w:sz w:val="40"/>
-          <w:szCs w:val="40"/>
-        </w:rPr>
-        <w:t xml:space="preserve">hasRole…) </w:t>
+        <w:t xml:space="preserve"> dung @PreAuthorize(hasRole…) </w:t>
       </w:r>
       <w:proofErr w:type="spellStart"/>
       <w:r>
@@ -25072,7 +25661,6 @@
           <w:sz w:val="40"/>
           <w:szCs w:val="40"/>
         </w:rPr>
-        <w:lastRenderedPageBreak/>
         <w:t xml:space="preserve">- Authentication: username + password -&gt; backend create AT and RT then save RT to Redis whitelist. After that, return AT in JSON body and RT in </w:t>
       </w:r>
       <w:proofErr w:type="spellStart"/>
@@ -25120,6 +25708,7 @@
           <w:sz w:val="40"/>
           <w:szCs w:val="40"/>
         </w:rPr>
+        <w:lastRenderedPageBreak/>
         <w:t>Slient</w:t>
       </w:r>
       <w:proofErr w:type="spellEnd"/>
@@ -25128,39 +25717,7 @@
           <w:sz w:val="40"/>
           <w:szCs w:val="40"/>
         </w:rPr>
-        <w:t xml:space="preserve"> Refresh: AT expired =&gt; Backend </w:t>
-      </w:r>
-      <w:proofErr w:type="gramStart"/>
-      <w:r>
-        <w:rPr>
-          <w:sz w:val="40"/>
-          <w:szCs w:val="40"/>
-        </w:rPr>
-        <w:t>return</w:t>
-      </w:r>
-      <w:proofErr w:type="gramEnd"/>
-      <w:r>
-        <w:rPr>
-          <w:sz w:val="40"/>
-          <w:szCs w:val="40"/>
-        </w:rPr>
-        <w:t xml:space="preserve"> 401. Frontend doesn't error to client but send /auth/refresh. Backend then checks whitelist, if equal, blacklist AT and create new AT and RT, update whitelist. Client </w:t>
-      </w:r>
-      <w:proofErr w:type="gramStart"/>
-      <w:r>
-        <w:rPr>
-          <w:sz w:val="40"/>
-          <w:szCs w:val="40"/>
-        </w:rPr>
-        <w:t>get</w:t>
-      </w:r>
-      <w:proofErr w:type="gramEnd"/>
-      <w:r>
-        <w:rPr>
-          <w:sz w:val="40"/>
-          <w:szCs w:val="40"/>
-        </w:rPr>
-        <w:t xml:space="preserve"> new AT and reuse request.</w:t>
+        <w:t xml:space="preserve"> Refresh: AT expired =&gt; Backend return 401. Frontend doesn't error to client but send /auth/refresh. Backend then checks whitelist, if equal, blacklist AT and create new AT and RT, update whitelist. Client get new AT and reuse request.</w:t>
       </w:r>
     </w:p>
     <w:p>
@@ -25327,23 +25884,7 @@
           <w:sz w:val="40"/>
           <w:szCs w:val="40"/>
         </w:rPr>
-        <w:t xml:space="preserve"> (</w:t>
-      </w:r>
-      <w:proofErr w:type="gramStart"/>
-      <w:r>
-        <w:rPr>
-          <w:sz w:val="40"/>
-          <w:szCs w:val="40"/>
-        </w:rPr>
-        <w:t>White list</w:t>
-      </w:r>
-      <w:proofErr w:type="gramEnd"/>
-      <w:r>
-        <w:rPr>
-          <w:sz w:val="40"/>
-          <w:szCs w:val="40"/>
-        </w:rPr>
-        <w:t xml:space="preserve"> -&gt; </w:t>
+        <w:t xml:space="preserve"> (White list -&gt; </w:t>
       </w:r>
       <w:proofErr w:type="spellStart"/>
       <w:r>
@@ -25407,23 +25948,7 @@
           <w:sz w:val="40"/>
           <w:szCs w:val="40"/>
         </w:rPr>
-        <w:t xml:space="preserve"> dung, </w:t>
-      </w:r>
-      <w:proofErr w:type="gramStart"/>
-      <w:r>
-        <w:rPr>
-          <w:sz w:val="40"/>
-          <w:szCs w:val="40"/>
-        </w:rPr>
-        <w:t>Black list</w:t>
-      </w:r>
-      <w:proofErr w:type="gramEnd"/>
-      <w:r>
-        <w:rPr>
-          <w:sz w:val="40"/>
-          <w:szCs w:val="40"/>
-        </w:rPr>
-        <w:t xml:space="preserve"> </w:t>
+        <w:t xml:space="preserve"> dung, Black list </w:t>
       </w:r>
       <w:proofErr w:type="spellStart"/>
       <w:r>
@@ -25955,7 +26480,6 @@
           <w:sz w:val="40"/>
           <w:szCs w:val="40"/>
         </w:rPr>
-        <w:lastRenderedPageBreak/>
         <w:t>+</w:t>
       </w:r>
       <w:proofErr w:type="spellStart"/>
@@ -26596,6 +27120,7 @@
           <w:sz w:val="40"/>
           <w:szCs w:val="40"/>
         </w:rPr>
+        <w:lastRenderedPageBreak/>
         <w:t>trang</w:t>
       </w:r>
       <w:proofErr w:type="spellEnd"/>
@@ -27653,7 +28178,6 @@
           <w:sz w:val="40"/>
           <w:szCs w:val="40"/>
         </w:rPr>
-        <w:lastRenderedPageBreak/>
         <w:t xml:space="preserve">TTL: lookup data </w:t>
       </w:r>
       <w:proofErr w:type="spellStart"/>
@@ -28838,6 +29362,7 @@
   <w:style w:type="character" w:default="1" w:styleId="DefaultParagraphFont">
     <w:name w:val="Default Paragraph Font"/>
     <w:uiPriority w:val="1"/>
+    <w:semiHidden/>
     <w:unhideWhenUsed/>
   </w:style>
   <w:style w:type="table" w:default="1" w:styleId="TableNormal">
